--- a/E5/Az5.docx
+++ b/E5/Az5.docx
@@ -801,6 +801,7 @@
       <w:r>
         <w:rPr>
           <w:rFonts w:ascii="Calibri" w:eastAsiaTheme="minorEastAsia" w:hAnsi="Calibri" w:cs="Calibri"/>
+          <w:noProof/>
           <w:rtl/>
           <w:lang w:bidi="fa-IR"/>
         </w:rPr>
@@ -1230,6 +1231,7 @@
       <w:r>
         <w:rPr>
           <w:rFonts w:ascii="Calibri" w:eastAsiaTheme="minorEastAsia" w:hAnsi="Calibri" w:cs="Calibri"/>
+          <w:noProof/>
           <w:rtl/>
           <w:lang w:bidi="fa-IR"/>
         </w:rPr>
@@ -8519,6 +8521,48 @@
           <w:lang w:bidi="fa-IR"/>
         </w:rPr>
       </w:pPr>
+      <w:r>
+        <w:rPr>
+          <w:rFonts w:ascii="Calibri" w:hAnsi="Calibri" w:cs="Calibri"/>
+          <w:rtl/>
+          <w:lang w:bidi="fa-IR"/>
+        </w:rPr>
+        <w:drawing>
+          <wp:inline distT="0" distB="0" distL="0" distR="0" wp14:anchorId="71A8E1AE" wp14:editId="23BFE15F">
+            <wp:extent cx="5943600" cy="4140200"/>
+            <wp:effectExtent l="0" t="0" r="0" b="0"/>
+            <wp:docPr id="583758989" name="Picture 1"/>
+            <wp:cNvGraphicFramePr>
+              <a:graphicFrameLocks xmlns:a="http://schemas.openxmlformats.org/drawingml/2006/main" noChangeAspect="1"/>
+            </wp:cNvGraphicFramePr>
+            <a:graphic xmlns:a="http://schemas.openxmlformats.org/drawingml/2006/main">
+              <a:graphicData uri="http://schemas.openxmlformats.org/drawingml/2006/picture">
+                <pic:pic xmlns:pic="http://schemas.openxmlformats.org/drawingml/2006/picture">
+                  <pic:nvPicPr>
+                    <pic:cNvPr id="583758989" name=""/>
+                    <pic:cNvPicPr/>
+                  </pic:nvPicPr>
+                  <pic:blipFill>
+                    <a:blip r:embed="rId9"/>
+                    <a:stretch>
+                      <a:fillRect/>
+                    </a:stretch>
+                  </pic:blipFill>
+                  <pic:spPr>
+                    <a:xfrm>
+                      <a:off x="0" y="0"/>
+                      <a:ext cx="5943600" cy="4140200"/>
+                    </a:xfrm>
+                    <a:prstGeom prst="rect">
+                      <a:avLst/>
+                    </a:prstGeom>
+                  </pic:spPr>
+                </pic:pic>
+              </a:graphicData>
+            </a:graphic>
+          </wp:inline>
+        </w:drawing>
+      </w:r>
     </w:p>
     <w:p>
       <w:pPr>
@@ -8581,6 +8625,7 @@
           <w:rtl/>
           <w:lang w:bidi="fa-IR"/>
         </w:rPr>
+        <w:lastRenderedPageBreak/>
         <w:t>تست مدار:</w:t>
       </w:r>
     </w:p>
@@ -8612,31 +8657,29 @@
         <w:pStyle w:val="ListParagraph"/>
         <w:bidi/>
         <w:rPr>
-          <w:rFonts w:ascii="Calibri" w:eastAsiaTheme="majorEastAsia" w:hAnsi="Calibri" w:cs="Calibri" w:hint="cs"/>
-          <w:rtl/>
-          <w:lang w:bidi="fa-IR"/>
-        </w:rPr>
-      </w:pPr>
-      <w:r>
-        <w:rPr>
           <w:rFonts w:ascii="Calibri" w:eastAsiaTheme="majorEastAsia" w:hAnsi="Calibri" w:cs="Calibri"/>
-          <w:i/>
+          <w:lang w:bidi="fa-IR"/>
+        </w:rPr>
+      </w:pPr>
+      <w:r>
+        <w:rPr>
+          <w:rFonts w:ascii="Calibri" w:eastAsiaTheme="majorEastAsia" w:hAnsi="Calibri" w:cs="Calibri"/>
           <w:rtl/>
           <w:lang w:bidi="fa-IR"/>
         </w:rPr>
         <w:drawing>
-          <wp:anchor distT="0" distB="0" distL="114300" distR="114300" simplePos="0" relativeHeight="251667456" behindDoc="0" locked="0" layoutInCell="1" allowOverlap="1" wp14:anchorId="7EBA92A5" wp14:editId="018DA831">
+          <wp:anchor distT="0" distB="0" distL="114300" distR="114300" simplePos="0" relativeHeight="251667456" behindDoc="0" locked="0" layoutInCell="1" allowOverlap="1" wp14:anchorId="449970B3" wp14:editId="06938B20">
             <wp:simplePos x="0" y="0"/>
-            <wp:positionH relativeFrom="column">
-              <wp:posOffset>-113168</wp:posOffset>
+            <wp:positionH relativeFrom="margin">
+              <wp:align>right</wp:align>
             </wp:positionH>
             <wp:positionV relativeFrom="paragraph">
-              <wp:posOffset>297382</wp:posOffset>
+              <wp:posOffset>618790</wp:posOffset>
             </wp:positionV>
-            <wp:extent cx="5943600" cy="2857500"/>
+            <wp:extent cx="5943600" cy="2597150"/>
             <wp:effectExtent l="0" t="0" r="0" b="0"/>
             <wp:wrapSquare wrapText="bothSides"/>
-            <wp:docPr id="897084961" name="Picture 1"/>
+            <wp:docPr id="151370883" name="Picture 1"/>
             <wp:cNvGraphicFramePr>
               <a:graphicFrameLocks xmlns:a="http://schemas.openxmlformats.org/drawingml/2006/main" noChangeAspect="1"/>
             </wp:cNvGraphicFramePr>
@@ -8644,11 +8687,11 @@
               <a:graphicData uri="http://schemas.openxmlformats.org/drawingml/2006/picture">
                 <pic:pic xmlns:pic="http://schemas.openxmlformats.org/drawingml/2006/picture">
                   <pic:nvPicPr>
-                    <pic:cNvPr id="897084961" name=""/>
+                    <pic:cNvPr id="151370883" name=""/>
                     <pic:cNvPicPr/>
                   </pic:nvPicPr>
                   <pic:blipFill>
-                    <a:blip r:embed="rId9">
+                    <a:blip r:embed="rId10" cstate="print">
                       <a:extLst>
                         <a:ext uri="{28A0092B-C50C-407E-A947-70E740481C1C}">
                           <a14:useLocalDpi xmlns:a14="http://schemas.microsoft.com/office/drawing/2010/main" val="0"/>
@@ -8662,7 +8705,7 @@
                   <pic:spPr>
                     <a:xfrm>
                       <a:off x="0" y="0"/>
-                      <a:ext cx="5943600" cy="2857500"/>
+                      <a:ext cx="5943600" cy="2597150"/>
                     </a:xfrm>
                     <a:prstGeom prst="rect">
                       <a:avLst/>
@@ -8729,13 +8772,28 @@
           <w:rtl/>
           <w:lang w:bidi="fa-IR"/>
         </w:rPr>
-        <w:t xml:space="preserve"> (به عنوان مثال عدد 6 را در </w:t>
+        <w:t xml:space="preserve"> (به عنوان مثال عدد </w:t>
       </w:r>
       <w:r>
         <w:rPr>
           <w:rFonts w:ascii="Calibri" w:eastAsiaTheme="majorEastAsia" w:hAnsi="Calibri" w:cs="Calibri"/>
           <w:lang w:bidi="fa-IR"/>
         </w:rPr>
+        <w:t xml:space="preserve">9 </w:t>
+      </w:r>
+      <w:r>
+        <w:rPr>
+          <w:rFonts w:ascii="Calibri" w:eastAsiaTheme="majorEastAsia" w:hAnsi="Calibri" w:cs="Calibri" w:hint="cs"/>
+          <w:rtl/>
+          <w:lang w:bidi="fa-IR"/>
+        </w:rPr>
+        <w:t xml:space="preserve"> را در </w:t>
+      </w:r>
+      <w:r>
+        <w:rPr>
+          <w:rFonts w:ascii="Calibri" w:eastAsiaTheme="majorEastAsia" w:hAnsi="Calibri" w:cs="Calibri"/>
+          <w:lang w:bidi="fa-IR"/>
+        </w:rPr>
         <w:t>A</w:t>
       </w:r>
       <w:r>
@@ -8744,7 +8802,23 @@
           <w:rtl/>
           <w:lang w:bidi="fa-IR"/>
         </w:rPr>
-        <w:t xml:space="preserve"> لود کردیم)</w:t>
+        <w:t xml:space="preserve"> لود کردیم</w:t>
+      </w:r>
+      <w:r>
+        <w:rPr>
+          <w:rFonts w:ascii="Calibri" w:eastAsiaTheme="majorEastAsia" w:hAnsi="Calibri" w:cs="Calibri" w:hint="cs"/>
+          <w:rtl/>
+          <w:lang w:bidi="fa-IR"/>
+        </w:rPr>
+        <w:t xml:space="preserve"> و قبل از زدن کلاک در ریجیستر لود نمیشود.</w:t>
+      </w:r>
+      <w:r>
+        <w:rPr>
+          <w:rFonts w:ascii="Calibri" w:eastAsiaTheme="majorEastAsia" w:hAnsi="Calibri" w:cs="Calibri" w:hint="cs"/>
+          <w:rtl/>
+          <w:lang w:bidi="fa-IR"/>
+        </w:rPr>
+        <w:t>)</w:t>
       </w:r>
     </w:p>
     <w:p>
@@ -8753,176 +8827,6 @@
         <w:bidi/>
         <w:rPr>
           <w:rFonts w:ascii="Calibri" w:eastAsiaTheme="majorEastAsia" w:hAnsi="Calibri" w:cs="Calibri"/>
-          <w:i/>
-          <w:rtl/>
-          <w:lang w:bidi="fa-IR"/>
-        </w:rPr>
-      </w:pPr>
-    </w:p>
-    <w:p>
-      <w:pPr>
-        <w:pStyle w:val="ListParagraph"/>
-        <w:bidi/>
-        <w:rPr>
-          <w:rFonts w:ascii="Calibri" w:eastAsiaTheme="majorEastAsia" w:hAnsi="Calibri" w:cs="Calibri"/>
-          <w:i/>
-          <w:rtl/>
-          <w:lang w:bidi="fa-IR"/>
-        </w:rPr>
-      </w:pPr>
-    </w:p>
-    <w:p>
-      <w:pPr>
-        <w:pStyle w:val="ListParagraph"/>
-        <w:bidi/>
-        <w:rPr>
-          <w:rFonts w:ascii="Calibri" w:eastAsiaTheme="majorEastAsia" w:hAnsi="Calibri" w:cs="Calibri"/>
-          <w:i/>
-          <w:rtl/>
-          <w:lang w:bidi="fa-IR"/>
-        </w:rPr>
-      </w:pPr>
-    </w:p>
-    <w:p>
-      <w:pPr>
-        <w:pStyle w:val="ListParagraph"/>
-        <w:bidi/>
-        <w:rPr>
-          <w:rFonts w:ascii="Calibri" w:eastAsiaTheme="majorEastAsia" w:hAnsi="Calibri" w:cs="Calibri"/>
-          <w:i/>
-          <w:rtl/>
-          <w:lang w:bidi="fa-IR"/>
-        </w:rPr>
-      </w:pPr>
-    </w:p>
-    <w:p>
-      <w:pPr>
-        <w:pStyle w:val="ListParagraph"/>
-        <w:bidi/>
-        <w:rPr>
-          <w:rFonts w:ascii="Calibri" w:eastAsiaTheme="majorEastAsia" w:hAnsi="Calibri" w:cs="Calibri"/>
-          <w:i/>
-          <w:rtl/>
-          <w:lang w:bidi="fa-IR"/>
-        </w:rPr>
-      </w:pPr>
-    </w:p>
-    <w:p>
-      <w:pPr>
-        <w:pStyle w:val="ListParagraph"/>
-        <w:bidi/>
-        <w:rPr>
-          <w:rFonts w:ascii="Calibri" w:eastAsiaTheme="majorEastAsia" w:hAnsi="Calibri" w:cs="Calibri"/>
-          <w:i/>
-          <w:rtl/>
-          <w:lang w:bidi="fa-IR"/>
-        </w:rPr>
-      </w:pPr>
-    </w:p>
-    <w:p>
-      <w:pPr>
-        <w:pStyle w:val="ListParagraph"/>
-        <w:bidi/>
-        <w:rPr>
-          <w:rFonts w:ascii="Calibri" w:eastAsiaTheme="majorEastAsia" w:hAnsi="Calibri" w:cs="Calibri"/>
-          <w:i/>
-          <w:rtl/>
-          <w:lang w:bidi="fa-IR"/>
-        </w:rPr>
-      </w:pPr>
-    </w:p>
-    <w:p>
-      <w:pPr>
-        <w:pStyle w:val="ListParagraph"/>
-        <w:bidi/>
-        <w:rPr>
-          <w:rFonts w:ascii="Calibri" w:eastAsiaTheme="majorEastAsia" w:hAnsi="Calibri" w:cs="Calibri"/>
-          <w:i/>
-          <w:rtl/>
-          <w:lang w:bidi="fa-IR"/>
-        </w:rPr>
-      </w:pPr>
-    </w:p>
-    <w:p>
-      <w:pPr>
-        <w:pStyle w:val="ListParagraph"/>
-        <w:bidi/>
-        <w:rPr>
-          <w:rFonts w:ascii="Calibri" w:eastAsiaTheme="majorEastAsia" w:hAnsi="Calibri" w:cs="Calibri"/>
-          <w:i/>
-          <w:rtl/>
-          <w:lang w:bidi="fa-IR"/>
-        </w:rPr>
-      </w:pPr>
-    </w:p>
-    <w:p>
-      <w:pPr>
-        <w:pStyle w:val="ListParagraph"/>
-        <w:bidi/>
-        <w:rPr>
-          <w:rFonts w:ascii="Calibri" w:eastAsiaTheme="majorEastAsia" w:hAnsi="Calibri" w:cs="Calibri"/>
-          <w:i/>
-          <w:rtl/>
-          <w:lang w:bidi="fa-IR"/>
-        </w:rPr>
-      </w:pPr>
-    </w:p>
-    <w:p>
-      <w:pPr>
-        <w:pStyle w:val="ListParagraph"/>
-        <w:bidi/>
-        <w:rPr>
-          <w:rFonts w:ascii="Calibri" w:eastAsiaTheme="majorEastAsia" w:hAnsi="Calibri" w:cs="Calibri"/>
-          <w:i/>
-          <w:rtl/>
-          <w:lang w:bidi="fa-IR"/>
-        </w:rPr>
-      </w:pPr>
-    </w:p>
-    <w:p>
-      <w:pPr>
-        <w:pStyle w:val="ListParagraph"/>
-        <w:bidi/>
-        <w:rPr>
-          <w:rFonts w:ascii="Calibri" w:eastAsiaTheme="majorEastAsia" w:hAnsi="Calibri" w:cs="Calibri"/>
-          <w:i/>
-          <w:rtl/>
-          <w:lang w:bidi="fa-IR"/>
-        </w:rPr>
-      </w:pPr>
-    </w:p>
-    <w:p>
-      <w:pPr>
-        <w:pStyle w:val="ListParagraph"/>
-        <w:bidi/>
-        <w:rPr>
-          <w:rFonts w:ascii="Calibri" w:eastAsiaTheme="majorEastAsia" w:hAnsi="Calibri" w:cs="Calibri"/>
-          <w:i/>
-          <w:rtl/>
-          <w:lang w:bidi="fa-IR"/>
-        </w:rPr>
-      </w:pPr>
-    </w:p>
-    <w:p>
-      <w:pPr>
-        <w:pStyle w:val="ListParagraph"/>
-        <w:bidi/>
-        <w:rPr>
-          <w:rFonts w:ascii="Calibri" w:eastAsiaTheme="majorEastAsia" w:hAnsi="Calibri" w:cs="Calibri"/>
-          <w:i/>
-          <w:rtl/>
-          <w:lang w:bidi="fa-IR"/>
-        </w:rPr>
-      </w:pPr>
-    </w:p>
-    <w:p>
-      <w:pPr>
-        <w:pStyle w:val="ListParagraph"/>
-        <w:bidi/>
-        <w:rPr>
-          <w:rFonts w:ascii="Calibri" w:eastAsiaTheme="majorEastAsia" w:hAnsi="Calibri" w:cs="Calibri"/>
-          <w:i/>
-          <w:rtl/>
           <w:lang w:bidi="fa-IR"/>
         </w:rPr>
       </w:pPr>
@@ -8966,87 +8870,19 @@
           <w:rtl/>
           <w:lang w:bidi="fa-IR"/>
         </w:rPr>
-        <w:t xml:space="preserve">عملیات در این مرحله لود شدن </w:t>
-      </w:r>
-      <m:oMath>
-        <m:r>
-          <w:rPr>
-            <w:rFonts w:ascii="Cambria Math" w:eastAsiaTheme="majorEastAsia" w:hAnsi="Cambria Math" w:cs="Calibri"/>
-            <w:lang w:bidi="fa-IR"/>
-          </w:rPr>
-          <m:t>D</m:t>
-        </m:r>
-      </m:oMath>
-      <w:r>
-        <w:rPr>
-          <w:rFonts w:ascii="Calibri" w:eastAsiaTheme="majorEastAsia" w:hAnsi="Calibri" w:cs="Calibri"/>
-          <w:rtl/>
-          <w:lang w:bidi="fa-IR"/>
-        </w:rPr>
-        <w:t xml:space="preserve"> در </w:t>
-      </w:r>
-      <m:oMath>
-        <m:r>
-          <w:rPr>
-            <w:rFonts w:ascii="Cambria Math" w:eastAsiaTheme="majorEastAsia" w:hAnsi="Cambria Math" w:cs="Calibri"/>
-            <w:lang w:bidi="fa-IR"/>
-          </w:rPr>
-          <m:t>B</m:t>
-        </m:r>
-      </m:oMath>
-      <w:r>
-        <w:rPr>
-          <w:rFonts w:ascii="Calibri" w:eastAsiaTheme="majorEastAsia" w:hAnsi="Calibri" w:cs="Calibri"/>
-          <w:rtl/>
-          <w:lang w:bidi="fa-IR"/>
-        </w:rPr>
-        <w:t xml:space="preserve"> است:</w:t>
-      </w:r>
-      <w:r>
-        <w:rPr>
-          <w:rFonts w:ascii="Calibri" w:eastAsiaTheme="majorEastAsia" w:hAnsi="Calibri" w:cs="Calibri" w:hint="cs"/>
-          <w:rtl/>
-          <w:lang w:bidi="fa-IR"/>
-        </w:rPr>
-        <w:t xml:space="preserve"> (به عنوان مثال عدد 7 را در </w:t>
-      </w:r>
-      <w:r>
-        <w:rPr>
-          <w:rFonts w:ascii="Calibri" w:eastAsiaTheme="majorEastAsia" w:hAnsi="Calibri" w:cs="Calibri"/>
-          <w:lang w:bidi="fa-IR"/>
-        </w:rPr>
-        <w:t>B</w:t>
-      </w:r>
-      <w:r>
-        <w:rPr>
-          <w:rFonts w:ascii="Calibri" w:eastAsiaTheme="majorEastAsia" w:hAnsi="Calibri" w:cs="Calibri" w:hint="cs"/>
-          <w:rtl/>
-          <w:lang w:bidi="fa-IR"/>
-        </w:rPr>
-        <w:t xml:space="preserve"> لود کردیم)</w:t>
-      </w:r>
-    </w:p>
-    <w:p>
-      <w:pPr>
-        <w:pStyle w:val="ListParagraph"/>
-        <w:bidi/>
-        <w:rPr>
-          <w:rFonts w:ascii="Calibri" w:eastAsiaTheme="majorEastAsia" w:hAnsi="Calibri" w:cs="Calibri"/>
-          <w:rtl/>
-          <w:lang w:bidi="fa-IR"/>
-        </w:rPr>
-      </w:pPr>
-      <w:r>
-        <w:rPr>
-          <w:rFonts w:ascii="Calibri" w:eastAsiaTheme="majorEastAsia" w:hAnsi="Calibri" w:cs="Calibri"/>
-          <w:rtl/>
-          <w:lang w:bidi="fa-IR"/>
-        </w:rPr>
         <w:drawing>
-          <wp:inline distT="0" distB="0" distL="0" distR="0" wp14:anchorId="2C3795FC" wp14:editId="3CCDB2E2">
-            <wp:extent cx="5943600" cy="2629535"/>
+          <wp:anchor distT="0" distB="0" distL="114300" distR="114300" simplePos="0" relativeHeight="251668480" behindDoc="0" locked="0" layoutInCell="1" allowOverlap="1" wp14:anchorId="3B3F2865" wp14:editId="0DBC2992">
+            <wp:simplePos x="0" y="0"/>
+            <wp:positionH relativeFrom="margin">
+              <wp:align>right</wp:align>
+            </wp:positionH>
+            <wp:positionV relativeFrom="paragraph">
+              <wp:posOffset>577179</wp:posOffset>
+            </wp:positionV>
+            <wp:extent cx="5943600" cy="2561590"/>
             <wp:effectExtent l="0" t="0" r="0" b="0"/>
-            <wp:docPr id="1676697130" name="Picture 1"/>
+            <wp:wrapSquare wrapText="bothSides"/>
+            <wp:docPr id="14608398" name="Picture 1"/>
             <wp:cNvGraphicFramePr>
               <a:graphicFrameLocks xmlns:a="http://schemas.openxmlformats.org/drawingml/2006/main" noChangeAspect="1"/>
             </wp:cNvGraphicFramePr>
@@ -9054,492 +8890,11 @@
               <a:graphicData uri="http://schemas.openxmlformats.org/drawingml/2006/picture">
                 <pic:pic xmlns:pic="http://schemas.openxmlformats.org/drawingml/2006/picture">
                   <pic:nvPicPr>
-                    <pic:cNvPr id="1676697130" name=""/>
+                    <pic:cNvPr id="14608398" name=""/>
                     <pic:cNvPicPr/>
                   </pic:nvPicPr>
                   <pic:blipFill>
-                    <a:blip r:embed="rId10"/>
-                    <a:stretch>
-                      <a:fillRect/>
-                    </a:stretch>
-                  </pic:blipFill>
-                  <pic:spPr>
-                    <a:xfrm>
-                      <a:off x="0" y="0"/>
-                      <a:ext cx="5943600" cy="2629535"/>
-                    </a:xfrm>
-                    <a:prstGeom prst="rect">
-                      <a:avLst/>
-                    </a:prstGeom>
-                  </pic:spPr>
-                </pic:pic>
-              </a:graphicData>
-            </a:graphic>
-          </wp:inline>
-        </w:drawing>
-      </w:r>
-    </w:p>
-    <w:p>
-      <w:pPr>
-        <w:pStyle w:val="ListParagraph"/>
-        <w:bidi/>
-        <w:rPr>
-          <w:rFonts w:ascii="Calibri" w:eastAsiaTheme="majorEastAsia" w:hAnsi="Calibri" w:cs="Calibri"/>
-          <w:i/>
-          <w:rtl/>
-          <w:lang w:bidi="fa-IR"/>
-        </w:rPr>
-      </w:pPr>
-    </w:p>
-    <w:p>
-      <w:pPr>
-        <w:pStyle w:val="ListParagraph"/>
-        <w:bidi/>
-        <w:rPr>
-          <w:rFonts w:ascii="Calibri" w:eastAsiaTheme="majorEastAsia" w:hAnsi="Calibri" w:cs="Calibri"/>
-          <w:i/>
-          <w:rtl/>
-          <w:lang w:bidi="fa-IR"/>
-        </w:rPr>
-      </w:pPr>
-    </w:p>
-    <w:p>
-      <w:pPr>
-        <w:pStyle w:val="ListParagraph"/>
-        <w:bidi/>
-        <w:rPr>
-          <w:rFonts w:ascii="Calibri" w:eastAsiaTheme="majorEastAsia" w:hAnsi="Calibri" w:cs="Calibri"/>
-          <w:i/>
-          <w:rtl/>
-          <w:lang w:bidi="fa-IR"/>
-        </w:rPr>
-      </w:pPr>
-    </w:p>
-    <w:p>
-      <w:pPr>
-        <w:pStyle w:val="ListParagraph"/>
-        <w:bidi/>
-        <w:rPr>
-          <w:rFonts w:ascii="Calibri" w:eastAsiaTheme="majorEastAsia" w:hAnsi="Calibri" w:cs="Calibri"/>
-          <w:i/>
-          <w:rtl/>
-          <w:lang w:bidi="fa-IR"/>
-        </w:rPr>
-      </w:pPr>
-    </w:p>
-    <w:p>
-      <w:pPr>
-        <w:pStyle w:val="ListParagraph"/>
-        <w:bidi/>
-        <w:rPr>
-          <w:rFonts w:ascii="Calibri" w:eastAsiaTheme="majorEastAsia" w:hAnsi="Calibri" w:cs="Calibri"/>
-          <w:i/>
-          <w:rtl/>
-          <w:lang w:bidi="fa-IR"/>
-        </w:rPr>
-      </w:pPr>
-    </w:p>
-    <w:p>
-      <w:pPr>
-        <w:pStyle w:val="ListParagraph"/>
-        <w:bidi/>
-        <w:rPr>
-          <w:rFonts w:ascii="Calibri" w:eastAsiaTheme="majorEastAsia" w:hAnsi="Calibri" w:cs="Calibri"/>
-          <w:i/>
-          <w:rtl/>
-          <w:lang w:bidi="fa-IR"/>
-        </w:rPr>
-      </w:pPr>
-    </w:p>
-    <w:p>
-      <w:pPr>
-        <w:pStyle w:val="ListParagraph"/>
-        <w:bidi/>
-        <w:rPr>
-          <w:rFonts w:ascii="Calibri" w:eastAsiaTheme="majorEastAsia" w:hAnsi="Calibri" w:cs="Calibri"/>
-          <w:i/>
-          <w:rtl/>
-          <w:lang w:bidi="fa-IR"/>
-        </w:rPr>
-      </w:pPr>
-    </w:p>
-    <w:p>
-      <w:pPr>
-        <w:pStyle w:val="ListParagraph"/>
-        <w:bidi/>
-        <w:rPr>
-          <w:rFonts w:ascii="Calibri" w:eastAsiaTheme="majorEastAsia" w:hAnsi="Calibri" w:cs="Calibri"/>
-          <w:i/>
-          <w:rtl/>
-          <w:lang w:bidi="fa-IR"/>
-        </w:rPr>
-      </w:pPr>
-    </w:p>
-    <w:p>
-      <w:pPr>
-        <w:pStyle w:val="ListParagraph"/>
-        <w:bidi/>
-        <w:rPr>
-          <w:rFonts w:ascii="Calibri" w:eastAsiaTheme="majorEastAsia" w:hAnsi="Calibri" w:cs="Calibri"/>
-          <w:i/>
-          <w:rtl/>
-          <w:lang w:bidi="fa-IR"/>
-        </w:rPr>
-      </w:pPr>
-    </w:p>
-    <w:p>
-      <w:pPr>
-        <w:pStyle w:val="ListParagraph"/>
-        <w:bidi/>
-        <w:rPr>
-          <w:rFonts w:ascii="Calibri" w:eastAsiaTheme="majorEastAsia" w:hAnsi="Calibri" w:cs="Calibri"/>
-          <w:i/>
-          <w:rtl/>
-          <w:lang w:bidi="fa-IR"/>
-        </w:rPr>
-      </w:pPr>
-    </w:p>
-    <w:p>
-      <w:pPr>
-        <w:pStyle w:val="ListParagraph"/>
-        <w:bidi/>
-        <w:rPr>
-          <w:rFonts w:ascii="Calibri" w:eastAsiaTheme="majorEastAsia" w:hAnsi="Calibri" w:cs="Calibri"/>
-          <w:i/>
-          <w:rtl/>
-          <w:lang w:bidi="fa-IR"/>
-        </w:rPr>
-      </w:pPr>
-    </w:p>
-    <w:p>
-      <w:pPr>
-        <w:pStyle w:val="ListParagraph"/>
-        <w:bidi/>
-        <w:rPr>
-          <w:rFonts w:ascii="Calibri" w:eastAsiaTheme="majorEastAsia" w:hAnsi="Calibri" w:cs="Calibri"/>
-          <w:i/>
-          <w:rtl/>
-          <w:lang w:bidi="fa-IR"/>
-        </w:rPr>
-      </w:pPr>
-    </w:p>
-    <w:p>
-      <w:pPr>
-        <w:pStyle w:val="ListParagraph"/>
-        <w:bidi/>
-        <w:rPr>
-          <w:rFonts w:ascii="Calibri" w:eastAsiaTheme="majorEastAsia" w:hAnsi="Calibri" w:cs="Calibri"/>
-          <w:i/>
-          <w:rtl/>
-          <w:lang w:bidi="fa-IR"/>
-        </w:rPr>
-      </w:pPr>
-    </w:p>
-    <w:p>
-      <w:pPr>
-        <w:pStyle w:val="ListParagraph"/>
-        <w:bidi/>
-        <w:rPr>
-          <w:rFonts w:ascii="Calibri" w:eastAsiaTheme="majorEastAsia" w:hAnsi="Calibri" w:cs="Calibri"/>
-          <w:i/>
-          <w:rtl/>
-          <w:lang w:bidi="fa-IR"/>
-        </w:rPr>
-      </w:pPr>
-    </w:p>
-    <w:p>
-      <w:pPr>
-        <w:pStyle w:val="ListParagraph"/>
-        <w:bidi/>
-        <w:rPr>
-          <w:rFonts w:ascii="Calibri" w:eastAsiaTheme="majorEastAsia" w:hAnsi="Calibri" w:cs="Calibri"/>
-          <w:i/>
-          <w:rtl/>
-          <w:lang w:bidi="fa-IR"/>
-        </w:rPr>
-      </w:pPr>
-    </w:p>
-    <w:p>
-      <w:pPr>
-        <w:pStyle w:val="ListParagraph"/>
-        <w:bidi/>
-        <w:rPr>
-          <w:rFonts w:ascii="Calibri" w:eastAsiaTheme="majorEastAsia" w:hAnsi="Calibri" w:cs="Calibri"/>
-          <w:i/>
-          <w:rtl/>
-          <w:lang w:bidi="fa-IR"/>
-        </w:rPr>
-      </w:pPr>
-    </w:p>
-    <w:p>
-      <w:pPr>
-        <w:pStyle w:val="ListParagraph"/>
-        <w:numPr>
-          <w:ilvl w:val="0"/>
-          <w:numId w:val="4"/>
-        </w:numPr>
-        <w:bidi/>
-        <w:rPr>
-          <w:rFonts w:ascii="Calibri" w:eastAsiaTheme="majorEastAsia" w:hAnsi="Calibri" w:cs="Calibri"/>
-          <w:lang w:bidi="fa-IR"/>
-        </w:rPr>
-      </w:pPr>
-      <m:oMath>
-        <m:r>
-          <w:rPr>
-            <w:rFonts w:ascii="Cambria Math" w:eastAsiaTheme="majorEastAsia" w:hAnsi="Cambria Math" w:cs="Calibri"/>
-            <w:lang w:bidi="fa-IR"/>
-          </w:rPr>
-          <m:t>M=010</m:t>
-        </m:r>
-      </m:oMath>
-    </w:p>
-    <w:p>
-      <w:pPr>
-        <w:pStyle w:val="ListParagraph"/>
-        <w:bidi/>
-        <w:rPr>
-          <w:rFonts w:ascii="Calibri" w:eastAsiaTheme="majorEastAsia" w:hAnsi="Calibri" w:cs="Calibri"/>
-          <w:rtl/>
-          <w:lang w:bidi="fa-IR"/>
-        </w:rPr>
-      </w:pPr>
-      <w:r>
-        <w:rPr>
-          <w:rFonts w:ascii="Calibri" w:eastAsiaTheme="majorEastAsia" w:hAnsi="Calibri" w:cs="Calibri"/>
-          <w:rtl/>
-          <w:lang w:bidi="fa-IR"/>
-        </w:rPr>
-        <w:drawing>
-          <wp:inline distT="0" distB="0" distL="0" distR="0" wp14:anchorId="4A54D65F" wp14:editId="21C9851B">
-            <wp:extent cx="5943600" cy="2712085"/>
-            <wp:effectExtent l="0" t="0" r="0" b="0"/>
-            <wp:docPr id="1417356402" name="Picture 1"/>
-            <wp:cNvGraphicFramePr>
-              <a:graphicFrameLocks xmlns:a="http://schemas.openxmlformats.org/drawingml/2006/main" noChangeAspect="1"/>
-            </wp:cNvGraphicFramePr>
-            <a:graphic xmlns:a="http://schemas.openxmlformats.org/drawingml/2006/main">
-              <a:graphicData uri="http://schemas.openxmlformats.org/drawingml/2006/picture">
-                <pic:pic xmlns:pic="http://schemas.openxmlformats.org/drawingml/2006/picture">
-                  <pic:nvPicPr>
-                    <pic:cNvPr id="1417356402" name=""/>
-                    <pic:cNvPicPr/>
-                  </pic:nvPicPr>
-                  <pic:blipFill>
-                    <a:blip r:embed="rId11"/>
-                    <a:stretch>
-                      <a:fillRect/>
-                    </a:stretch>
-                  </pic:blipFill>
-                  <pic:spPr>
-                    <a:xfrm>
-                      <a:off x="0" y="0"/>
-                      <a:ext cx="5943600" cy="2712085"/>
-                    </a:xfrm>
-                    <a:prstGeom prst="rect">
-                      <a:avLst/>
-                    </a:prstGeom>
-                  </pic:spPr>
-                </pic:pic>
-              </a:graphicData>
-            </a:graphic>
-          </wp:inline>
-        </w:drawing>
-      </w:r>
-      <w:r>
-        <w:rPr>
-          <w:rFonts w:ascii="Calibri" w:eastAsiaTheme="majorEastAsia" w:hAnsi="Calibri" w:cs="Calibri" w:hint="cs"/>
-          <w:rtl/>
-          <w:lang w:bidi="fa-IR"/>
-        </w:rPr>
-        <w:t xml:space="preserve">عملیات در این مرحله لود شدن مقدار </w:t>
-      </w:r>
-      <w:r>
-        <w:rPr>
-          <w:rFonts w:ascii="Calibri" w:eastAsiaTheme="majorEastAsia" w:hAnsi="Calibri" w:cs="Calibri"/>
-          <w:lang w:bidi="fa-IR"/>
-        </w:rPr>
-        <w:t>A</w:t>
-      </w:r>
-      <w:r>
-        <w:rPr>
-          <w:rFonts w:ascii="Calibri" w:eastAsiaTheme="majorEastAsia" w:hAnsi="Calibri" w:cs="Calibri" w:hint="cs"/>
-          <w:rtl/>
-          <w:lang w:bidi="fa-IR"/>
-        </w:rPr>
-        <w:t xml:space="preserve"> در ریجستر و در نتیجه قرار گیری پشت ورودی های </w:t>
-      </w:r>
-      <w:r>
-        <w:rPr>
-          <w:rFonts w:ascii="Calibri" w:eastAsiaTheme="majorEastAsia" w:hAnsi="Calibri" w:cs="Calibri"/>
-          <w:lang w:bidi="fa-IR"/>
-        </w:rPr>
-        <w:t>AUL</w:t>
-      </w:r>
-      <w:r>
-        <w:rPr>
-          <w:rFonts w:ascii="Calibri" w:eastAsiaTheme="majorEastAsia" w:hAnsi="Calibri" w:cs="Calibri" w:hint="cs"/>
-          <w:rtl/>
-          <w:lang w:bidi="fa-IR"/>
-        </w:rPr>
-        <w:t xml:space="preserve"> است:</w:t>
-      </w:r>
-    </w:p>
-    <w:p>
-      <w:pPr>
-        <w:pStyle w:val="ListParagraph"/>
-        <w:bidi/>
-        <w:rPr>
-          <w:rFonts w:ascii="Calibri" w:eastAsiaTheme="majorEastAsia" w:hAnsi="Calibri" w:cs="Calibri" w:hint="cs"/>
-          <w:rtl/>
-          <w:lang w:bidi="fa-IR"/>
-        </w:rPr>
-      </w:pPr>
-    </w:p>
-    <w:p>
-      <w:pPr>
-        <w:pStyle w:val="ListParagraph"/>
-        <w:numPr>
-          <w:ilvl w:val="0"/>
-          <w:numId w:val="4"/>
-        </w:numPr>
-        <w:bidi/>
-        <w:rPr>
-          <w:rFonts w:ascii="Calibri" w:eastAsiaTheme="majorEastAsia" w:hAnsi="Calibri" w:cs="Calibri"/>
-          <w:lang w:bidi="fa-IR"/>
-        </w:rPr>
-      </w:pPr>
-      <m:oMath>
-        <m:r>
-          <w:rPr>
-            <w:rFonts w:ascii="Cambria Math" w:eastAsiaTheme="majorEastAsia" w:hAnsi="Cambria Math" w:cs="Calibri"/>
-            <w:lang w:bidi="fa-IR"/>
-          </w:rPr>
-          <m:t>M=011</m:t>
-        </m:r>
-      </m:oMath>
-    </w:p>
-    <w:p>
-      <w:pPr>
-        <w:pStyle w:val="ListParagraph"/>
-        <w:bidi/>
-        <w:rPr>
-          <w:rFonts w:ascii="Calibri" w:eastAsiaTheme="majorEastAsia" w:hAnsi="Calibri" w:cs="Calibri"/>
-          <w:sz w:val="20"/>
-          <w:szCs w:val="20"/>
-          <w:rtl/>
-          <w:lang w:bidi="fa-IR"/>
-        </w:rPr>
-      </w:pPr>
-      <w:r>
-        <w:rPr>
-          <w:rFonts w:ascii="Calibri" w:eastAsiaTheme="majorEastAsia" w:hAnsi="Calibri" w:cs="Calibri" w:hint="cs"/>
-          <w:sz w:val="20"/>
-          <w:szCs w:val="20"/>
-          <w:rtl/>
-          <w:lang w:bidi="fa-IR"/>
-        </w:rPr>
-        <w:t xml:space="preserve">عملیات در این مرحله لود کردن </w:t>
-      </w:r>
-      <w:r>
-        <w:rPr>
-          <w:rFonts w:ascii="Calibri" w:eastAsiaTheme="majorEastAsia" w:hAnsi="Calibri" w:cs="Calibri"/>
-          <w:sz w:val="20"/>
-          <w:szCs w:val="20"/>
-          <w:lang w:bidi="fa-IR"/>
-        </w:rPr>
-        <w:t>B</w:t>
-      </w:r>
-      <w:r>
-        <w:rPr>
-          <w:rFonts w:ascii="Calibri" w:eastAsiaTheme="majorEastAsia" w:hAnsi="Calibri" w:cs="Calibri" w:hint="cs"/>
-          <w:sz w:val="20"/>
-          <w:szCs w:val="20"/>
-          <w:rtl/>
-          <w:lang w:bidi="fa-IR"/>
-        </w:rPr>
-        <w:t xml:space="preserve"> در </w:t>
-      </w:r>
-      <w:r>
-        <w:rPr>
-          <w:rFonts w:ascii="Calibri" w:eastAsiaTheme="majorEastAsia" w:hAnsi="Calibri" w:cs="Calibri"/>
-          <w:sz w:val="20"/>
-          <w:szCs w:val="20"/>
-          <w:lang w:bidi="fa-IR"/>
-        </w:rPr>
-        <w:t>A</w:t>
-      </w:r>
-      <w:r>
-        <w:rPr>
-          <w:rFonts w:ascii="Calibri" w:eastAsiaTheme="majorEastAsia" w:hAnsi="Calibri" w:cs="Calibri" w:hint="cs"/>
-          <w:sz w:val="20"/>
-          <w:szCs w:val="20"/>
-          <w:rtl/>
-          <w:lang w:bidi="fa-IR"/>
-        </w:rPr>
-        <w:t xml:space="preserve"> است: (در شکل زیر قبل از زدن کلاک واضح است که 7 پشت رجیستر </w:t>
-      </w:r>
-      <w:r>
-        <w:rPr>
-          <w:rFonts w:ascii="Calibri" w:eastAsiaTheme="majorEastAsia" w:hAnsi="Calibri" w:cs="Calibri"/>
-          <w:sz w:val="20"/>
-          <w:szCs w:val="20"/>
-          <w:lang w:bidi="fa-IR"/>
-        </w:rPr>
-        <w:t xml:space="preserve">A </w:t>
-      </w:r>
-      <w:r>
-        <w:rPr>
-          <w:rFonts w:ascii="Calibri" w:eastAsiaTheme="majorEastAsia" w:hAnsi="Calibri" w:cs="Calibri" w:hint="cs"/>
-          <w:sz w:val="20"/>
-          <w:szCs w:val="20"/>
-          <w:rtl/>
-          <w:lang w:bidi="fa-IR"/>
-        </w:rPr>
-        <w:t>لود شده است)</w:t>
-      </w:r>
-    </w:p>
-    <w:p>
-      <w:pPr>
-        <w:pStyle w:val="ListParagraph"/>
-        <w:bidi/>
-        <w:rPr>
-          <w:rFonts w:ascii="Calibri" w:eastAsiaTheme="majorEastAsia" w:hAnsi="Calibri" w:cs="Calibri" w:hint="cs"/>
-          <w:rtl/>
-          <w:lang w:bidi="fa-IR"/>
-        </w:rPr>
-      </w:pPr>
-      <w:r>
-        <w:rPr>
-          <w:rFonts w:ascii="Calibri" w:eastAsiaTheme="majorEastAsia" w:hAnsi="Calibri" w:cs="Calibri"/>
-          <w:rtl/>
-          <w:lang w:bidi="fa-IR"/>
-        </w:rPr>
-        <w:drawing>
-          <wp:anchor distT="0" distB="0" distL="114300" distR="114300" simplePos="0" relativeHeight="251666432" behindDoc="0" locked="0" layoutInCell="1" allowOverlap="1" wp14:anchorId="06FF05DC" wp14:editId="44129201">
-            <wp:simplePos x="0" y="0"/>
-            <wp:positionH relativeFrom="margin">
-              <wp:align>center</wp:align>
-            </wp:positionH>
-            <wp:positionV relativeFrom="paragraph">
-              <wp:posOffset>-22371</wp:posOffset>
-            </wp:positionV>
-            <wp:extent cx="5099050" cy="2482215"/>
-            <wp:effectExtent l="0" t="0" r="6350" b="0"/>
-            <wp:wrapSquare wrapText="bothSides"/>
-            <wp:docPr id="1841464678" name="Picture 1"/>
-            <wp:cNvGraphicFramePr>
-              <a:graphicFrameLocks xmlns:a="http://schemas.openxmlformats.org/drawingml/2006/main" noChangeAspect="1"/>
-            </wp:cNvGraphicFramePr>
-            <a:graphic xmlns:a="http://schemas.openxmlformats.org/drawingml/2006/main">
-              <a:graphicData uri="http://schemas.openxmlformats.org/drawingml/2006/picture">
-                <pic:pic xmlns:pic="http://schemas.openxmlformats.org/drawingml/2006/picture">
-                  <pic:nvPicPr>
-                    <pic:cNvPr id="1841464678" name=""/>
-                    <pic:cNvPicPr/>
-                  </pic:nvPicPr>
-                  <pic:blipFill>
-                    <a:blip r:embed="rId12" cstate="print">
+                    <a:blip r:embed="rId11" cstate="print">
                       <a:extLst>
                         <a:ext uri="{28A0092B-C50C-407E-A947-70E740481C1C}">
                           <a14:useLocalDpi xmlns:a14="http://schemas.microsoft.com/office/drawing/2010/main" val="0"/>
@@ -9553,7 +8908,7 @@
                   <pic:spPr>
                     <a:xfrm>
                       <a:off x="0" y="0"/>
-                      <a:ext cx="5099050" cy="2482215"/>
+                      <a:ext cx="5943600" cy="2561590"/>
                     </a:xfrm>
                     <a:prstGeom prst="rect">
                       <a:avLst/>
@@ -9562,12 +8917,535 @@
                 </pic:pic>
               </a:graphicData>
             </a:graphic>
-            <wp14:sizeRelH relativeFrom="margin">
-              <wp14:pctWidth>0</wp14:pctWidth>
-            </wp14:sizeRelH>
-            <wp14:sizeRelV relativeFrom="margin">
-              <wp14:pctHeight>0</wp14:pctHeight>
-            </wp14:sizeRelV>
+          </wp:anchor>
+        </w:drawing>
+      </w:r>
+      <w:r>
+        <w:rPr>
+          <w:rFonts w:ascii="Calibri" w:eastAsiaTheme="majorEastAsia" w:hAnsi="Calibri" w:cs="Calibri"/>
+          <w:rtl/>
+          <w:lang w:bidi="fa-IR"/>
+        </w:rPr>
+        <w:t xml:space="preserve">عملیات در این مرحله لود شدن </w:t>
+      </w:r>
+      <m:oMath>
+        <m:r>
+          <w:rPr>
+            <w:rFonts w:ascii="Cambria Math" w:eastAsiaTheme="majorEastAsia" w:hAnsi="Cambria Math" w:cs="Calibri"/>
+            <w:lang w:bidi="fa-IR"/>
+          </w:rPr>
+          <m:t>D</m:t>
+        </m:r>
+      </m:oMath>
+      <w:r>
+        <w:rPr>
+          <w:rFonts w:ascii="Calibri" w:eastAsiaTheme="majorEastAsia" w:hAnsi="Calibri" w:cs="Calibri"/>
+          <w:rtl/>
+          <w:lang w:bidi="fa-IR"/>
+        </w:rPr>
+        <w:t xml:space="preserve"> در </w:t>
+      </w:r>
+      <m:oMath>
+        <m:r>
+          <w:rPr>
+            <w:rFonts w:ascii="Cambria Math" w:eastAsiaTheme="majorEastAsia" w:hAnsi="Cambria Math" w:cs="Calibri"/>
+            <w:lang w:bidi="fa-IR"/>
+          </w:rPr>
+          <m:t>B</m:t>
+        </m:r>
+      </m:oMath>
+      <w:r>
+        <w:rPr>
+          <w:rFonts w:ascii="Calibri" w:eastAsiaTheme="majorEastAsia" w:hAnsi="Calibri" w:cs="Calibri"/>
+          <w:rtl/>
+          <w:lang w:bidi="fa-IR"/>
+        </w:rPr>
+        <w:t xml:space="preserve"> است:</w:t>
+      </w:r>
+      <w:r>
+        <w:rPr>
+          <w:rFonts w:ascii="Calibri" w:eastAsiaTheme="majorEastAsia" w:hAnsi="Calibri" w:cs="Calibri" w:hint="cs"/>
+          <w:rtl/>
+          <w:lang w:bidi="fa-IR"/>
+        </w:rPr>
+        <w:t xml:space="preserve"> (به عنوان مثال عدد </w:t>
+      </w:r>
+      <w:r>
+        <w:rPr>
+          <w:rFonts w:ascii="Calibri" w:eastAsiaTheme="majorEastAsia" w:hAnsi="Calibri" w:cs="Calibri"/>
+          <w:lang w:bidi="fa-IR"/>
+        </w:rPr>
+        <w:t xml:space="preserve">3 </w:t>
+      </w:r>
+      <w:r>
+        <w:rPr>
+          <w:rFonts w:ascii="Calibri" w:eastAsiaTheme="majorEastAsia" w:hAnsi="Calibri" w:cs="Calibri" w:hint="cs"/>
+          <w:rtl/>
+          <w:lang w:bidi="fa-IR"/>
+        </w:rPr>
+        <w:t xml:space="preserve"> را در </w:t>
+      </w:r>
+      <w:r>
+        <w:rPr>
+          <w:rFonts w:ascii="Calibri" w:eastAsiaTheme="majorEastAsia" w:hAnsi="Calibri" w:cs="Calibri"/>
+          <w:lang w:bidi="fa-IR"/>
+        </w:rPr>
+        <w:t>B</w:t>
+      </w:r>
+      <w:r>
+        <w:rPr>
+          <w:rFonts w:ascii="Calibri" w:eastAsiaTheme="majorEastAsia" w:hAnsi="Calibri" w:cs="Calibri" w:hint="cs"/>
+          <w:rtl/>
+          <w:lang w:bidi="fa-IR"/>
+        </w:rPr>
+        <w:t xml:space="preserve"> لود کردیم</w:t>
+      </w:r>
+      <w:r>
+        <w:rPr>
+          <w:rFonts w:ascii="Calibri" w:eastAsiaTheme="majorEastAsia" w:hAnsi="Calibri" w:cs="Calibri" w:hint="cs"/>
+          <w:rtl/>
+          <w:lang w:bidi="fa-IR"/>
+        </w:rPr>
+        <w:t>، عکس بعد از زدن کلاک است.</w:t>
+      </w:r>
+      <w:r>
+        <w:rPr>
+          <w:rFonts w:ascii="Calibri" w:eastAsiaTheme="majorEastAsia" w:hAnsi="Calibri" w:cs="Calibri" w:hint="cs"/>
+          <w:rtl/>
+          <w:lang w:bidi="fa-IR"/>
+        </w:rPr>
+        <w:t>)</w:t>
+      </w:r>
+    </w:p>
+    <w:p>
+      <w:pPr>
+        <w:pStyle w:val="ListParagraph"/>
+        <w:bidi/>
+        <w:rPr>
+          <w:rFonts w:ascii="Calibri" w:eastAsiaTheme="majorEastAsia" w:hAnsi="Calibri" w:cs="Calibri"/>
+          <w:rtl/>
+          <w:lang w:bidi="fa-IR"/>
+        </w:rPr>
+      </w:pPr>
+    </w:p>
+    <w:p>
+      <w:pPr>
+        <w:pStyle w:val="ListParagraph"/>
+        <w:bidi/>
+        <w:rPr>
+          <w:rFonts w:ascii="Calibri" w:eastAsiaTheme="majorEastAsia" w:hAnsi="Calibri" w:cs="Calibri"/>
+          <w:i/>
+          <w:rtl/>
+          <w:lang w:bidi="fa-IR"/>
+        </w:rPr>
+      </w:pPr>
+    </w:p>
+    <w:p>
+      <w:pPr>
+        <w:pStyle w:val="ListParagraph"/>
+        <w:bidi/>
+        <w:rPr>
+          <w:rFonts w:ascii="Calibri" w:eastAsiaTheme="majorEastAsia" w:hAnsi="Calibri" w:cs="Calibri"/>
+          <w:i/>
+          <w:rtl/>
+          <w:lang w:bidi="fa-IR"/>
+        </w:rPr>
+      </w:pPr>
+    </w:p>
+    <w:p>
+      <w:pPr>
+        <w:pStyle w:val="ListParagraph"/>
+        <w:bidi/>
+        <w:rPr>
+          <w:rFonts w:ascii="Calibri" w:eastAsiaTheme="majorEastAsia" w:hAnsi="Calibri" w:cs="Calibri"/>
+          <w:i/>
+          <w:rtl/>
+          <w:lang w:bidi="fa-IR"/>
+        </w:rPr>
+      </w:pPr>
+    </w:p>
+    <w:p>
+      <w:pPr>
+        <w:pStyle w:val="ListParagraph"/>
+        <w:numPr>
+          <w:ilvl w:val="0"/>
+          <w:numId w:val="4"/>
+        </w:numPr>
+        <w:bidi/>
+        <w:rPr>
+          <w:rFonts w:ascii="Calibri" w:eastAsiaTheme="majorEastAsia" w:hAnsi="Calibri" w:cs="Calibri"/>
+          <w:lang w:bidi="fa-IR"/>
+        </w:rPr>
+      </w:pPr>
+      <m:oMath>
+        <m:r>
+          <w:rPr>
+            <w:rFonts w:ascii="Cambria Math" w:eastAsiaTheme="majorEastAsia" w:hAnsi="Cambria Math" w:cs="Calibri"/>
+            <w:lang w:bidi="fa-IR"/>
+          </w:rPr>
+          <m:t>M=010</m:t>
+        </m:r>
+      </m:oMath>
+    </w:p>
+    <w:p>
+      <w:pPr>
+        <w:pStyle w:val="ListParagraph"/>
+        <w:bidi/>
+        <w:rPr>
+          <w:rFonts w:ascii="Calibri" w:eastAsiaTheme="majorEastAsia" w:hAnsi="Calibri" w:cs="Calibri"/>
+          <w:rtl/>
+          <w:lang w:bidi="fa-IR"/>
+        </w:rPr>
+      </w:pPr>
+      <w:r>
+        <w:rPr>
+          <w:rFonts w:ascii="Calibri" w:eastAsiaTheme="majorEastAsia" w:hAnsi="Calibri" w:cs="Calibri" w:hint="cs"/>
+          <w:rtl/>
+          <w:lang w:bidi="fa-IR"/>
+        </w:rPr>
+        <w:t xml:space="preserve">عملیات در این مرحله لود شدن مقدار </w:t>
+      </w:r>
+      <w:r>
+        <w:rPr>
+          <w:rFonts w:ascii="Calibri" w:eastAsiaTheme="majorEastAsia" w:hAnsi="Calibri" w:cs="Calibri"/>
+          <w:lang w:bidi="fa-IR"/>
+        </w:rPr>
+        <w:t>A</w:t>
+      </w:r>
+      <w:r>
+        <w:rPr>
+          <w:rFonts w:ascii="Calibri" w:eastAsiaTheme="majorEastAsia" w:hAnsi="Calibri" w:cs="Calibri" w:hint="cs"/>
+          <w:rtl/>
+          <w:lang w:bidi="fa-IR"/>
+        </w:rPr>
+        <w:t xml:space="preserve"> در ریجستر و در نتیجه قرار گیری پشت ورودی های </w:t>
+      </w:r>
+      <w:r>
+        <w:rPr>
+          <w:rFonts w:ascii="Calibri" w:eastAsiaTheme="majorEastAsia" w:hAnsi="Calibri" w:cs="Calibri"/>
+          <w:lang w:bidi="fa-IR"/>
+        </w:rPr>
+        <w:t>AUL</w:t>
+      </w:r>
+      <w:r>
+        <w:rPr>
+          <w:rFonts w:ascii="Calibri" w:eastAsiaTheme="majorEastAsia" w:hAnsi="Calibri" w:cs="Calibri" w:hint="cs"/>
+          <w:rtl/>
+          <w:lang w:bidi="fa-IR"/>
+        </w:rPr>
+        <w:t xml:space="preserve"> است:</w:t>
+      </w:r>
+    </w:p>
+    <w:p>
+      <w:pPr>
+        <w:pStyle w:val="ListParagraph"/>
+        <w:bidi/>
+        <w:rPr>
+          <w:rFonts w:ascii="Calibri" w:eastAsiaTheme="majorEastAsia" w:hAnsi="Calibri" w:cs="Calibri"/>
+          <w:rtl/>
+          <w:lang w:bidi="fa-IR"/>
+        </w:rPr>
+      </w:pPr>
+      <w:r>
+        <w:rPr>
+          <w:rFonts w:ascii="Calibri" w:eastAsiaTheme="majorEastAsia" w:hAnsi="Calibri" w:cs="Calibri" w:hint="cs"/>
+          <w:rtl/>
+          <w:lang w:bidi="fa-IR"/>
+        </w:rPr>
+        <w:t xml:space="preserve"> به این ترتیب در </w:t>
+      </w:r>
+      <w:r>
+        <w:rPr>
+          <w:rFonts w:ascii="Calibri" w:eastAsiaTheme="majorEastAsia" w:hAnsi="Calibri" w:cs="Calibri"/>
+          <w:lang w:bidi="fa-IR"/>
+        </w:rPr>
+        <w:t>A</w:t>
+      </w:r>
+      <w:r>
+        <w:rPr>
+          <w:rFonts w:ascii="Calibri" w:eastAsiaTheme="majorEastAsia" w:hAnsi="Calibri" w:cs="Calibri" w:hint="cs"/>
+          <w:rtl/>
+          <w:lang w:bidi="fa-IR"/>
+        </w:rPr>
+        <w:t xml:space="preserve"> مقدار 9 و در </w:t>
+      </w:r>
+      <w:r>
+        <w:rPr>
+          <w:rFonts w:ascii="Calibri" w:eastAsiaTheme="majorEastAsia" w:hAnsi="Calibri" w:cs="Calibri"/>
+          <w:lang w:bidi="fa-IR"/>
+        </w:rPr>
+        <w:t>B</w:t>
+      </w:r>
+      <w:r>
+        <w:rPr>
+          <w:rFonts w:ascii="Calibri" w:eastAsiaTheme="majorEastAsia" w:hAnsi="Calibri" w:cs="Calibri" w:hint="cs"/>
+          <w:rtl/>
+          <w:lang w:bidi="fa-IR"/>
+        </w:rPr>
+        <w:t xml:space="preserve">  مقدار 3 لود شده است.</w:t>
+      </w:r>
+      <w:r>
+        <w:rPr>
+          <w:rFonts w:ascii="Calibri" w:eastAsiaTheme="majorEastAsia" w:hAnsi="Calibri" w:cs="Calibri"/>
+          <w:rtl/>
+          <w:lang w:bidi="fa-IR"/>
+        </w:rPr>
+        <w:drawing>
+          <wp:inline distT="0" distB="0" distL="0" distR="0" wp14:anchorId="773BED51" wp14:editId="2291F20D">
+            <wp:extent cx="5943600" cy="2566670"/>
+            <wp:effectExtent l="0" t="0" r="0" b="5080"/>
+            <wp:docPr id="1584123025" name="Picture 1"/>
+            <wp:cNvGraphicFramePr>
+              <a:graphicFrameLocks xmlns:a="http://schemas.openxmlformats.org/drawingml/2006/main" noChangeAspect="1"/>
+            </wp:cNvGraphicFramePr>
+            <a:graphic xmlns:a="http://schemas.openxmlformats.org/drawingml/2006/main">
+              <a:graphicData uri="http://schemas.openxmlformats.org/drawingml/2006/picture">
+                <pic:pic xmlns:pic="http://schemas.openxmlformats.org/drawingml/2006/picture">
+                  <pic:nvPicPr>
+                    <pic:cNvPr id="1584123025" name=""/>
+                    <pic:cNvPicPr/>
+                  </pic:nvPicPr>
+                  <pic:blipFill>
+                    <a:blip r:embed="rId12"/>
+                    <a:stretch>
+                      <a:fillRect/>
+                    </a:stretch>
+                  </pic:blipFill>
+                  <pic:spPr>
+                    <a:xfrm>
+                      <a:off x="0" y="0"/>
+                      <a:ext cx="5943600" cy="2566670"/>
+                    </a:xfrm>
+                    <a:prstGeom prst="rect">
+                      <a:avLst/>
+                    </a:prstGeom>
+                  </pic:spPr>
+                </pic:pic>
+              </a:graphicData>
+            </a:graphic>
+          </wp:inline>
+        </w:drawing>
+      </w:r>
+    </w:p>
+    <w:p>
+      <w:pPr>
+        <w:pStyle w:val="ListParagraph"/>
+        <w:bidi/>
+        <w:rPr>
+          <w:rFonts w:ascii="Calibri" w:eastAsiaTheme="majorEastAsia" w:hAnsi="Calibri" w:cs="Calibri"/>
+          <w:rtl/>
+          <w:lang w:bidi="fa-IR"/>
+        </w:rPr>
+      </w:pPr>
+    </w:p>
+    <w:p>
+      <w:pPr>
+        <w:pStyle w:val="ListParagraph"/>
+        <w:numPr>
+          <w:ilvl w:val="0"/>
+          <w:numId w:val="4"/>
+        </w:numPr>
+        <w:bidi/>
+        <w:rPr>
+          <w:rFonts w:ascii="Calibri" w:eastAsiaTheme="majorEastAsia" w:hAnsi="Calibri" w:cs="Calibri"/>
+          <w:lang w:bidi="fa-IR"/>
+        </w:rPr>
+      </w:pPr>
+      <m:oMath>
+        <m:r>
+          <w:rPr>
+            <w:rFonts w:ascii="Cambria Math" w:eastAsiaTheme="majorEastAsia" w:hAnsi="Cambria Math" w:cs="Calibri"/>
+            <w:lang w:bidi="fa-IR"/>
+          </w:rPr>
+          <m:t>M=011</m:t>
+        </m:r>
+      </m:oMath>
+    </w:p>
+    <w:p>
+      <w:pPr>
+        <w:pStyle w:val="ListParagraph"/>
+        <w:bidi/>
+        <w:rPr>
+          <w:rFonts w:ascii="Calibri" w:eastAsiaTheme="majorEastAsia" w:hAnsi="Calibri" w:cs="Calibri"/>
+          <w:sz w:val="22"/>
+          <w:szCs w:val="22"/>
+          <w:rtl/>
+          <w:lang w:bidi="fa-IR"/>
+        </w:rPr>
+      </w:pPr>
+      <w:r>
+        <w:rPr>
+          <w:rFonts w:ascii="Calibri" w:eastAsiaTheme="majorEastAsia" w:hAnsi="Calibri" w:cs="Calibri" w:hint="cs"/>
+          <w:sz w:val="22"/>
+          <w:szCs w:val="22"/>
+          <w:rtl/>
+          <w:lang w:bidi="fa-IR"/>
+        </w:rPr>
+        <w:t xml:space="preserve">عملیات در این مرحله لود کردن </w:t>
+      </w:r>
+      <w:r>
+        <w:rPr>
+          <w:rFonts w:ascii="Calibri" w:eastAsiaTheme="majorEastAsia" w:hAnsi="Calibri" w:cs="Calibri"/>
+          <w:sz w:val="22"/>
+          <w:szCs w:val="22"/>
+          <w:lang w:bidi="fa-IR"/>
+        </w:rPr>
+        <w:t>B</w:t>
+      </w:r>
+      <w:r>
+        <w:rPr>
+          <w:rFonts w:ascii="Calibri" w:eastAsiaTheme="majorEastAsia" w:hAnsi="Calibri" w:cs="Calibri" w:hint="cs"/>
+          <w:sz w:val="22"/>
+          <w:szCs w:val="22"/>
+          <w:rtl/>
+          <w:lang w:bidi="fa-IR"/>
+        </w:rPr>
+        <w:t xml:space="preserve"> در </w:t>
+      </w:r>
+      <w:r>
+        <w:rPr>
+          <w:rFonts w:ascii="Calibri" w:eastAsiaTheme="majorEastAsia" w:hAnsi="Calibri" w:cs="Calibri"/>
+          <w:sz w:val="22"/>
+          <w:szCs w:val="22"/>
+          <w:lang w:bidi="fa-IR"/>
+        </w:rPr>
+        <w:t>A</w:t>
+      </w:r>
+      <w:r>
+        <w:rPr>
+          <w:rFonts w:ascii="Calibri" w:eastAsiaTheme="majorEastAsia" w:hAnsi="Calibri" w:cs="Calibri" w:hint="cs"/>
+          <w:sz w:val="22"/>
+          <w:szCs w:val="22"/>
+          <w:rtl/>
+          <w:lang w:bidi="fa-IR"/>
+        </w:rPr>
+        <w:t xml:space="preserve"> است: (در شکل زیر قبل از زدن کلاک واضح است که </w:t>
+      </w:r>
+      <w:r>
+        <w:rPr>
+          <w:rFonts w:ascii="Calibri" w:eastAsiaTheme="majorEastAsia" w:hAnsi="Calibri" w:cs="Calibri" w:hint="cs"/>
+          <w:sz w:val="22"/>
+          <w:szCs w:val="22"/>
+          <w:rtl/>
+          <w:lang w:bidi="fa-IR"/>
+        </w:rPr>
+        <w:t xml:space="preserve">3  </w:t>
+      </w:r>
+      <w:r>
+        <w:rPr>
+          <w:rFonts w:ascii="Calibri" w:eastAsiaTheme="majorEastAsia" w:hAnsi="Calibri" w:cs="Calibri" w:hint="cs"/>
+          <w:sz w:val="22"/>
+          <w:szCs w:val="22"/>
+          <w:rtl/>
+          <w:lang w:bidi="fa-IR"/>
+        </w:rPr>
+        <w:t xml:space="preserve"> پشت رجیستر </w:t>
+      </w:r>
+      <w:r>
+        <w:rPr>
+          <w:rFonts w:ascii="Calibri" w:eastAsiaTheme="majorEastAsia" w:hAnsi="Calibri" w:cs="Calibri"/>
+          <w:sz w:val="22"/>
+          <w:szCs w:val="22"/>
+          <w:lang w:bidi="fa-IR"/>
+        </w:rPr>
+        <w:t xml:space="preserve">A </w:t>
+      </w:r>
+      <w:r>
+        <w:rPr>
+          <w:rFonts w:ascii="Calibri" w:eastAsiaTheme="majorEastAsia" w:hAnsi="Calibri" w:cs="Calibri" w:hint="cs"/>
+          <w:sz w:val="22"/>
+          <w:szCs w:val="22"/>
+          <w:rtl/>
+          <w:lang w:bidi="fa-IR"/>
+        </w:rPr>
+        <w:t>لود شده است)</w:t>
+      </w:r>
+    </w:p>
+    <w:p>
+      <w:pPr>
+        <w:pStyle w:val="ListParagraph"/>
+        <w:bidi/>
+        <w:rPr>
+          <w:rFonts w:ascii="Calibri" w:eastAsiaTheme="majorEastAsia" w:hAnsi="Calibri" w:cs="Calibri"/>
+          <w:rtl/>
+          <w:lang w:bidi="fa-IR"/>
+        </w:rPr>
+      </w:pPr>
+    </w:p>
+    <w:p>
+      <w:pPr>
+        <w:pStyle w:val="ListParagraph"/>
+        <w:bidi/>
+        <w:rPr>
+          <w:rFonts w:ascii="Calibri" w:eastAsiaTheme="majorEastAsia" w:hAnsi="Calibri" w:cs="Calibri"/>
+          <w:rtl/>
+          <w:lang w:bidi="fa-IR"/>
+        </w:rPr>
+      </w:pPr>
+    </w:p>
+    <w:p>
+      <w:pPr>
+        <w:pStyle w:val="ListParagraph"/>
+        <w:bidi/>
+        <w:rPr>
+          <w:rFonts w:ascii="Calibri" w:eastAsiaTheme="majorEastAsia" w:hAnsi="Calibri" w:cs="Calibri"/>
+          <w:rtl/>
+          <w:lang w:bidi="fa-IR"/>
+        </w:rPr>
+      </w:pPr>
+      <w:r>
+        <w:rPr>
+          <w:rFonts w:ascii="Calibri" w:eastAsiaTheme="majorEastAsia" w:hAnsi="Calibri" w:cs="Calibri"/>
+          <w:rtl/>
+          <w:lang w:bidi="fa-IR"/>
+        </w:rPr>
+        <w:drawing>
+          <wp:anchor distT="0" distB="0" distL="114300" distR="114300" simplePos="0" relativeHeight="251669504" behindDoc="0" locked="0" layoutInCell="1" allowOverlap="1" wp14:anchorId="50C11E8B" wp14:editId="3A70A023">
+            <wp:simplePos x="0" y="0"/>
+            <wp:positionH relativeFrom="column">
+              <wp:posOffset>-457200</wp:posOffset>
+            </wp:positionH>
+            <wp:positionV relativeFrom="paragraph">
+              <wp:posOffset>3463</wp:posOffset>
+            </wp:positionV>
+            <wp:extent cx="5943600" cy="2665730"/>
+            <wp:effectExtent l="0" t="0" r="0" b="1270"/>
+            <wp:wrapSquare wrapText="bothSides"/>
+            <wp:docPr id="2088367825" name="Picture 1"/>
+            <wp:cNvGraphicFramePr>
+              <a:graphicFrameLocks xmlns:a="http://schemas.openxmlformats.org/drawingml/2006/main" noChangeAspect="1"/>
+            </wp:cNvGraphicFramePr>
+            <a:graphic xmlns:a="http://schemas.openxmlformats.org/drawingml/2006/main">
+              <a:graphicData uri="http://schemas.openxmlformats.org/drawingml/2006/picture">
+                <pic:pic xmlns:pic="http://schemas.openxmlformats.org/drawingml/2006/picture">
+                  <pic:nvPicPr>
+                    <pic:cNvPr id="2088367825" name=""/>
+                    <pic:cNvPicPr/>
+                  </pic:nvPicPr>
+                  <pic:blipFill>
+                    <a:blip r:embed="rId13" cstate="print">
+                      <a:extLst>
+                        <a:ext uri="{28A0092B-C50C-407E-A947-70E740481C1C}">
+                          <a14:useLocalDpi xmlns:a14="http://schemas.microsoft.com/office/drawing/2010/main" val="0"/>
+                        </a:ext>
+                      </a:extLst>
+                    </a:blip>
+                    <a:stretch>
+                      <a:fillRect/>
+                    </a:stretch>
+                  </pic:blipFill>
+                  <pic:spPr>
+                    <a:xfrm>
+                      <a:off x="0" y="0"/>
+                      <a:ext cx="5943600" cy="2665730"/>
+                    </a:xfrm>
+                    <a:prstGeom prst="rect">
+                      <a:avLst/>
+                    </a:prstGeom>
+                  </pic:spPr>
+                </pic:pic>
+              </a:graphicData>
+            </a:graphic>
           </wp:anchor>
         </w:drawing>
       </w:r>
@@ -9601,7 +9479,7 @@
         <w:pStyle w:val="ListParagraph"/>
         <w:bidi/>
         <w:rPr>
-          <w:rFonts w:ascii="Calibri" w:eastAsiaTheme="majorEastAsia" w:hAnsi="Calibri" w:cs="Calibri" w:hint="cs"/>
+          <w:rFonts w:ascii="Calibri" w:eastAsiaTheme="majorEastAsia" w:hAnsi="Calibri" w:cs="Calibri"/>
           <w:rtl/>
           <w:lang w:bidi="fa-IR"/>
         </w:rPr>
@@ -9646,10 +9524,10 @@
           <w:lang w:bidi="fa-IR"/>
         </w:rPr>
         <w:drawing>
-          <wp:inline distT="0" distB="0" distL="0" distR="0" wp14:anchorId="575DFD4E" wp14:editId="21D55CC1">
-            <wp:extent cx="5943600" cy="2832735"/>
-            <wp:effectExtent l="0" t="0" r="0" b="5715"/>
-            <wp:docPr id="1858464488" name="Picture 1"/>
+          <wp:inline distT="0" distB="0" distL="0" distR="0" wp14:anchorId="6B0A0A99" wp14:editId="55066691">
+            <wp:extent cx="5943600" cy="2703195"/>
+            <wp:effectExtent l="0" t="0" r="0" b="1905"/>
+            <wp:docPr id="454238883" name="Picture 1"/>
             <wp:cNvGraphicFramePr>
               <a:graphicFrameLocks xmlns:a="http://schemas.openxmlformats.org/drawingml/2006/main" noChangeAspect="1"/>
             </wp:cNvGraphicFramePr>
@@ -9657,11 +9535,11 @@
               <a:graphicData uri="http://schemas.openxmlformats.org/drawingml/2006/picture">
                 <pic:pic xmlns:pic="http://schemas.openxmlformats.org/drawingml/2006/picture">
                   <pic:nvPicPr>
-                    <pic:cNvPr id="1858464488" name=""/>
+                    <pic:cNvPr id="454238883" name=""/>
                     <pic:cNvPicPr/>
                   </pic:nvPicPr>
                   <pic:blipFill>
-                    <a:blip r:embed="rId13"/>
+                    <a:blip r:embed="rId14"/>
                     <a:stretch>
                       <a:fillRect/>
                     </a:stretch>
@@ -9669,7 +9547,7 @@
                   <pic:spPr>
                     <a:xfrm>
                       <a:off x="0" y="0"/>
-                      <a:ext cx="5943600" cy="2832735"/>
+                      <a:ext cx="5943600" cy="2703195"/>
                     </a:xfrm>
                     <a:prstGeom prst="rect">
                       <a:avLst/>
@@ -9680,6 +9558,14 @@
             </a:graphic>
           </wp:inline>
         </w:drawing>
+      </w:r>
+      <w:r>
+        <w:rPr>
+          <w:rFonts w:ascii="Calibri" w:eastAsiaTheme="majorEastAsia" w:hAnsi="Calibri" w:cs="Calibri" w:hint="cs"/>
+          <w:rtl/>
+          <w:lang w:bidi="fa-IR"/>
+        </w:rPr>
+        <w:t xml:space="preserve"> </w:t>
       </w:r>
     </w:p>
     <w:p>
@@ -9710,7 +9596,7 @@
         <w:pStyle w:val="ListParagraph"/>
         <w:bidi/>
         <w:rPr>
-          <w:rFonts w:ascii="Calibri" w:eastAsiaTheme="majorEastAsia" w:hAnsi="Calibri" w:cs="Calibri" w:hint="cs"/>
+          <w:rFonts w:ascii="Calibri" w:eastAsiaTheme="majorEastAsia" w:hAnsi="Calibri" w:cs="Calibri"/>
           <w:rtl/>
           <w:lang w:bidi="fa-IR"/>
         </w:rPr>
@@ -9745,20 +9631,32 @@
         <w:bidi/>
         <w:rPr>
           <w:rFonts w:ascii="Calibri" w:eastAsiaTheme="majorEastAsia" w:hAnsi="Calibri" w:cs="Calibri"/>
-          <w:lang w:bidi="fa-IR"/>
-        </w:rPr>
-      </w:pPr>
-      <w:r>
+          <w:rtl/>
+          <w:lang w:bidi="fa-IR"/>
+        </w:rPr>
+      </w:pPr>
+    </w:p>
+    <w:p>
+      <w:pPr>
+        <w:pStyle w:val="ListParagraph"/>
+        <w:bidi/>
         <w:rPr>
           <w:rFonts w:ascii="Calibri" w:eastAsiaTheme="majorEastAsia" w:hAnsi="Calibri" w:cs="Calibri"/>
           <w:rtl/>
           <w:lang w:bidi="fa-IR"/>
         </w:rPr>
+      </w:pPr>
+      <w:r>
+        <w:rPr>
+          <w:rFonts w:ascii="Calibri" w:eastAsiaTheme="majorEastAsia" w:hAnsi="Calibri" w:cs="Calibri"/>
+          <w:rtl/>
+          <w:lang w:bidi="fa-IR"/>
+        </w:rPr>
         <w:drawing>
-          <wp:inline distT="0" distB="0" distL="0" distR="0" wp14:anchorId="2C49AA60" wp14:editId="6B162346">
-            <wp:extent cx="5943600" cy="2451735"/>
-            <wp:effectExtent l="0" t="0" r="0" b="5715"/>
-            <wp:docPr id="962013606" name="Picture 1"/>
+          <wp:inline distT="0" distB="0" distL="0" distR="0" wp14:anchorId="377B54E2" wp14:editId="519A9AE8">
+            <wp:extent cx="5943600" cy="2439670"/>
+            <wp:effectExtent l="0" t="0" r="0" b="0"/>
+            <wp:docPr id="1033724894" name="Picture 1"/>
             <wp:cNvGraphicFramePr>
               <a:graphicFrameLocks xmlns:a="http://schemas.openxmlformats.org/drawingml/2006/main" noChangeAspect="1"/>
             </wp:cNvGraphicFramePr>
@@ -9766,11 +9664,11 @@
               <a:graphicData uri="http://schemas.openxmlformats.org/drawingml/2006/picture">
                 <pic:pic xmlns:pic="http://schemas.openxmlformats.org/drawingml/2006/picture">
                   <pic:nvPicPr>
-                    <pic:cNvPr id="962013606" name=""/>
+                    <pic:cNvPr id="1033724894" name=""/>
                     <pic:cNvPicPr/>
                   </pic:nvPicPr>
                   <pic:blipFill>
-                    <a:blip r:embed="rId14"/>
+                    <a:blip r:embed="rId15"/>
                     <a:stretch>
                       <a:fillRect/>
                     </a:stretch>
@@ -9778,7 +9676,7 @@
                   <pic:spPr>
                     <a:xfrm>
                       <a:off x="0" y="0"/>
-                      <a:ext cx="5943600" cy="2451735"/>
+                      <a:ext cx="5943600" cy="2439670"/>
                     </a:xfrm>
                     <a:prstGeom prst="rect">
                       <a:avLst/>
@@ -9794,6 +9692,71 @@
     <w:p>
       <w:pPr>
         <w:pStyle w:val="ListParagraph"/>
+        <w:bidi/>
+        <w:rPr>
+          <w:rFonts w:ascii="Calibri" w:eastAsiaTheme="majorEastAsia" w:hAnsi="Calibri" w:cs="Calibri"/>
+          <w:rtl/>
+          <w:lang w:bidi="fa-IR"/>
+        </w:rPr>
+      </w:pPr>
+    </w:p>
+    <w:p>
+      <w:pPr>
+        <w:pStyle w:val="ListParagraph"/>
+        <w:bidi/>
+        <w:rPr>
+          <w:rFonts w:ascii="Calibri" w:eastAsiaTheme="majorEastAsia" w:hAnsi="Calibri" w:cs="Calibri"/>
+          <w:rtl/>
+          <w:lang w:bidi="fa-IR"/>
+        </w:rPr>
+      </w:pPr>
+    </w:p>
+    <w:p>
+      <w:pPr>
+        <w:pStyle w:val="ListParagraph"/>
+        <w:bidi/>
+        <w:rPr>
+          <w:rFonts w:ascii="Calibri" w:eastAsiaTheme="majorEastAsia" w:hAnsi="Calibri" w:cs="Calibri"/>
+          <w:rtl/>
+          <w:lang w:bidi="fa-IR"/>
+        </w:rPr>
+      </w:pPr>
+    </w:p>
+    <w:p>
+      <w:pPr>
+        <w:pStyle w:val="ListParagraph"/>
+        <w:bidi/>
+        <w:rPr>
+          <w:rFonts w:ascii="Calibri" w:eastAsiaTheme="majorEastAsia" w:hAnsi="Calibri" w:cs="Calibri"/>
+          <w:rtl/>
+          <w:lang w:bidi="fa-IR"/>
+        </w:rPr>
+      </w:pPr>
+    </w:p>
+    <w:p>
+      <w:pPr>
+        <w:pStyle w:val="ListParagraph"/>
+        <w:bidi/>
+        <w:rPr>
+          <w:rFonts w:ascii="Calibri" w:eastAsiaTheme="majorEastAsia" w:hAnsi="Calibri" w:cs="Calibri"/>
+          <w:rtl/>
+          <w:lang w:bidi="fa-IR"/>
+        </w:rPr>
+      </w:pPr>
+    </w:p>
+    <w:p>
+      <w:pPr>
+        <w:pStyle w:val="ListParagraph"/>
+        <w:bidi/>
+        <w:rPr>
+          <w:rFonts w:ascii="Calibri" w:eastAsiaTheme="majorEastAsia" w:hAnsi="Calibri" w:cs="Calibri"/>
+          <w:lang w:bidi="fa-IR"/>
+        </w:rPr>
+      </w:pPr>
+    </w:p>
+    <w:p>
+      <w:pPr>
+        <w:pStyle w:val="ListParagraph"/>
         <w:numPr>
           <w:ilvl w:val="0"/>
           <w:numId w:val="4"/>
@@ -9810,6 +9773,7 @@
             <w:rFonts w:ascii="Cambria Math" w:eastAsiaTheme="majorEastAsia" w:hAnsi="Cambria Math" w:cs="Calibri"/>
             <w:lang w:bidi="fa-IR"/>
           </w:rPr>
+          <w:lastRenderedPageBreak/>
           <m:t>M=110</m:t>
         </m:r>
       </m:oMath>
@@ -9820,9 +9784,150 @@
         <w:bidi/>
         <w:rPr>
           <w:rFonts w:ascii="Calibri" w:eastAsiaTheme="majorEastAsia" w:hAnsi="Calibri" w:cs="Calibri"/>
-          <w:lang w:bidi="fa-IR"/>
-        </w:rPr>
-      </w:pPr>
+          <w:rtl/>
+          <w:lang w:bidi="fa-IR"/>
+        </w:rPr>
+      </w:pPr>
+      <w:r>
+        <w:rPr>
+          <w:rFonts w:ascii="Calibri" w:eastAsiaTheme="majorEastAsia" w:hAnsi="Calibri" w:cs="Calibri" w:hint="cs"/>
+          <w:rtl/>
+          <w:lang w:bidi="fa-IR"/>
+        </w:rPr>
+        <w:t xml:space="preserve">در این مرحله اند  </w:t>
+      </w:r>
+      <w:r>
+        <w:rPr>
+          <w:rFonts w:ascii="Calibri" w:eastAsiaTheme="majorEastAsia" w:hAnsi="Calibri" w:cs="Calibri"/>
+          <w:lang w:bidi="fa-IR"/>
+        </w:rPr>
+        <w:t>A , B</w:t>
+      </w:r>
+      <w:r>
+        <w:rPr>
+          <w:rFonts w:ascii="Calibri" w:eastAsiaTheme="majorEastAsia" w:hAnsi="Calibri" w:cs="Calibri" w:hint="cs"/>
+          <w:rtl/>
+          <w:lang w:bidi="fa-IR"/>
+        </w:rPr>
+        <w:t xml:space="preserve"> در </w:t>
+      </w:r>
+      <w:r>
+        <w:rPr>
+          <w:rFonts w:ascii="Calibri" w:eastAsiaTheme="majorEastAsia" w:hAnsi="Calibri" w:cs="Calibri"/>
+          <w:lang w:bidi="fa-IR"/>
+        </w:rPr>
+        <w:t>AUL</w:t>
+      </w:r>
+      <w:r>
+        <w:rPr>
+          <w:rFonts w:ascii="Calibri" w:eastAsiaTheme="majorEastAsia" w:hAnsi="Calibri" w:cs="Calibri" w:hint="cs"/>
+          <w:rtl/>
+          <w:lang w:bidi="fa-IR"/>
+        </w:rPr>
+        <w:t xml:space="preserve"> و در </w:t>
+      </w:r>
+      <w:r>
+        <w:rPr>
+          <w:rFonts w:ascii="Calibri" w:eastAsiaTheme="majorEastAsia" w:hAnsi="Calibri" w:cs="Calibri"/>
+          <w:lang w:bidi="fa-IR"/>
+        </w:rPr>
+        <w:t xml:space="preserve">F </w:t>
+      </w:r>
+      <w:r>
+        <w:rPr>
+          <w:rFonts w:ascii="Calibri" w:eastAsiaTheme="majorEastAsia" w:hAnsi="Calibri" w:cs="Calibri" w:hint="cs"/>
+          <w:rtl/>
+          <w:lang w:bidi="fa-IR"/>
+        </w:rPr>
+        <w:t xml:space="preserve"> قرار گرفته و پشت رجیستر </w:t>
+      </w:r>
+      <w:r>
+        <w:rPr>
+          <w:rFonts w:ascii="Calibri" w:eastAsiaTheme="majorEastAsia" w:hAnsi="Calibri" w:cs="Calibri"/>
+          <w:lang w:bidi="fa-IR"/>
+        </w:rPr>
+        <w:t>A</w:t>
+      </w:r>
+      <w:r>
+        <w:rPr>
+          <w:rFonts w:ascii="Calibri" w:eastAsiaTheme="majorEastAsia" w:hAnsi="Calibri" w:cs="Calibri" w:hint="cs"/>
+          <w:rtl/>
+          <w:lang w:bidi="fa-IR"/>
+        </w:rPr>
+        <w:t xml:space="preserve"> مقدار 1 قرار دارد.</w:t>
+      </w:r>
+    </w:p>
+    <w:p>
+      <w:pPr>
+        <w:pStyle w:val="ListParagraph"/>
+        <w:bidi/>
+        <w:rPr>
+          <w:rFonts w:ascii="Calibri" w:eastAsiaTheme="majorEastAsia" w:hAnsi="Calibri" w:cs="Calibri"/>
+          <w:rtl/>
+          <w:lang w:bidi="fa-IR"/>
+        </w:rPr>
+      </w:pPr>
+      <w:r>
+        <w:rPr>
+          <w:rFonts w:ascii="Calibri" w:eastAsiaTheme="majorEastAsia" w:hAnsi="Calibri" w:cs="Calibri"/>
+          <w:rtl/>
+          <w:lang w:bidi="fa-IR"/>
+        </w:rPr>
+        <w:drawing>
+          <wp:inline distT="0" distB="0" distL="0" distR="0" wp14:anchorId="12DFEF30" wp14:editId="780B9282">
+            <wp:extent cx="5943600" cy="2662555"/>
+            <wp:effectExtent l="0" t="0" r="0" b="4445"/>
+            <wp:docPr id="779072231" name="Picture 1"/>
+            <wp:cNvGraphicFramePr>
+              <a:graphicFrameLocks xmlns:a="http://schemas.openxmlformats.org/drawingml/2006/main" noChangeAspect="1"/>
+            </wp:cNvGraphicFramePr>
+            <a:graphic xmlns:a="http://schemas.openxmlformats.org/drawingml/2006/main">
+              <a:graphicData uri="http://schemas.openxmlformats.org/drawingml/2006/picture">
+                <pic:pic xmlns:pic="http://schemas.openxmlformats.org/drawingml/2006/picture">
+                  <pic:nvPicPr>
+                    <pic:cNvPr id="779072231" name=""/>
+                    <pic:cNvPicPr/>
+                  </pic:nvPicPr>
+                  <pic:blipFill>
+                    <a:blip r:embed="rId16"/>
+                    <a:stretch>
+                      <a:fillRect/>
+                    </a:stretch>
+                  </pic:blipFill>
+                  <pic:spPr>
+                    <a:xfrm>
+                      <a:off x="0" y="0"/>
+                      <a:ext cx="5943600" cy="2662555"/>
+                    </a:xfrm>
+                    <a:prstGeom prst="rect">
+                      <a:avLst/>
+                    </a:prstGeom>
+                  </pic:spPr>
+                </pic:pic>
+              </a:graphicData>
+            </a:graphic>
+          </wp:inline>
+        </w:drawing>
+      </w:r>
+    </w:p>
+    <w:p>
+      <w:pPr>
+        <w:pStyle w:val="ListParagraph"/>
+        <w:bidi/>
+        <w:rPr>
+          <w:rFonts w:ascii="Calibri" w:eastAsiaTheme="majorEastAsia" w:hAnsi="Calibri" w:cs="Calibri" w:hint="cs"/>
+          <w:rtl/>
+          <w:lang w:bidi="fa-IR"/>
+        </w:rPr>
+      </w:pPr>
+      <w:r>
+        <w:rPr>
+          <w:rFonts w:ascii="Calibri" w:eastAsiaTheme="majorEastAsia" w:hAnsi="Calibri" w:cs="Calibri" w:hint="cs"/>
+          <w:rtl/>
+          <w:lang w:bidi="fa-IR"/>
+        </w:rPr>
+        <w:t xml:space="preserve">  </w:t>
+      </w:r>
     </w:p>
     <w:p>
       <w:pPr>
@@ -9834,6 +9939,7 @@
         <w:bidi/>
         <w:rPr>
           <w:rFonts w:ascii="Calibri" w:eastAsiaTheme="majorEastAsia" w:hAnsi="Calibri" w:cs="Calibri"/>
+          <w:rtl/>
           <w:lang w:bidi="fa-IR"/>
         </w:rPr>
       </w:pPr>
@@ -9850,107 +9956,97 @@
     <w:p>
       <w:pPr>
         <w:pStyle w:val="ListParagraph"/>
+        <w:bidi/>
+        <w:rPr>
+          <w:rFonts w:ascii="Calibri" w:eastAsiaTheme="majorEastAsia" w:hAnsi="Calibri" w:cs="Calibri"/>
+          <w:rtl/>
+          <w:lang w:bidi="fa-IR"/>
+        </w:rPr>
+      </w:pPr>
+      <w:r>
         <w:rPr>
           <w:rFonts w:ascii="Calibri" w:eastAsiaTheme="majorEastAsia" w:hAnsi="Calibri" w:cs="Calibri" w:hint="cs"/>
           <w:rtl/>
           <w:lang w:bidi="fa-IR"/>
         </w:rPr>
-      </w:pPr>
+        <w:t xml:space="preserve">در این حالت جمع حسابی دو عدد </w:t>
+      </w:r>
+      <w:r>
+        <w:rPr>
+          <w:rFonts w:ascii="Calibri" w:eastAsiaTheme="majorEastAsia" w:hAnsi="Calibri" w:cs="Calibri"/>
+          <w:lang w:bidi="fa-IR"/>
+        </w:rPr>
+        <w:t>A, B</w:t>
+      </w:r>
+      <w:r>
+        <w:rPr>
+          <w:rFonts w:ascii="Calibri" w:eastAsiaTheme="majorEastAsia" w:hAnsi="Calibri" w:cs="Calibri" w:hint="cs"/>
+          <w:rtl/>
+          <w:lang w:bidi="fa-IR"/>
+        </w:rPr>
+        <w:t xml:space="preserve"> در پشت رجیستر </w:t>
+      </w:r>
+      <w:r>
+        <w:rPr>
+          <w:rFonts w:ascii="Calibri" w:eastAsiaTheme="majorEastAsia" w:hAnsi="Calibri" w:cs="Calibri"/>
+          <w:lang w:bidi="fa-IR"/>
+        </w:rPr>
+        <w:t>A</w:t>
+      </w:r>
+      <w:r>
+        <w:rPr>
+          <w:rFonts w:ascii="Calibri" w:eastAsiaTheme="majorEastAsia" w:hAnsi="Calibri" w:cs="Calibri" w:hint="cs"/>
+          <w:rtl/>
+          <w:lang w:bidi="fa-IR"/>
+        </w:rPr>
+        <w:t xml:space="preserve"> لود میشود (در شکل زیر </w:t>
+      </w:r>
+      <w:r>
+        <w:rPr>
+          <w:rFonts w:ascii="Calibri" w:eastAsiaTheme="majorEastAsia" w:hAnsi="Calibri" w:cs="Calibri"/>
+          <w:lang w:bidi="fa-IR"/>
+        </w:rPr>
+        <w:t>A = 6, B = 7</w:t>
+      </w:r>
+      <w:r>
+        <w:rPr>
+          <w:rFonts w:ascii="Calibri" w:eastAsiaTheme="majorEastAsia" w:hAnsi="Calibri" w:cs="Calibri" w:hint="cs"/>
+          <w:rtl/>
+          <w:lang w:bidi="fa-IR"/>
+        </w:rPr>
+        <w:t xml:space="preserve"> است و پشت </w:t>
+      </w:r>
+      <w:r>
+        <w:rPr>
+          <w:rFonts w:ascii="Calibri" w:eastAsiaTheme="majorEastAsia" w:hAnsi="Calibri" w:cs="Calibri"/>
+          <w:lang w:bidi="fa-IR"/>
+        </w:rPr>
+        <w:t xml:space="preserve">A </w:t>
+      </w:r>
+      <w:r>
+        <w:rPr>
+          <w:rFonts w:ascii="Calibri" w:eastAsiaTheme="majorEastAsia" w:hAnsi="Calibri" w:cs="Calibri" w:hint="cs"/>
+          <w:rtl/>
+          <w:lang w:bidi="fa-IR"/>
+        </w:rPr>
+        <w:t xml:space="preserve"> مقدار 13 لود شده است)</w:t>
+      </w:r>
     </w:p>
     <w:p>
       <w:pPr>
-        <w:pStyle w:val="ListParagraph"/>
         <w:bidi/>
         <w:rPr>
-          <w:rFonts w:ascii="Calibri" w:eastAsiaTheme="majorEastAsia" w:hAnsi="Calibri" w:cs="Calibri" w:hint="cs"/>
-          <w:rtl/>
-          <w:lang w:bidi="fa-IR"/>
-        </w:rPr>
-      </w:pPr>
-      <w:r>
-        <w:rPr>
-          <w:rFonts w:ascii="Calibri" w:eastAsiaTheme="majorEastAsia" w:hAnsi="Calibri" w:cs="Calibri" w:hint="cs"/>
-          <w:rtl/>
-          <w:lang w:bidi="fa-IR"/>
-        </w:rPr>
-        <w:t xml:space="preserve">در این حالت جمع حسابی دو عدد </w:t>
-      </w:r>
-      <w:r>
-        <w:rPr>
           <w:rFonts w:ascii="Calibri" w:eastAsiaTheme="majorEastAsia" w:hAnsi="Calibri" w:cs="Calibri"/>
           <w:lang w:bidi="fa-IR"/>
         </w:rPr>
-        <w:t>A, B</w:t>
-      </w:r>
-      <w:r>
-        <w:rPr>
-          <w:rFonts w:ascii="Calibri" w:eastAsiaTheme="majorEastAsia" w:hAnsi="Calibri" w:cs="Calibri" w:hint="cs"/>
-          <w:rtl/>
-          <w:lang w:bidi="fa-IR"/>
-        </w:rPr>
-        <w:t xml:space="preserve"> در پشت رجیستر </w:t>
-      </w:r>
+      </w:pPr>
       <w:r>
         <w:rPr>
           <w:rFonts w:ascii="Calibri" w:eastAsiaTheme="majorEastAsia" w:hAnsi="Calibri" w:cs="Calibri"/>
-          <w:lang w:bidi="fa-IR"/>
-        </w:rPr>
-        <w:t>A</w:t>
-      </w:r>
-      <w:r>
-        <w:rPr>
-          <w:rFonts w:ascii="Calibri" w:eastAsiaTheme="majorEastAsia" w:hAnsi="Calibri" w:cs="Calibri" w:hint="cs"/>
-          <w:rtl/>
-          <w:lang w:bidi="fa-IR"/>
-        </w:rPr>
-        <w:t xml:space="preserve"> لود میشود (در شکل زیر </w:t>
-      </w:r>
-      <w:r>
-        <w:rPr>
-          <w:rFonts w:ascii="Calibri" w:eastAsiaTheme="majorEastAsia" w:hAnsi="Calibri" w:cs="Calibri"/>
-          <w:lang w:bidi="fa-IR"/>
-        </w:rPr>
-        <w:t>A = 6, B = 7</w:t>
-      </w:r>
-      <w:r>
-        <w:rPr>
-          <w:rFonts w:ascii="Calibri" w:eastAsiaTheme="majorEastAsia" w:hAnsi="Calibri" w:cs="Calibri" w:hint="cs"/>
-          <w:rtl/>
-          <w:lang w:bidi="fa-IR"/>
-        </w:rPr>
-        <w:t xml:space="preserve"> است و پشت </w:t>
-      </w:r>
-      <w:r>
-        <w:rPr>
-          <w:rFonts w:ascii="Calibri" w:eastAsiaTheme="majorEastAsia" w:hAnsi="Calibri" w:cs="Calibri"/>
-          <w:lang w:bidi="fa-IR"/>
-        </w:rPr>
-        <w:t xml:space="preserve">A </w:t>
-      </w:r>
-      <w:r>
-        <w:rPr>
-          <w:rFonts w:ascii="Calibri" w:eastAsiaTheme="majorEastAsia" w:hAnsi="Calibri" w:cs="Calibri" w:hint="cs"/>
-          <w:rtl/>
-          <w:lang w:bidi="fa-IR"/>
-        </w:rPr>
-        <w:t xml:space="preserve"> مقدار 13 لود شده است)</w:t>
-      </w:r>
-    </w:p>
-    <w:p>
-      <w:pPr>
-        <w:bidi/>
-        <w:rPr>
-          <w:rFonts w:ascii="Calibri" w:eastAsiaTheme="majorEastAsia" w:hAnsi="Calibri" w:cs="Calibri"/>
-          <w:lang w:bidi="fa-IR"/>
-        </w:rPr>
-      </w:pPr>
-      <w:r>
-        <w:rPr>
-          <w:rFonts w:ascii="Calibri" w:eastAsiaTheme="majorEastAsia" w:hAnsi="Calibri" w:cs="Calibri"/>
-          <w:rtl/>
-          <w:lang w:bidi="fa-IR"/>
-        </w:rPr>
-        <w:lastRenderedPageBreak/>
+          <w:noProof/>
+          <w:rtl/>
+          <w:lang w:bidi="fa-IR"/>
+        </w:rPr>
         <w:drawing>
           <wp:inline distT="0" distB="0" distL="0" distR="0" wp14:anchorId="2DC2D9B7" wp14:editId="2AD2EC27">
             <wp:extent cx="5943600" cy="2713355"/>
@@ -9967,7 +10063,7 @@
                     <pic:cNvPicPr/>
                   </pic:nvPicPr>
                   <pic:blipFill>
-                    <a:blip r:embed="rId15"/>
+                    <a:blip r:embed="rId17"/>
                     <a:stretch>
                       <a:fillRect/>
                     </a:stretch>
@@ -9989,8 +10085,8 @@
       </w:r>
     </w:p>
     <w:sectPr>
-      <w:headerReference w:type="default" r:id="rId16"/>
-      <w:footerReference w:type="default" r:id="rId17"/>
+      <w:headerReference w:type="default" r:id="rId18"/>
+      <w:footerReference w:type="default" r:id="rId19"/>
       <w:pgSz w:w="12240" w:h="15840"/>
       <w:pgMar w:top="1440" w:right="1440" w:bottom="1440" w:left="1440" w:header="720" w:footer="720" w:gutter="0"/>
       <w:cols w:space="720"/>
@@ -11193,6 +11289,7 @@
   <w:style w:type="character" w:default="1" w:styleId="DefaultParagraphFont">
     <w:name w:val="Default Paragraph Font"/>
     <w:uiPriority w:val="1"/>
+    <w:semiHidden/>
     <w:unhideWhenUsed/>
   </w:style>
   <w:style w:type="table" w:default="1" w:styleId="TableNormal">

--- a/E5/Az5.docx
+++ b/E5/Az5.docx
@@ -65,7 +65,23 @@
           <w:rtl/>
           <w:lang w:bidi="fa-IR"/>
         </w:rPr>
-        <w:t xml:space="preserve">آشنایی با تراشه </w:t>
+        <w:t>آ</w:t>
+      </w:r>
+      <w:r>
+        <w:rPr>
+          <w:rFonts w:ascii="Calibri" w:hAnsi="Calibri" w:cs="Calibri" w:hint="cs"/>
+          <w:rtl/>
+          <w:lang w:bidi="fa-IR"/>
+        </w:rPr>
+        <w:t xml:space="preserve">  </w:t>
+      </w:r>
+      <w:r>
+        <w:rPr>
+          <w:rFonts w:ascii="Calibri" w:hAnsi="Calibri" w:cs="Calibri"/>
+          <w:rtl/>
+          <w:lang w:bidi="fa-IR"/>
+        </w:rPr>
+        <w:t xml:space="preserve">شنایی با تراشه </w:t>
       </w:r>
       <w:r>
         <w:rPr>
@@ -801,63 +817,6 @@
       <w:r>
         <w:rPr>
           <w:rFonts w:ascii="Calibri" w:eastAsiaTheme="minorEastAsia" w:hAnsi="Calibri" w:cs="Calibri"/>
-          <w:noProof/>
-          <w:rtl/>
-          <w:lang w:bidi="fa-IR"/>
-        </w:rPr>
-        <w:drawing>
-          <wp:anchor distT="0" distB="0" distL="114300" distR="114300" simplePos="0" relativeHeight="251658240" behindDoc="0" locked="0" layoutInCell="1" allowOverlap="1" wp14:anchorId="755DE8E3" wp14:editId="5F6BAB71">
-            <wp:simplePos x="0" y="0"/>
-            <wp:positionH relativeFrom="column">
-              <wp:posOffset>34724</wp:posOffset>
-            </wp:positionH>
-            <wp:positionV relativeFrom="paragraph">
-              <wp:posOffset>682890</wp:posOffset>
-            </wp:positionV>
-            <wp:extent cx="5943600" cy="3282950"/>
-            <wp:effectExtent l="0" t="0" r="0" b="0"/>
-            <wp:wrapSquare wrapText="bothSides"/>
-            <wp:docPr id="589106318" name="Picture 1"/>
-            <wp:cNvGraphicFramePr>
-              <a:graphicFrameLocks xmlns:a="http://schemas.openxmlformats.org/drawingml/2006/main" noChangeAspect="1"/>
-            </wp:cNvGraphicFramePr>
-            <a:graphic xmlns:a="http://schemas.openxmlformats.org/drawingml/2006/main">
-              <a:graphicData uri="http://schemas.openxmlformats.org/drawingml/2006/picture">
-                <pic:pic xmlns:pic="http://schemas.openxmlformats.org/drawingml/2006/picture">
-                  <pic:nvPicPr>
-                    <pic:cNvPr id="589106318" name=""/>
-                    <pic:cNvPicPr/>
-                  </pic:nvPicPr>
-                  <pic:blipFill>
-                    <a:blip r:embed="rId7">
-                      <a:extLst>
-                        <a:ext uri="{28A0092B-C50C-407E-A947-70E740481C1C}">
-                          <a14:useLocalDpi xmlns:a14="http://schemas.microsoft.com/office/drawing/2010/main" val="0"/>
-                        </a:ext>
-                      </a:extLst>
-                    </a:blip>
-                    <a:stretch>
-                      <a:fillRect/>
-                    </a:stretch>
-                  </pic:blipFill>
-                  <pic:spPr>
-                    <a:xfrm>
-                      <a:off x="0" y="0"/>
-                      <a:ext cx="5943600" cy="3282950"/>
-                    </a:xfrm>
-                    <a:prstGeom prst="rect">
-                      <a:avLst/>
-                    </a:prstGeom>
-                  </pic:spPr>
-                </pic:pic>
-              </a:graphicData>
-            </a:graphic>
-          </wp:anchor>
-        </w:drawing>
-      </w:r>
-      <w:r>
-        <w:rPr>
-          <w:rFonts w:ascii="Calibri" w:eastAsiaTheme="minorEastAsia" w:hAnsi="Calibri" w:cs="Calibri"/>
           <w:rtl/>
           <w:lang w:bidi="fa-IR"/>
         </w:rPr>
@@ -1188,6 +1147,70 @@
           <w:lang w:bidi="fa-IR"/>
         </w:rPr>
       </w:pPr>
+      <w:r>
+        <w:rPr>
+          <w:rFonts w:ascii="Calibri" w:eastAsiaTheme="minorEastAsia" w:hAnsi="Calibri" w:cs="Calibri"/>
+          <w:rtl/>
+          <w:lang w:bidi="fa-IR"/>
+        </w:rPr>
+        <w:drawing>
+          <wp:inline distT="0" distB="0" distL="0" distR="0" wp14:anchorId="6CE3D982" wp14:editId="11D54D59">
+            <wp:extent cx="5943600" cy="3354070"/>
+            <wp:effectExtent l="0" t="0" r="0" b="0"/>
+            <wp:docPr id="1220821479" name="Picture 1"/>
+            <wp:cNvGraphicFramePr>
+              <a:graphicFrameLocks xmlns:a="http://schemas.openxmlformats.org/drawingml/2006/main" noChangeAspect="1"/>
+            </wp:cNvGraphicFramePr>
+            <a:graphic xmlns:a="http://schemas.openxmlformats.org/drawingml/2006/main">
+              <a:graphicData uri="http://schemas.openxmlformats.org/drawingml/2006/picture">
+                <pic:pic xmlns:pic="http://schemas.openxmlformats.org/drawingml/2006/picture">
+                  <pic:nvPicPr>
+                    <pic:cNvPr id="1220821479" name=""/>
+                    <pic:cNvPicPr/>
+                  </pic:nvPicPr>
+                  <pic:blipFill>
+                    <a:blip r:embed="rId7"/>
+                    <a:stretch>
+                      <a:fillRect/>
+                    </a:stretch>
+                  </pic:blipFill>
+                  <pic:spPr>
+                    <a:xfrm>
+                      <a:off x="0" y="0"/>
+                      <a:ext cx="5943600" cy="3354070"/>
+                    </a:xfrm>
+                    <a:prstGeom prst="rect">
+                      <a:avLst/>
+                    </a:prstGeom>
+                  </pic:spPr>
+                </pic:pic>
+              </a:graphicData>
+            </a:graphic>
+          </wp:inline>
+        </w:drawing>
+      </w:r>
+    </w:p>
+    <w:p>
+      <w:pPr>
+        <w:bidi/>
+        <w:spacing w:line="240" w:lineRule="auto"/>
+        <w:rPr>
+          <w:rFonts w:ascii="Calibri" w:eastAsiaTheme="minorEastAsia" w:hAnsi="Calibri" w:cs="Calibri"/>
+          <w:rtl/>
+          <w:lang w:bidi="fa-IR"/>
+        </w:rPr>
+      </w:pPr>
+    </w:p>
+    <w:p>
+      <w:pPr>
+        <w:bidi/>
+        <w:spacing w:line="240" w:lineRule="auto"/>
+        <w:rPr>
+          <w:rFonts w:ascii="Calibri" w:eastAsiaTheme="minorEastAsia" w:hAnsi="Calibri" w:cs="Calibri"/>
+          <w:rtl/>
+          <w:lang w:bidi="fa-IR"/>
+        </w:rPr>
+      </w:pPr>
     </w:p>
     <w:p>
       <w:pPr>
@@ -1208,7 +1231,6 @@
           <w:rFonts w:ascii="Calibri" w:eastAsiaTheme="minorEastAsia" w:hAnsi="Calibri" w:cs="Calibri"/>
           <w:lang w:bidi="fa-IR"/>
         </w:rPr>
-        <w:lastRenderedPageBreak/>
         <w:t>Multiplexer</w:t>
       </w:r>
       <w:r>
@@ -2819,7 +2841,6 @@
           <w:rtl/>
           <w:lang w:bidi="fa-IR"/>
         </w:rPr>
-        <w:lastRenderedPageBreak/>
         <w:t>جدول خواسته شده ی آزمایش:</w:t>
       </w:r>
     </w:p>
@@ -8524,6 +8545,7 @@
       <w:r>
         <w:rPr>
           <w:rFonts w:ascii="Calibri" w:hAnsi="Calibri" w:cs="Calibri"/>
+          <w:noProof/>
           <w:rtl/>
           <w:lang w:bidi="fa-IR"/>
         </w:rPr>
@@ -8625,7 +8647,6 @@
           <w:rtl/>
           <w:lang w:bidi="fa-IR"/>
         </w:rPr>
-        <w:lastRenderedPageBreak/>
         <w:t>تست مدار:</w:t>
       </w:r>
     </w:p>
@@ -8664,11 +8685,12 @@
       <w:r>
         <w:rPr>
           <w:rFonts w:ascii="Calibri" w:eastAsiaTheme="majorEastAsia" w:hAnsi="Calibri" w:cs="Calibri"/>
+          <w:noProof/>
           <w:rtl/>
           <w:lang w:bidi="fa-IR"/>
         </w:rPr>
         <w:drawing>
-          <wp:anchor distT="0" distB="0" distL="114300" distR="114300" simplePos="0" relativeHeight="251667456" behindDoc="0" locked="0" layoutInCell="1" allowOverlap="1" wp14:anchorId="449970B3" wp14:editId="06938B20">
+          <wp:anchor distT="0" distB="0" distL="114300" distR="114300" simplePos="0" relativeHeight="251667456" behindDoc="0" locked="0" layoutInCell="1" allowOverlap="1" wp14:anchorId="449970B3" wp14:editId="25630CEE">
             <wp:simplePos x="0" y="0"/>
             <wp:positionH relativeFrom="margin">
               <wp:align>right</wp:align>
@@ -8867,11 +8889,12 @@
       <w:r>
         <w:rPr>
           <w:rFonts w:ascii="Calibri" w:eastAsiaTheme="majorEastAsia" w:hAnsi="Calibri" w:cs="Calibri"/>
+          <w:noProof/>
           <w:rtl/>
           <w:lang w:bidi="fa-IR"/>
         </w:rPr>
         <w:drawing>
-          <wp:anchor distT="0" distB="0" distL="114300" distR="114300" simplePos="0" relativeHeight="251668480" behindDoc="0" locked="0" layoutInCell="1" allowOverlap="1" wp14:anchorId="3B3F2865" wp14:editId="0DBC2992">
+          <wp:anchor distT="0" distB="0" distL="114300" distR="114300" simplePos="0" relativeHeight="251668480" behindDoc="0" locked="0" layoutInCell="1" allowOverlap="1" wp14:anchorId="3B3F2865" wp14:editId="48775775">
             <wp:simplePos x="0" y="0"/>
             <wp:positionH relativeFrom="margin">
               <wp:align>right</wp:align>
@@ -9187,6 +9210,7 @@
       <w:r>
         <w:rPr>
           <w:rFonts w:ascii="Calibri" w:eastAsiaTheme="majorEastAsia" w:hAnsi="Calibri" w:cs="Calibri"/>
+          <w:noProof/>
           <w:rtl/>
           <w:lang w:bidi="fa-IR"/>
         </w:rPr>
@@ -9275,138 +9299,19 @@
       </w:pPr>
       <w:r>
         <w:rPr>
-          <w:rFonts w:ascii="Calibri" w:eastAsiaTheme="majorEastAsia" w:hAnsi="Calibri" w:cs="Calibri" w:hint="cs"/>
-          <w:sz w:val="22"/>
-          <w:szCs w:val="22"/>
-          <w:rtl/>
-          <w:lang w:bidi="fa-IR"/>
-        </w:rPr>
-        <w:t xml:space="preserve">عملیات در این مرحله لود کردن </w:t>
-      </w:r>
-      <w:r>
-        <w:rPr>
           <w:rFonts w:ascii="Calibri" w:eastAsiaTheme="majorEastAsia" w:hAnsi="Calibri" w:cs="Calibri"/>
-          <w:sz w:val="22"/>
-          <w:szCs w:val="22"/>
-          <w:lang w:bidi="fa-IR"/>
-        </w:rPr>
-        <w:t>B</w:t>
-      </w:r>
-      <w:r>
-        <w:rPr>
-          <w:rFonts w:ascii="Calibri" w:eastAsiaTheme="majorEastAsia" w:hAnsi="Calibri" w:cs="Calibri" w:hint="cs"/>
-          <w:sz w:val="22"/>
-          <w:szCs w:val="22"/>
-          <w:rtl/>
-          <w:lang w:bidi="fa-IR"/>
-        </w:rPr>
-        <w:t xml:space="preserve"> در </w:t>
-      </w:r>
-      <w:r>
-        <w:rPr>
-          <w:rFonts w:ascii="Calibri" w:eastAsiaTheme="majorEastAsia" w:hAnsi="Calibri" w:cs="Calibri"/>
-          <w:sz w:val="22"/>
-          <w:szCs w:val="22"/>
-          <w:lang w:bidi="fa-IR"/>
-        </w:rPr>
-        <w:t>A</w:t>
-      </w:r>
-      <w:r>
-        <w:rPr>
-          <w:rFonts w:ascii="Calibri" w:eastAsiaTheme="majorEastAsia" w:hAnsi="Calibri" w:cs="Calibri" w:hint="cs"/>
-          <w:sz w:val="22"/>
-          <w:szCs w:val="22"/>
-          <w:rtl/>
-          <w:lang w:bidi="fa-IR"/>
-        </w:rPr>
-        <w:t xml:space="preserve"> است: (در شکل زیر قبل از زدن کلاک واضح است که </w:t>
-      </w:r>
-      <w:r>
-        <w:rPr>
-          <w:rFonts w:ascii="Calibri" w:eastAsiaTheme="majorEastAsia" w:hAnsi="Calibri" w:cs="Calibri" w:hint="cs"/>
-          <w:sz w:val="22"/>
-          <w:szCs w:val="22"/>
-          <w:rtl/>
-          <w:lang w:bidi="fa-IR"/>
-        </w:rPr>
-        <w:t xml:space="preserve">3  </w:t>
-      </w:r>
-      <w:r>
-        <w:rPr>
-          <w:rFonts w:ascii="Calibri" w:eastAsiaTheme="majorEastAsia" w:hAnsi="Calibri" w:cs="Calibri" w:hint="cs"/>
-          <w:sz w:val="22"/>
-          <w:szCs w:val="22"/>
-          <w:rtl/>
-          <w:lang w:bidi="fa-IR"/>
-        </w:rPr>
-        <w:t xml:space="preserve"> پشت رجیستر </w:t>
-      </w:r>
-      <w:r>
-        <w:rPr>
-          <w:rFonts w:ascii="Calibri" w:eastAsiaTheme="majorEastAsia" w:hAnsi="Calibri" w:cs="Calibri"/>
-          <w:sz w:val="22"/>
-          <w:szCs w:val="22"/>
-          <w:lang w:bidi="fa-IR"/>
-        </w:rPr>
-        <w:t xml:space="preserve">A </w:t>
-      </w:r>
-      <w:r>
-        <w:rPr>
-          <w:rFonts w:ascii="Calibri" w:eastAsiaTheme="majorEastAsia" w:hAnsi="Calibri" w:cs="Calibri" w:hint="cs"/>
-          <w:sz w:val="22"/>
-          <w:szCs w:val="22"/>
-          <w:rtl/>
-          <w:lang w:bidi="fa-IR"/>
-        </w:rPr>
-        <w:t>لود شده است)</w:t>
-      </w:r>
-    </w:p>
-    <w:p>
-      <w:pPr>
-        <w:pStyle w:val="ListParagraph"/>
-        <w:bidi/>
-        <w:rPr>
-          <w:rFonts w:ascii="Calibri" w:eastAsiaTheme="majorEastAsia" w:hAnsi="Calibri" w:cs="Calibri"/>
-          <w:rtl/>
-          <w:lang w:bidi="fa-IR"/>
-        </w:rPr>
-      </w:pPr>
-    </w:p>
-    <w:p>
-      <w:pPr>
-        <w:pStyle w:val="ListParagraph"/>
-        <w:bidi/>
-        <w:rPr>
-          <w:rFonts w:ascii="Calibri" w:eastAsiaTheme="majorEastAsia" w:hAnsi="Calibri" w:cs="Calibri"/>
-          <w:rtl/>
-          <w:lang w:bidi="fa-IR"/>
-        </w:rPr>
-      </w:pPr>
-    </w:p>
-    <w:p>
-      <w:pPr>
-        <w:pStyle w:val="ListParagraph"/>
-        <w:bidi/>
-        <w:rPr>
-          <w:rFonts w:ascii="Calibri" w:eastAsiaTheme="majorEastAsia" w:hAnsi="Calibri" w:cs="Calibri"/>
-          <w:rtl/>
-          <w:lang w:bidi="fa-IR"/>
-        </w:rPr>
-      </w:pPr>
-      <w:r>
-        <w:rPr>
-          <w:rFonts w:ascii="Calibri" w:eastAsiaTheme="majorEastAsia" w:hAnsi="Calibri" w:cs="Calibri"/>
+          <w:noProof/>
           <w:rtl/>
           <w:lang w:bidi="fa-IR"/>
         </w:rPr>
         <w:drawing>
-          <wp:anchor distT="0" distB="0" distL="114300" distR="114300" simplePos="0" relativeHeight="251669504" behindDoc="0" locked="0" layoutInCell="1" allowOverlap="1" wp14:anchorId="50C11E8B" wp14:editId="3A70A023">
+          <wp:anchor distT="0" distB="0" distL="114300" distR="114300" simplePos="0" relativeHeight="251669504" behindDoc="0" locked="0" layoutInCell="1" allowOverlap="1" wp14:anchorId="50C11E8B" wp14:editId="3B7E80DF">
             <wp:simplePos x="0" y="0"/>
-            <wp:positionH relativeFrom="column">
-              <wp:posOffset>-457200</wp:posOffset>
+            <wp:positionH relativeFrom="margin">
+              <wp:align>right</wp:align>
             </wp:positionH>
             <wp:positionV relativeFrom="paragraph">
-              <wp:posOffset>3463</wp:posOffset>
+              <wp:posOffset>603829</wp:posOffset>
             </wp:positionV>
             <wp:extent cx="5943600" cy="2665730"/>
             <wp:effectExtent l="0" t="0" r="0" b="1270"/>
@@ -9449,6 +9354,126 @@
           </wp:anchor>
         </w:drawing>
       </w:r>
+      <w:r>
+        <w:rPr>
+          <w:rFonts w:ascii="Calibri" w:eastAsiaTheme="majorEastAsia" w:hAnsi="Calibri" w:cs="Calibri" w:hint="cs"/>
+          <w:sz w:val="22"/>
+          <w:szCs w:val="22"/>
+          <w:rtl/>
+          <w:lang w:bidi="fa-IR"/>
+        </w:rPr>
+        <w:t xml:space="preserve">عملیات در این مرحله لود کردن </w:t>
+      </w:r>
+      <w:r>
+        <w:rPr>
+          <w:rFonts w:ascii="Calibri" w:eastAsiaTheme="majorEastAsia" w:hAnsi="Calibri" w:cs="Calibri"/>
+          <w:sz w:val="22"/>
+          <w:szCs w:val="22"/>
+          <w:lang w:bidi="fa-IR"/>
+        </w:rPr>
+        <w:t>B</w:t>
+      </w:r>
+      <w:r>
+        <w:rPr>
+          <w:rFonts w:ascii="Calibri" w:eastAsiaTheme="majorEastAsia" w:hAnsi="Calibri" w:cs="Calibri" w:hint="cs"/>
+          <w:sz w:val="22"/>
+          <w:szCs w:val="22"/>
+          <w:rtl/>
+          <w:lang w:bidi="fa-IR"/>
+        </w:rPr>
+        <w:t xml:space="preserve"> در </w:t>
+      </w:r>
+      <w:r>
+        <w:rPr>
+          <w:rFonts w:ascii="Calibri" w:eastAsiaTheme="majorEastAsia" w:hAnsi="Calibri" w:cs="Calibri"/>
+          <w:sz w:val="22"/>
+          <w:szCs w:val="22"/>
+          <w:lang w:bidi="fa-IR"/>
+        </w:rPr>
+        <w:t>A</w:t>
+      </w:r>
+      <w:r>
+        <w:rPr>
+          <w:rFonts w:ascii="Calibri" w:eastAsiaTheme="majorEastAsia" w:hAnsi="Calibri" w:cs="Calibri" w:hint="cs"/>
+          <w:sz w:val="22"/>
+          <w:szCs w:val="22"/>
+          <w:rtl/>
+          <w:lang w:bidi="fa-IR"/>
+        </w:rPr>
+        <w:t xml:space="preserve"> است: (در شکل زیر قبل از زدن کلاک واضح است که </w:t>
+      </w:r>
+      <w:r>
+        <w:rPr>
+          <w:rFonts w:ascii="Calibri" w:eastAsiaTheme="majorEastAsia" w:hAnsi="Calibri" w:cs="Calibri" w:hint="cs"/>
+          <w:sz w:val="22"/>
+          <w:szCs w:val="22"/>
+          <w:rtl/>
+          <w:lang w:bidi="fa-IR"/>
+        </w:rPr>
+        <w:t xml:space="preserve">3  </w:t>
+      </w:r>
+      <w:r>
+        <w:rPr>
+          <w:rFonts w:ascii="Calibri" w:eastAsiaTheme="majorEastAsia" w:hAnsi="Calibri" w:cs="Calibri" w:hint="cs"/>
+          <w:sz w:val="22"/>
+          <w:szCs w:val="22"/>
+          <w:rtl/>
+          <w:lang w:bidi="fa-IR"/>
+        </w:rPr>
+        <w:t xml:space="preserve"> پشت رجیستر </w:t>
+      </w:r>
+      <w:r>
+        <w:rPr>
+          <w:rFonts w:ascii="Calibri" w:eastAsiaTheme="majorEastAsia" w:hAnsi="Calibri" w:cs="Calibri"/>
+          <w:sz w:val="22"/>
+          <w:szCs w:val="22"/>
+          <w:lang w:bidi="fa-IR"/>
+        </w:rPr>
+        <w:t xml:space="preserve">A </w:t>
+      </w:r>
+      <w:r>
+        <w:rPr>
+          <w:rFonts w:ascii="Calibri" w:eastAsiaTheme="majorEastAsia" w:hAnsi="Calibri" w:cs="Calibri" w:hint="cs"/>
+          <w:sz w:val="22"/>
+          <w:szCs w:val="22"/>
+          <w:rtl/>
+          <w:lang w:bidi="fa-IR"/>
+        </w:rPr>
+        <w:t>لود شده است)</w:t>
+      </w:r>
+    </w:p>
+    <w:p>
+      <w:pPr>
+        <w:pStyle w:val="ListParagraph"/>
+        <w:bidi/>
+        <w:rPr>
+          <w:rFonts w:ascii="Calibri" w:eastAsiaTheme="majorEastAsia" w:hAnsi="Calibri" w:cs="Calibri"/>
+          <w:rtl/>
+          <w:lang w:bidi="fa-IR"/>
+        </w:rPr>
+      </w:pPr>
+    </w:p>
+    <w:p>
+      <w:pPr>
+        <w:pStyle w:val="ListParagraph"/>
+        <w:bidi/>
+        <w:rPr>
+          <w:rFonts w:ascii="Calibri" w:eastAsiaTheme="majorEastAsia" w:hAnsi="Calibri" w:cs="Calibri"/>
+          <w:rtl/>
+          <w:lang w:bidi="fa-IR"/>
+        </w:rPr>
+      </w:pPr>
+    </w:p>
+    <w:p>
+      <w:pPr>
+        <w:pStyle w:val="ListParagraph"/>
+        <w:bidi/>
+        <w:rPr>
+          <w:rFonts w:ascii="Calibri" w:eastAsiaTheme="majorEastAsia" w:hAnsi="Calibri" w:cs="Calibri"/>
+          <w:rtl/>
+          <w:lang w:bidi="fa-IR"/>
+        </w:rPr>
+      </w:pPr>
     </w:p>
     <w:p>
       <w:pPr>
@@ -9469,7 +9494,6 @@
             <w:rFonts w:ascii="Cambria Math" w:eastAsiaTheme="majorEastAsia" w:hAnsi="Cambria Math" w:cs="Calibri"/>
             <w:lang w:bidi="fa-IR"/>
           </w:rPr>
-          <w:lastRenderedPageBreak/>
           <m:t>M=100</m:t>
         </m:r>
       </m:oMath>
@@ -9514,12 +9538,14 @@
         <w:bidi/>
         <w:rPr>
           <w:rFonts w:ascii="Calibri" w:eastAsiaTheme="majorEastAsia" w:hAnsi="Calibri" w:cs="Calibri"/>
+          <w:rtl/>
           <w:lang w:bidi="fa-IR"/>
         </w:rPr>
       </w:pPr>
       <w:r>
         <w:rPr>
           <w:rFonts w:ascii="Calibri" w:eastAsiaTheme="majorEastAsia" w:hAnsi="Calibri" w:cs="Calibri"/>
+          <w:noProof/>
           <w:rtl/>
           <w:lang w:bidi="fa-IR"/>
         </w:rPr>
@@ -9571,6 +9597,38 @@
     <w:p>
       <w:pPr>
         <w:pStyle w:val="ListParagraph"/>
+        <w:bidi/>
+        <w:rPr>
+          <w:rFonts w:ascii="Calibri" w:eastAsiaTheme="majorEastAsia" w:hAnsi="Calibri" w:cs="Calibri"/>
+          <w:rtl/>
+          <w:lang w:bidi="fa-IR"/>
+        </w:rPr>
+      </w:pPr>
+    </w:p>
+    <w:p>
+      <w:pPr>
+        <w:pStyle w:val="ListParagraph"/>
+        <w:bidi/>
+        <w:rPr>
+          <w:rFonts w:ascii="Calibri" w:eastAsiaTheme="majorEastAsia" w:hAnsi="Calibri" w:cs="Calibri"/>
+          <w:rtl/>
+          <w:lang w:bidi="fa-IR"/>
+        </w:rPr>
+      </w:pPr>
+    </w:p>
+    <w:p>
+      <w:pPr>
+        <w:pStyle w:val="ListParagraph"/>
+        <w:bidi/>
+        <w:rPr>
+          <w:rFonts w:ascii="Calibri" w:eastAsiaTheme="majorEastAsia" w:hAnsi="Calibri" w:cs="Calibri"/>
+          <w:lang w:bidi="fa-IR"/>
+        </w:rPr>
+      </w:pPr>
+    </w:p>
+    <w:p>
+      <w:pPr>
+        <w:pStyle w:val="ListParagraph"/>
         <w:numPr>
           <w:ilvl w:val="0"/>
           <w:numId w:val="4"/>
@@ -9649,6 +9707,7 @@
       <w:r>
         <w:rPr>
           <w:rFonts w:ascii="Calibri" w:eastAsiaTheme="majorEastAsia" w:hAnsi="Calibri" w:cs="Calibri"/>
+          <w:noProof/>
           <w:rtl/>
           <w:lang w:bidi="fa-IR"/>
         </w:rPr>
@@ -9703,60 +9762,6 @@
     <w:p>
       <w:pPr>
         <w:pStyle w:val="ListParagraph"/>
-        <w:bidi/>
-        <w:rPr>
-          <w:rFonts w:ascii="Calibri" w:eastAsiaTheme="majorEastAsia" w:hAnsi="Calibri" w:cs="Calibri"/>
-          <w:rtl/>
-          <w:lang w:bidi="fa-IR"/>
-        </w:rPr>
-      </w:pPr>
-    </w:p>
-    <w:p>
-      <w:pPr>
-        <w:pStyle w:val="ListParagraph"/>
-        <w:bidi/>
-        <w:rPr>
-          <w:rFonts w:ascii="Calibri" w:eastAsiaTheme="majorEastAsia" w:hAnsi="Calibri" w:cs="Calibri"/>
-          <w:rtl/>
-          <w:lang w:bidi="fa-IR"/>
-        </w:rPr>
-      </w:pPr>
-    </w:p>
-    <w:p>
-      <w:pPr>
-        <w:pStyle w:val="ListParagraph"/>
-        <w:bidi/>
-        <w:rPr>
-          <w:rFonts w:ascii="Calibri" w:eastAsiaTheme="majorEastAsia" w:hAnsi="Calibri" w:cs="Calibri"/>
-          <w:rtl/>
-          <w:lang w:bidi="fa-IR"/>
-        </w:rPr>
-      </w:pPr>
-    </w:p>
-    <w:p>
-      <w:pPr>
-        <w:pStyle w:val="ListParagraph"/>
-        <w:bidi/>
-        <w:rPr>
-          <w:rFonts w:ascii="Calibri" w:eastAsiaTheme="majorEastAsia" w:hAnsi="Calibri" w:cs="Calibri"/>
-          <w:rtl/>
-          <w:lang w:bidi="fa-IR"/>
-        </w:rPr>
-      </w:pPr>
-    </w:p>
-    <w:p>
-      <w:pPr>
-        <w:pStyle w:val="ListParagraph"/>
-        <w:bidi/>
-        <w:rPr>
-          <w:rFonts w:ascii="Calibri" w:eastAsiaTheme="majorEastAsia" w:hAnsi="Calibri" w:cs="Calibri"/>
-          <w:lang w:bidi="fa-IR"/>
-        </w:rPr>
-      </w:pPr>
-    </w:p>
-    <w:p>
-      <w:pPr>
-        <w:pStyle w:val="ListParagraph"/>
         <w:numPr>
           <w:ilvl w:val="0"/>
           <w:numId w:val="4"/>
@@ -9874,10 +9879,10 @@
           <w:lang w:bidi="fa-IR"/>
         </w:rPr>
         <w:drawing>
-          <wp:inline distT="0" distB="0" distL="0" distR="0" wp14:anchorId="12DFEF30" wp14:editId="780B9282">
-            <wp:extent cx="5943600" cy="2662555"/>
-            <wp:effectExtent l="0" t="0" r="0" b="4445"/>
-            <wp:docPr id="779072231" name="Picture 1"/>
+          <wp:inline distT="0" distB="0" distL="0" distR="0" wp14:anchorId="357C3EF2" wp14:editId="34C8AD36">
+            <wp:extent cx="5943600" cy="2496185"/>
+            <wp:effectExtent l="0" t="0" r="0" b="0"/>
+            <wp:docPr id="1341496848" name="Picture 1"/>
             <wp:cNvGraphicFramePr>
               <a:graphicFrameLocks xmlns:a="http://schemas.openxmlformats.org/drawingml/2006/main" noChangeAspect="1"/>
             </wp:cNvGraphicFramePr>
@@ -9885,7 +9890,7 @@
               <a:graphicData uri="http://schemas.openxmlformats.org/drawingml/2006/picture">
                 <pic:pic xmlns:pic="http://schemas.openxmlformats.org/drawingml/2006/picture">
                   <pic:nvPicPr>
-                    <pic:cNvPr id="779072231" name=""/>
+                    <pic:cNvPr id="1341496848" name=""/>
                     <pic:cNvPicPr/>
                   </pic:nvPicPr>
                   <pic:blipFill>
@@ -9897,7 +9902,7 @@
                   <pic:spPr>
                     <a:xfrm>
                       <a:off x="0" y="0"/>
-                      <a:ext cx="5943600" cy="2662555"/>
+                      <a:ext cx="5943600" cy="2496185"/>
                     </a:xfrm>
                     <a:prstGeom prst="rect">
                       <a:avLst/>
@@ -9915,7 +9920,7 @@
         <w:pStyle w:val="ListParagraph"/>
         <w:bidi/>
         <w:rPr>
-          <w:rFonts w:ascii="Calibri" w:eastAsiaTheme="majorEastAsia" w:hAnsi="Calibri" w:cs="Calibri" w:hint="cs"/>
+          <w:rFonts w:ascii="Calibri" w:eastAsiaTheme="majorEastAsia" w:hAnsi="Calibri" w:cs="Calibri"/>
           <w:rtl/>
           <w:lang w:bidi="fa-IR"/>
         </w:rPr>

--- a/E5/Az5.docx
+++ b/E5/Az5.docx
@@ -73,7 +73,7 @@
           <w:rtl/>
           <w:lang w:bidi="fa-IR"/>
         </w:rPr>
-        <w:t xml:space="preserve">  </w:t>
+        <w:t xml:space="preserve"> </w:t>
       </w:r>
       <w:r>
         <w:rPr>
@@ -1150,6 +1150,7 @@
       <w:r>
         <w:rPr>
           <w:rFonts w:ascii="Calibri" w:eastAsiaTheme="minorEastAsia" w:hAnsi="Calibri" w:cs="Calibri"/>
+          <w:noProof/>
           <w:rtl/>
           <w:lang w:bidi="fa-IR"/>
         </w:rPr>
@@ -1169,7 +1170,7 @@
                     <pic:cNvPicPr/>
                   </pic:nvPicPr>
                   <pic:blipFill>
-                    <a:blip r:embed="rId7"/>
+                    <a:blip r:embed="rId8"/>
                     <a:stretch>
                       <a:fillRect/>
                     </a:stretch>
@@ -1281,7 +1282,7 @@
                     <pic:cNvPicPr/>
                   </pic:nvPicPr>
                   <pic:blipFill>
-                    <a:blip r:embed="rId8">
+                    <a:blip r:embed="rId9">
                       <a:extLst>
                         <a:ext uri="{28A0092B-C50C-407E-A947-70E740481C1C}">
                           <a14:useLocalDpi xmlns:a14="http://schemas.microsoft.com/office/drawing/2010/main" val="0"/>
@@ -1384,11 +1385,27 @@
           <w:rtl/>
           <w:lang w:bidi="fa-IR"/>
         </w:rPr>
-        <w:t xml:space="preserve">در این آزمایش برای سلکت های مالتی پلکسر ایی که به رجیستر </w:t>
+        <w:t>در این آزمایش سلکت های مالتی پلکسر</w:t>
+      </w:r>
+      <w:r>
+        <w:rPr>
+          <w:rFonts w:ascii="Calibri" w:eastAsiaTheme="minorEastAsia" w:hAnsi="Calibri" w:cs="Calibri" w:hint="cs"/>
+          <w:rtl/>
+          <w:lang w:bidi="fa-IR"/>
+        </w:rPr>
+        <w:t>ی را</w:t>
       </w:r>
       <w:r>
         <w:rPr>
           <w:rFonts w:ascii="Calibri" w:eastAsiaTheme="minorEastAsia" w:hAnsi="Calibri" w:cs="Calibri"/>
+          <w:rtl/>
+          <w:lang w:bidi="fa-IR"/>
+        </w:rPr>
+        <w:t xml:space="preserve"> که به رجیستر </w:t>
+      </w:r>
+      <w:r>
+        <w:rPr>
+          <w:rFonts w:ascii="Calibri" w:eastAsiaTheme="minorEastAsia" w:hAnsi="Calibri" w:cs="Calibri"/>
           <w:lang w:bidi="fa-IR"/>
         </w:rPr>
         <w:t>A</w:t>
@@ -1399,7 +1416,7 @@
           <w:rtl/>
           <w:lang w:bidi="fa-IR"/>
         </w:rPr>
-        <w:t xml:space="preserve"> متصل است را این گونه تعیین میکنیم که اگر </w:t>
+        <w:t xml:space="preserve"> متصل است این گونه تعیین میکنیم که اگر </w:t>
       </w:r>
       <m:oMath>
         <m:sSub>
@@ -8565,7 +8582,7 @@
                     <pic:cNvPicPr/>
                   </pic:nvPicPr>
                   <pic:blipFill>
-                    <a:blip r:embed="rId9"/>
+                    <a:blip r:embed="rId10"/>
                     <a:stretch>
                       <a:fillRect/>
                     </a:stretch>
@@ -8690,7 +8707,7 @@
           <w:lang w:bidi="fa-IR"/>
         </w:rPr>
         <w:drawing>
-          <wp:anchor distT="0" distB="0" distL="114300" distR="114300" simplePos="0" relativeHeight="251667456" behindDoc="0" locked="0" layoutInCell="1" allowOverlap="1" wp14:anchorId="449970B3" wp14:editId="25630CEE">
+          <wp:anchor distT="0" distB="0" distL="114300" distR="114300" simplePos="0" relativeHeight="251667456" behindDoc="0" locked="0" layoutInCell="1" allowOverlap="1" wp14:anchorId="449970B3" wp14:editId="51E6442E">
             <wp:simplePos x="0" y="0"/>
             <wp:positionH relativeFrom="margin">
               <wp:align>right</wp:align>
@@ -8713,7 +8730,7 @@
                     <pic:cNvPicPr/>
                   </pic:nvPicPr>
                   <pic:blipFill>
-                    <a:blip r:embed="rId10" cstate="print">
+                    <a:blip r:embed="rId11" cstate="print">
                       <a:extLst>
                         <a:ext uri="{28A0092B-C50C-407E-A947-70E740481C1C}">
                           <a14:useLocalDpi xmlns:a14="http://schemas.microsoft.com/office/drawing/2010/main" val="0"/>
@@ -8894,7 +8911,7 @@
           <w:lang w:bidi="fa-IR"/>
         </w:rPr>
         <w:drawing>
-          <wp:anchor distT="0" distB="0" distL="114300" distR="114300" simplePos="0" relativeHeight="251668480" behindDoc="0" locked="0" layoutInCell="1" allowOverlap="1" wp14:anchorId="3B3F2865" wp14:editId="48775775">
+          <wp:anchor distT="0" distB="0" distL="114300" distR="114300" simplePos="0" relativeHeight="251668480" behindDoc="0" locked="0" layoutInCell="1" allowOverlap="1" wp14:anchorId="3B3F2865" wp14:editId="3C8192B7">
             <wp:simplePos x="0" y="0"/>
             <wp:positionH relativeFrom="margin">
               <wp:align>right</wp:align>
@@ -8917,7 +8934,7 @@
                     <pic:cNvPicPr/>
                   </pic:nvPicPr>
                   <pic:blipFill>
-                    <a:blip r:embed="rId11" cstate="print">
+                    <a:blip r:embed="rId12" cstate="print">
                       <a:extLst>
                         <a:ext uri="{28A0092B-C50C-407E-A947-70E740481C1C}">
                           <a14:useLocalDpi xmlns:a14="http://schemas.microsoft.com/office/drawing/2010/main" val="0"/>
@@ -9148,7 +9165,7 @@
           <w:rFonts w:ascii="Calibri" w:eastAsiaTheme="majorEastAsia" w:hAnsi="Calibri" w:cs="Calibri"/>
           <w:lang w:bidi="fa-IR"/>
         </w:rPr>
-        <w:t>AUL</w:t>
+        <w:t>ALU</w:t>
       </w:r>
       <w:r>
         <w:rPr>
@@ -9230,7 +9247,7 @@
                     <pic:cNvPicPr/>
                   </pic:nvPicPr>
                   <pic:blipFill>
-                    <a:blip r:embed="rId12"/>
+                    <a:blip r:embed="rId13"/>
                     <a:stretch>
                       <a:fillRect/>
                     </a:stretch>
@@ -9305,7 +9322,7 @@
           <w:lang w:bidi="fa-IR"/>
         </w:rPr>
         <w:drawing>
-          <wp:anchor distT="0" distB="0" distL="114300" distR="114300" simplePos="0" relativeHeight="251669504" behindDoc="0" locked="0" layoutInCell="1" allowOverlap="1" wp14:anchorId="50C11E8B" wp14:editId="3B7E80DF">
+          <wp:anchor distT="0" distB="0" distL="114300" distR="114300" simplePos="0" relativeHeight="251669504" behindDoc="0" locked="0" layoutInCell="1" allowOverlap="1" wp14:anchorId="50C11E8B" wp14:editId="1D7F6CE7">
             <wp:simplePos x="0" y="0"/>
             <wp:positionH relativeFrom="margin">
               <wp:align>right</wp:align>
@@ -9328,7 +9345,7 @@
                     <pic:cNvPicPr/>
                   </pic:nvPicPr>
                   <pic:blipFill>
-                    <a:blip r:embed="rId13" cstate="print">
+                    <a:blip r:embed="rId14" cstate="print">
                       <a:extLst>
                         <a:ext uri="{28A0092B-C50C-407E-A947-70E740481C1C}">
                           <a14:useLocalDpi xmlns:a14="http://schemas.microsoft.com/office/drawing/2010/main" val="0"/>
@@ -9565,7 +9582,7 @@
                     <pic:cNvPicPr/>
                   </pic:nvPicPr>
                   <pic:blipFill>
-                    <a:blip r:embed="rId14"/>
+                    <a:blip r:embed="rId15"/>
                     <a:stretch>
                       <a:fillRect/>
                     </a:stretch>
@@ -9727,7 +9744,7 @@
                     <pic:cNvPicPr/>
                   </pic:nvPicPr>
                   <pic:blipFill>
-                    <a:blip r:embed="rId15"/>
+                    <a:blip r:embed="rId16"/>
                     <a:stretch>
                       <a:fillRect/>
                     </a:stretch>
@@ -9875,6 +9892,7 @@
       <w:r>
         <w:rPr>
           <w:rFonts w:ascii="Calibri" w:eastAsiaTheme="majorEastAsia" w:hAnsi="Calibri" w:cs="Calibri"/>
+          <w:noProof/>
           <w:rtl/>
           <w:lang w:bidi="fa-IR"/>
         </w:rPr>
@@ -9894,7 +9912,7 @@
                     <pic:cNvPicPr/>
                   </pic:nvPicPr>
                   <pic:blipFill>
-                    <a:blip r:embed="rId16"/>
+                    <a:blip r:embed="rId17"/>
                     <a:stretch>
                       <a:fillRect/>
                     </a:stretch>
@@ -10068,7 +10086,7 @@
                     <pic:cNvPicPr/>
                   </pic:nvPicPr>
                   <pic:blipFill>
-                    <a:blip r:embed="rId17"/>
+                    <a:blip r:embed="rId18"/>
                     <a:stretch>
                       <a:fillRect/>
                     </a:stretch>
@@ -10089,9 +10107,2319 @@
         </w:drawing>
       </w:r>
     </w:p>
+    <w:p>
+      <w:pPr>
+        <w:bidi/>
+        <w:rPr>
+          <w:rFonts w:ascii="Calibri" w:eastAsiaTheme="majorEastAsia" w:hAnsi="Calibri" w:cs="Calibri"/>
+          <w:lang w:bidi="fa-IR"/>
+        </w:rPr>
+      </w:pPr>
+    </w:p>
+    <w:p>
+      <w:pPr>
+        <w:bidi/>
+        <w:rPr>
+          <w:rFonts w:ascii="Calibri" w:eastAsiaTheme="majorEastAsia" w:hAnsi="Calibri" w:cs="Calibri"/>
+          <w:lang w:bidi="fa-IR"/>
+        </w:rPr>
+      </w:pPr>
+    </w:p>
+    <w:p>
+      <w:pPr>
+        <w:bidi/>
+        <w:rPr>
+          <w:rFonts w:ascii="Calibri" w:eastAsiaTheme="majorEastAsia" w:hAnsi="Calibri" w:cs="Calibri"/>
+          <w:lang w:bidi="fa-IR"/>
+        </w:rPr>
+      </w:pPr>
+    </w:p>
+    <w:p>
+      <w:pPr>
+        <w:pStyle w:val="Heading2"/>
+        <w:numPr>
+          <w:ilvl w:val="0"/>
+          <w:numId w:val="1"/>
+        </w:numPr>
+        <w:bidi/>
+        <w:spacing w:line="240" w:lineRule="auto"/>
+        <w:rPr>
+          <w:rFonts w:ascii="Calibri" w:hAnsi="Calibri" w:cs="Calibri"/>
+          <w:lang w:bidi="fa-IR"/>
+        </w:rPr>
+      </w:pPr>
+      <w:r>
+        <w:rPr>
+          <w:rFonts w:ascii="Calibri" w:hAnsi="Calibri" w:cs="Calibri" w:hint="cs"/>
+          <w:rtl/>
+          <w:lang w:bidi="fa-IR"/>
+        </w:rPr>
+        <w:lastRenderedPageBreak/>
+        <w:t xml:space="preserve">ساخت مدار داخلی یک </w:t>
+      </w:r>
+      <w:r>
+        <w:rPr>
+          <w:rFonts w:ascii="Calibri" w:hAnsi="Calibri" w:cs="Calibri"/>
+          <w:lang w:bidi="fa-IR"/>
+        </w:rPr>
+        <w:t>ALU</w:t>
+      </w:r>
+    </w:p>
+    <w:p>
+      <w:pPr>
+        <w:bidi/>
+        <w:rPr>
+          <w:rtl/>
+          <w:lang w:bidi="fa-IR"/>
+        </w:rPr>
+      </w:pPr>
+      <w:r>
+        <w:rPr>
+          <w:rFonts w:hint="cs"/>
+          <w:rtl/>
+          <w:lang w:bidi="fa-IR"/>
+        </w:rPr>
+        <w:t xml:space="preserve">در این آزمایش باید مطابق با جدول زیر یک </w:t>
+      </w:r>
+      <w:r>
+        <w:rPr>
+          <w:lang w:bidi="fa-IR"/>
+        </w:rPr>
+        <w:t>ALU</w:t>
+      </w:r>
+      <w:r>
+        <w:rPr>
+          <w:rFonts w:hint="cs"/>
+          <w:rtl/>
+          <w:lang w:bidi="fa-IR"/>
+        </w:rPr>
+        <w:t xml:space="preserve"> بسازیم:</w:t>
+      </w:r>
+    </w:p>
+    <w:p>
+      <w:pPr>
+        <w:bidi/>
+        <w:rPr>
+          <w:rtl/>
+          <w:lang w:bidi="fa-IR"/>
+        </w:rPr>
+      </w:pPr>
+      <w:r>
+        <w:rPr>
+          <w:rFonts w:cs="Arial"/>
+          <w:rtl/>
+          <w:lang w:bidi="fa-IR"/>
+        </w:rPr>
+        <w:drawing>
+          <wp:inline distT="0" distB="0" distL="0" distR="0" wp14:anchorId="7E17662F" wp14:editId="668EA293">
+            <wp:extent cx="5943600" cy="3956050"/>
+            <wp:effectExtent l="0" t="0" r="0" b="6350"/>
+            <wp:docPr id="1659622707" name="Picture 1"/>
+            <wp:cNvGraphicFramePr>
+              <a:graphicFrameLocks xmlns:a="http://schemas.openxmlformats.org/drawingml/2006/main" noChangeAspect="1"/>
+            </wp:cNvGraphicFramePr>
+            <a:graphic xmlns:a="http://schemas.openxmlformats.org/drawingml/2006/main">
+              <a:graphicData uri="http://schemas.openxmlformats.org/drawingml/2006/picture">
+                <pic:pic xmlns:pic="http://schemas.openxmlformats.org/drawingml/2006/picture">
+                  <pic:nvPicPr>
+                    <pic:cNvPr id="1659622707" name=""/>
+                    <pic:cNvPicPr/>
+                  </pic:nvPicPr>
+                  <pic:blipFill>
+                    <a:blip r:embed="rId19"/>
+                    <a:stretch>
+                      <a:fillRect/>
+                    </a:stretch>
+                  </pic:blipFill>
+                  <pic:spPr>
+                    <a:xfrm>
+                      <a:off x="0" y="0"/>
+                      <a:ext cx="5943600" cy="3956050"/>
+                    </a:xfrm>
+                    <a:prstGeom prst="rect">
+                      <a:avLst/>
+                    </a:prstGeom>
+                  </pic:spPr>
+                </pic:pic>
+              </a:graphicData>
+            </a:graphic>
+          </wp:inline>
+        </w:drawing>
+      </w:r>
+    </w:p>
+    <w:p>
+      <w:pPr>
+        <w:bidi/>
+        <w:rPr>
+          <w:rtl/>
+          <w:lang w:bidi="fa-IR"/>
+        </w:rPr>
+      </w:pPr>
+      <w:r>
+        <w:rPr>
+          <w:rFonts w:hint="cs"/>
+          <w:rtl/>
+          <w:lang w:bidi="fa-IR"/>
+        </w:rPr>
+        <w:t xml:space="preserve">همان طور که مشاهده می‌شود مدار باید بتواند عملیات حسابی، منطقی و شیفت دادن را انجام دهد. با کمی دقت می‌بینیم </w:t>
+      </w:r>
+      <w:r>
+        <w:rPr>
+          <w:rFonts w:hint="cs"/>
+          <w:rtl/>
+          <w:lang w:bidi="fa-IR"/>
+        </w:rPr>
+        <w:t xml:space="preserve">که حالات </w:t>
+      </w:r>
+      <w:r>
+        <w:rPr>
+          <w:lang w:bidi="fa-IR"/>
+        </w:rPr>
+        <w:t>S3 = 0, S2 = 0</w:t>
+      </w:r>
+      <w:r>
+        <w:rPr>
+          <w:rFonts w:hint="cs"/>
+          <w:rtl/>
+          <w:lang w:bidi="fa-IR"/>
+        </w:rPr>
+        <w:t xml:space="preserve"> عملیات حسابی، </w:t>
+      </w:r>
+      <w:r>
+        <w:rPr>
+          <w:lang w:bidi="fa-IR"/>
+        </w:rPr>
+        <w:t>S3 = 0, S2 = 1</w:t>
+      </w:r>
+      <w:r>
+        <w:rPr>
+          <w:rFonts w:hint="cs"/>
+          <w:rtl/>
+          <w:lang w:bidi="fa-IR"/>
+        </w:rPr>
+        <w:t xml:space="preserve"> عملیات منطقی و </w:t>
+      </w:r>
+      <w:r>
+        <w:rPr>
+          <w:lang w:bidi="fa-IR"/>
+        </w:rPr>
+        <w:t>S3 = 1</w:t>
+      </w:r>
+      <w:r>
+        <w:rPr>
+          <w:rFonts w:hint="cs"/>
+          <w:rtl/>
+          <w:lang w:bidi="fa-IR"/>
+        </w:rPr>
+        <w:t xml:space="preserve"> شیفت دادن را انجام می‌دهند. پس با قطعه 74153 که مالتی پلکسر است از روی </w:t>
+      </w:r>
+      <w:r>
+        <w:rPr>
+          <w:lang w:bidi="fa-IR"/>
+        </w:rPr>
+        <w:t>S3, S2</w:t>
+      </w:r>
+      <w:r>
+        <w:rPr>
+          <w:rFonts w:hint="cs"/>
+          <w:rtl/>
+          <w:lang w:bidi="fa-IR"/>
+        </w:rPr>
+        <w:t xml:space="preserve"> تشخیص می‌دهیم که خروجی‌های مدار باید از کدام بخش بیایند.</w:t>
+      </w:r>
+      <w:r>
+        <w:rPr>
+          <w:rFonts w:hint="cs"/>
+          <w:rtl/>
+          <w:lang w:bidi="fa-IR"/>
+        </w:rPr>
+        <w:t xml:space="preserve"> سپس هر بخش را طراحی می‌کنیم.</w:t>
+      </w:r>
+    </w:p>
+    <w:p>
+      <w:pPr>
+        <w:bidi/>
+        <w:rPr>
+          <w:rtl/>
+          <w:lang w:bidi="fa-IR"/>
+        </w:rPr>
+      </w:pPr>
+      <w:r>
+        <w:rPr>
+          <w:rFonts w:hint="cs"/>
+          <w:rtl/>
+          <w:lang w:bidi="fa-IR"/>
+        </w:rPr>
+        <w:t xml:space="preserve">بخش اول </w:t>
+      </w:r>
+      <w:r>
+        <w:rPr>
+          <w:rtl/>
+          <w:lang w:bidi="fa-IR"/>
+        </w:rPr>
+        <w:t>–</w:t>
+      </w:r>
+      <w:r>
+        <w:rPr>
+          <w:rFonts w:hint="cs"/>
+          <w:rtl/>
+          <w:lang w:bidi="fa-IR"/>
+        </w:rPr>
+        <w:t xml:space="preserve"> عملیات حسابی:</w:t>
+      </w:r>
+      <w:r>
+        <w:rPr>
+          <w:rtl/>
+          <w:lang w:bidi="fa-IR"/>
+        </w:rPr>
+        <w:br/>
+      </w:r>
+      <w:r>
+        <w:rPr>
+          <w:rFonts w:hint="cs"/>
+          <w:rtl/>
+          <w:lang w:bidi="fa-IR"/>
+        </w:rPr>
+        <w:t>تمام عملیات این بخش از مدار با یک تمام جمع کننده 4 بیتی</w:t>
+      </w:r>
+      <w:ins w:id="0" w:author="The God Father 04.11" w:date="2026-08-30T07:18:00Z" w16du:dateUtc="2026-08-30T03:48:00Z">
+        <w:r>
+          <w:rPr>
+            <w:rFonts w:hint="cs"/>
+            <w:rtl/>
+            <w:lang w:bidi="fa-IR"/>
+          </w:rPr>
+          <w:t xml:space="preserve"> یع</w:t>
+        </w:r>
+      </w:ins>
+      <w:ins w:id="1" w:author="The God Father 04.11" w:date="2026-08-30T07:19:00Z" w16du:dateUtc="2026-08-30T03:49:00Z">
+        <w:r>
+          <w:rPr>
+            <w:rFonts w:hint="cs"/>
+            <w:rtl/>
+            <w:lang w:bidi="fa-IR"/>
+          </w:rPr>
+          <w:t>نی قطعه 7483</w:t>
+        </w:r>
+      </w:ins>
+      <w:r>
+        <w:rPr>
+          <w:rFonts w:hint="cs"/>
+          <w:rtl/>
+          <w:lang w:bidi="fa-IR"/>
+        </w:rPr>
+        <w:t xml:space="preserve"> قابل انجام هستند. برای طراحی این بخش، از مالتی پلکسر با سلکت‌های </w:t>
+      </w:r>
+      <w:r>
+        <w:rPr>
+          <w:lang w:bidi="fa-IR"/>
+        </w:rPr>
+        <w:t>S1, S0</w:t>
+      </w:r>
+      <w:r>
+        <w:rPr>
+          <w:rFonts w:hint="cs"/>
+          <w:rtl/>
+          <w:lang w:bidi="fa-IR"/>
+        </w:rPr>
+        <w:t xml:space="preserve"> استفاده می‌کنیم تا تعیین ‌کنیم که ورودی جمع کننده از چه چیزی تامین شود. در تمام حالات، یکی از ورودی‌ها عدد </w:t>
+      </w:r>
+      <w:r>
+        <w:rPr>
+          <w:lang w:bidi="fa-IR"/>
+        </w:rPr>
+        <w:t>A</w:t>
+      </w:r>
+      <w:r>
+        <w:rPr>
+          <w:rFonts w:hint="cs"/>
+          <w:rtl/>
+          <w:lang w:bidi="fa-IR"/>
+        </w:rPr>
+        <w:t xml:space="preserve"> است. پس فقط </w:t>
+      </w:r>
+      <w:r>
+        <w:rPr>
+          <w:rFonts w:hint="cs"/>
+          <w:rtl/>
+          <w:lang w:bidi="fa-IR"/>
+        </w:rPr>
+        <w:t xml:space="preserve">تعیین </w:t>
+      </w:r>
+      <w:r>
+        <w:rPr>
+          <w:rFonts w:hint="cs"/>
+          <w:rtl/>
+          <w:lang w:bidi="fa-IR"/>
+        </w:rPr>
+        <w:t xml:space="preserve">ورودی دوم به مالتی پلکسر نیاز دارد. اگر </w:t>
+      </w:r>
+      <w:r>
+        <w:rPr>
+          <w:lang w:bidi="fa-IR"/>
+        </w:rPr>
+        <w:t>S1 = 0, S0 = 0</w:t>
+      </w:r>
+      <w:r>
+        <w:rPr>
+          <w:rFonts w:hint="cs"/>
+          <w:rtl/>
+          <w:lang w:bidi="fa-IR"/>
+        </w:rPr>
+        <w:t xml:space="preserve"> ورودی دوم 0000</w:t>
+      </w:r>
+      <w:r>
+        <w:rPr>
+          <w:rFonts w:hint="cs"/>
+          <w:rtl/>
+          <w:lang w:bidi="fa-IR"/>
+        </w:rPr>
+        <w:t xml:space="preserve">، اگر </w:t>
+      </w:r>
+      <w:r>
+        <w:rPr>
+          <w:lang w:bidi="fa-IR"/>
+        </w:rPr>
+        <w:t>S1 = 0, S0 = 1</w:t>
+      </w:r>
+      <w:r>
+        <w:rPr>
+          <w:rFonts w:hint="cs"/>
+          <w:rtl/>
+          <w:lang w:bidi="fa-IR"/>
+        </w:rPr>
+        <w:t xml:space="preserve"> ورودی دوم عدد </w:t>
+      </w:r>
+      <w:r>
+        <w:rPr>
+          <w:lang w:bidi="fa-IR"/>
+        </w:rPr>
+        <w:t>B</w:t>
+      </w:r>
+      <w:r>
+        <w:rPr>
+          <w:rFonts w:hint="cs"/>
+          <w:rtl/>
+          <w:lang w:bidi="fa-IR"/>
+        </w:rPr>
+        <w:t xml:space="preserve">، اگر </w:t>
+      </w:r>
+      <w:r>
+        <w:rPr>
+          <w:lang w:bidi="fa-IR"/>
+        </w:rPr>
+        <w:t>S1 = 1, S0 = 0</w:t>
+      </w:r>
+      <w:r>
+        <w:rPr>
+          <w:rFonts w:hint="cs"/>
+          <w:rtl/>
+          <w:lang w:bidi="fa-IR"/>
+        </w:rPr>
+        <w:t>، ورودی دوم</w:t>
+      </w:r>
+      <w:ins w:id="2" w:author="The God Father 04.11" w:date="2026-08-30T07:19:00Z" w16du:dateUtc="2026-08-30T03:49:00Z">
+        <w:r>
+          <w:rPr>
+            <w:rFonts w:hint="cs"/>
+            <w:rtl/>
+            <w:lang w:bidi="fa-IR"/>
+          </w:rPr>
+          <w:t xml:space="preserve"> عدد</w:t>
+        </w:r>
+      </w:ins>
+      <w:r>
+        <w:rPr>
+          <w:rFonts w:hint="cs"/>
+          <w:rtl/>
+          <w:lang w:bidi="fa-IR"/>
+        </w:rPr>
+        <w:t xml:space="preserve"> </w:t>
+      </w:r>
+      <w:r>
+        <w:rPr>
+          <w:lang w:bidi="fa-IR"/>
+        </w:rPr>
+        <w:t>B’</w:t>
+      </w:r>
+      <w:r>
+        <w:rPr>
+          <w:rFonts w:hint="cs"/>
+          <w:rtl/>
+          <w:lang w:bidi="fa-IR"/>
+        </w:rPr>
+        <w:t xml:space="preserve"> و اگر</w:t>
+      </w:r>
+      <w:ins w:id="3" w:author="The God Father 04.11" w:date="2026-08-30T07:20:00Z" w16du:dateUtc="2026-08-30T03:50:00Z">
+        <w:r>
+          <w:rPr>
+            <w:rFonts w:hint="cs"/>
+            <w:rtl/>
+            <w:lang w:bidi="fa-IR"/>
+          </w:rPr>
+          <w:t xml:space="preserve">   </w:t>
+        </w:r>
+      </w:ins>
+      <w:r>
+        <w:rPr>
+          <w:rFonts w:hint="cs"/>
+          <w:rtl/>
+          <w:lang w:bidi="fa-IR"/>
+        </w:rPr>
+        <w:t xml:space="preserve"> </w:t>
+      </w:r>
+      <w:r>
+        <w:rPr>
+          <w:lang w:bidi="fa-IR"/>
+        </w:rPr>
+        <w:t>S1 = 1, S0 = 1</w:t>
+      </w:r>
+      <w:r>
+        <w:rPr>
+          <w:rFonts w:hint="cs"/>
+          <w:rtl/>
+          <w:lang w:bidi="fa-IR"/>
+        </w:rPr>
+        <w:t xml:space="preserve">، ورودی دوم 1111 </w:t>
+      </w:r>
+      <w:ins w:id="4" w:author="The God Father 04.11" w:date="2026-08-30T07:20:00Z" w16du:dateUtc="2026-08-30T03:50:00Z">
+        <w:r>
+          <w:rPr>
+            <w:rFonts w:hint="cs"/>
+            <w:rtl/>
+            <w:lang w:bidi="fa-IR"/>
+          </w:rPr>
+          <w:t xml:space="preserve">(مکمل دوی عدد 0001) </w:t>
+        </w:r>
+      </w:ins>
+      <w:r>
+        <w:rPr>
+          <w:rFonts w:hint="cs"/>
+          <w:rtl/>
+          <w:lang w:bidi="fa-IR"/>
+        </w:rPr>
+        <w:t xml:space="preserve">خواهد بود. خروجی‌های این تمام جمع کننده را </w:t>
+      </w:r>
+      <w:r>
+        <w:rPr>
+          <w:lang w:bidi="fa-IR"/>
+        </w:rPr>
+        <w:t>ARITH-0</w:t>
+      </w:r>
+      <w:r>
+        <w:rPr>
+          <w:rFonts w:hint="cs"/>
+          <w:rtl/>
+          <w:lang w:bidi="fa-IR"/>
+        </w:rPr>
+        <w:t xml:space="preserve"> تا </w:t>
+      </w:r>
+      <w:r>
+        <w:rPr>
+          <w:lang w:bidi="fa-IR"/>
+        </w:rPr>
+        <w:t>ARITH-3</w:t>
+      </w:r>
+      <w:r>
+        <w:rPr>
+          <w:rFonts w:hint="cs"/>
+          <w:rtl/>
+          <w:lang w:bidi="fa-IR"/>
+        </w:rPr>
+        <w:t xml:space="preserve"> نام گذاری کردیم</w:t>
+      </w:r>
+      <w:r>
+        <w:rPr>
+          <w:rFonts w:hint="cs"/>
+          <w:rtl/>
+          <w:lang w:bidi="fa-IR"/>
+        </w:rPr>
+        <w:t xml:space="preserve">. در بخش اصلی مدار در حالت </w:t>
+      </w:r>
+      <w:r>
+        <w:rPr>
+          <w:lang w:bidi="fa-IR"/>
+        </w:rPr>
+        <w:t>S3 = 0, S2 = 0</w:t>
+      </w:r>
+      <w:r>
+        <w:rPr>
+          <w:rFonts w:hint="cs"/>
+          <w:rtl/>
+          <w:lang w:bidi="fa-IR"/>
+        </w:rPr>
+        <w:t xml:space="preserve">، خروجی‌های </w:t>
+      </w:r>
+      <w:r>
+        <w:rPr>
+          <w:lang w:bidi="fa-IR"/>
+        </w:rPr>
+        <w:t>F0</w:t>
+      </w:r>
+      <w:r>
+        <w:rPr>
+          <w:rFonts w:hint="cs"/>
+          <w:rtl/>
+          <w:lang w:bidi="fa-IR"/>
+        </w:rPr>
+        <w:t xml:space="preserve"> تا </w:t>
+      </w:r>
+      <w:r>
+        <w:rPr>
+          <w:lang w:bidi="fa-IR"/>
+        </w:rPr>
+        <w:t>F3</w:t>
+      </w:r>
+      <w:r>
+        <w:rPr>
+          <w:rFonts w:hint="cs"/>
+          <w:rtl/>
+          <w:lang w:bidi="fa-IR"/>
+        </w:rPr>
+        <w:t xml:space="preserve"> به ترتیب از </w:t>
+      </w:r>
+      <w:r>
+        <w:rPr>
+          <w:lang w:bidi="fa-IR"/>
+        </w:rPr>
+        <w:t>ARITH-0</w:t>
+      </w:r>
+      <w:r>
+        <w:rPr>
+          <w:rFonts w:hint="cs"/>
+          <w:rtl/>
+          <w:lang w:bidi="fa-IR"/>
+        </w:rPr>
+        <w:t xml:space="preserve"> تا </w:t>
+      </w:r>
+      <w:r>
+        <w:rPr>
+          <w:lang w:bidi="fa-IR"/>
+        </w:rPr>
+        <w:t>ARITH-3</w:t>
+      </w:r>
+      <w:r>
+        <w:rPr>
+          <w:rFonts w:hint="cs"/>
+          <w:rtl/>
+          <w:lang w:bidi="fa-IR"/>
+        </w:rPr>
+        <w:t xml:space="preserve"> تامین می‌شوند. مدار بخش حسابی را در شکل زیر مشاهده می‌کنید:</w:t>
+      </w:r>
+    </w:p>
+    <w:p>
+      <w:pPr>
+        <w:bidi/>
+        <w:rPr>
+          <w:rtl/>
+          <w:lang w:bidi="fa-IR"/>
+        </w:rPr>
+      </w:pPr>
+      <w:r>
+        <w:rPr>
+          <w:rFonts w:cs="Arial"/>
+          <w:rtl/>
+          <w:lang w:bidi="fa-IR"/>
+        </w:rPr>
+        <w:lastRenderedPageBreak/>
+        <w:drawing>
+          <wp:inline distT="0" distB="0" distL="0" distR="0" wp14:anchorId="6AD374A9" wp14:editId="73ADA773">
+            <wp:extent cx="5943600" cy="3734435"/>
+            <wp:effectExtent l="0" t="0" r="0" b="0"/>
+            <wp:docPr id="1931434504" name="Picture 1"/>
+            <wp:cNvGraphicFramePr>
+              <a:graphicFrameLocks xmlns:a="http://schemas.openxmlformats.org/drawingml/2006/main" noChangeAspect="1"/>
+            </wp:cNvGraphicFramePr>
+            <a:graphic xmlns:a="http://schemas.openxmlformats.org/drawingml/2006/main">
+              <a:graphicData uri="http://schemas.openxmlformats.org/drawingml/2006/picture">
+                <pic:pic xmlns:pic="http://schemas.openxmlformats.org/drawingml/2006/picture">
+                  <pic:nvPicPr>
+                    <pic:cNvPr id="1931434504" name=""/>
+                    <pic:cNvPicPr/>
+                  </pic:nvPicPr>
+                  <pic:blipFill>
+                    <a:blip r:embed="rId20"/>
+                    <a:stretch>
+                      <a:fillRect/>
+                    </a:stretch>
+                  </pic:blipFill>
+                  <pic:spPr>
+                    <a:xfrm>
+                      <a:off x="0" y="0"/>
+                      <a:ext cx="5943600" cy="3734435"/>
+                    </a:xfrm>
+                    <a:prstGeom prst="rect">
+                      <a:avLst/>
+                    </a:prstGeom>
+                  </pic:spPr>
+                </pic:pic>
+              </a:graphicData>
+            </a:graphic>
+          </wp:inline>
+        </w:drawing>
+      </w:r>
+    </w:p>
+    <w:p>
+      <w:pPr>
+        <w:bidi/>
+        <w:rPr>
+          <w:rtl/>
+          <w:lang w:bidi="fa-IR"/>
+        </w:rPr>
+      </w:pPr>
+    </w:p>
+    <w:p>
+      <w:pPr>
+        <w:bidi/>
+        <w:rPr>
+          <w:ins w:id="5" w:author="The God Father 04.11" w:date="2026-08-30T07:03:00Z" w16du:dateUtc="2026-08-30T03:33:00Z"/>
+          <w:rtl/>
+          <w:lang w:bidi="fa-IR"/>
+        </w:rPr>
+      </w:pPr>
+      <w:r>
+        <w:rPr>
+          <w:rFonts w:hint="cs"/>
+          <w:rtl/>
+          <w:lang w:bidi="fa-IR"/>
+        </w:rPr>
+        <w:t xml:space="preserve">بخش دوم </w:t>
+      </w:r>
+      <w:r>
+        <w:rPr>
+          <w:rtl/>
+          <w:lang w:bidi="fa-IR"/>
+        </w:rPr>
+        <w:t>–</w:t>
+      </w:r>
+      <w:r>
+        <w:rPr>
+          <w:rFonts w:hint="cs"/>
+          <w:rtl/>
+          <w:lang w:bidi="fa-IR"/>
+        </w:rPr>
+        <w:t xml:space="preserve"> عملیات منطقی:</w:t>
+      </w:r>
+      <w:r>
+        <w:rPr>
+          <w:rtl/>
+          <w:lang w:bidi="fa-IR"/>
+        </w:rPr>
+        <w:br/>
+      </w:r>
+      <w:r>
+        <w:rPr>
+          <w:rFonts w:hint="cs"/>
+          <w:rtl/>
+          <w:lang w:bidi="fa-IR"/>
+        </w:rPr>
+        <w:t xml:space="preserve">در این بخش بر اساس </w:t>
+      </w:r>
+      <w:r>
+        <w:rPr>
+          <w:lang w:bidi="fa-IR"/>
+        </w:rPr>
+        <w:t>S1, S0</w:t>
+      </w:r>
+      <w:r>
+        <w:rPr>
+          <w:rFonts w:hint="cs"/>
+          <w:rtl/>
+          <w:lang w:bidi="fa-IR"/>
+        </w:rPr>
+        <w:t xml:space="preserve"> تعیین می‌کنیم که کدام عملیات منطقی میان </w:t>
+      </w:r>
+      <w:r>
+        <w:rPr>
+          <w:lang w:bidi="fa-IR"/>
+        </w:rPr>
+        <w:t>A, B</w:t>
+      </w:r>
+      <w:r>
+        <w:rPr>
+          <w:rFonts w:hint="cs"/>
+          <w:rtl/>
+          <w:lang w:bidi="fa-IR"/>
+        </w:rPr>
+        <w:t xml:space="preserve"> انجام شود. اگر </w:t>
+      </w:r>
+      <w:r>
+        <w:rPr>
+          <w:lang w:bidi="fa-IR"/>
+        </w:rPr>
+        <w:t>S1 = 0, S0 = 0</w:t>
+      </w:r>
+      <w:ins w:id="6" w:author="The God Father 04.11" w:date="2026-08-30T06:55:00Z" w16du:dateUtc="2026-08-30T03:25:00Z">
+        <w:r>
+          <w:rPr>
+            <w:rFonts w:hint="cs"/>
+            <w:rtl/>
+            <w:lang w:bidi="fa-IR"/>
+          </w:rPr>
+          <w:t>،</w:t>
+        </w:r>
+      </w:ins>
+      <w:ins w:id="7" w:author="The God Father 04.11" w:date="2026-08-30T06:56:00Z" w16du:dateUtc="2026-08-30T03:26:00Z">
+        <w:r>
+          <w:rPr>
+            <w:rFonts w:hint="cs"/>
+            <w:rtl/>
+            <w:lang w:bidi="fa-IR"/>
+          </w:rPr>
+          <w:t xml:space="preserve"> خروجی </w:t>
+        </w:r>
+        <w:r>
+          <w:rPr>
+            <w:lang w:bidi="fa-IR"/>
+          </w:rPr>
+          <w:t xml:space="preserve">A </w:t>
+        </w:r>
+      </w:ins>
+      <w:ins w:id="8" w:author="The God Father 04.11" w:date="2026-08-30T07:00:00Z" w16du:dateUtc="2026-08-30T03:30:00Z">
+        <w:r>
+          <w:rPr>
+            <w:lang w:bidi="fa-IR"/>
+          </w:rPr>
+          <w:t>AND</w:t>
+        </w:r>
+      </w:ins>
+      <w:ins w:id="9" w:author="The God Father 04.11" w:date="2026-08-30T06:56:00Z" w16du:dateUtc="2026-08-30T03:26:00Z">
+        <w:r>
+          <w:rPr>
+            <w:lang w:bidi="fa-IR"/>
+          </w:rPr>
+          <w:t xml:space="preserve"> B</w:t>
+        </w:r>
+        <w:r>
+          <w:rPr>
+            <w:rFonts w:hint="cs"/>
+            <w:rtl/>
+            <w:lang w:bidi="fa-IR"/>
+          </w:rPr>
+          <w:t>،</w:t>
+        </w:r>
+      </w:ins>
+      <w:ins w:id="10" w:author="The God Father 04.11" w:date="2026-08-30T06:57:00Z" w16du:dateUtc="2026-08-30T03:27:00Z">
+        <w:r>
+          <w:rPr>
+            <w:rFonts w:hint="cs"/>
+            <w:rtl/>
+            <w:lang w:bidi="fa-IR"/>
+          </w:rPr>
+          <w:t xml:space="preserve"> </w:t>
+        </w:r>
+        <w:r>
+          <w:rPr>
+            <w:rFonts w:hint="cs"/>
+            <w:rtl/>
+            <w:lang w:bidi="fa-IR"/>
+          </w:rPr>
+          <w:t xml:space="preserve">اگر </w:t>
+        </w:r>
+        <w:r>
+          <w:rPr>
+            <w:lang w:bidi="fa-IR"/>
+          </w:rPr>
+          <w:t xml:space="preserve">S1 = 0, S0 = </w:t>
+        </w:r>
+        <w:r>
+          <w:rPr>
+            <w:lang w:bidi="fa-IR"/>
+          </w:rPr>
+          <w:t>1</w:t>
+        </w:r>
+        <w:r>
+          <w:rPr>
+            <w:rFonts w:hint="cs"/>
+            <w:rtl/>
+            <w:lang w:bidi="fa-IR"/>
+          </w:rPr>
+          <w:t>،</w:t>
+        </w:r>
+        <w:r>
+          <w:rPr>
+            <w:rFonts w:hint="cs"/>
+            <w:rtl/>
+            <w:lang w:bidi="fa-IR"/>
+          </w:rPr>
+          <w:t xml:space="preserve"> خروجی </w:t>
+        </w:r>
+        <w:r>
+          <w:rPr>
+            <w:lang w:bidi="fa-IR"/>
+          </w:rPr>
+          <w:t>A OR B</w:t>
+        </w:r>
+        <w:r>
+          <w:rPr>
+            <w:rFonts w:hint="cs"/>
+            <w:rtl/>
+            <w:lang w:bidi="fa-IR"/>
+          </w:rPr>
+          <w:t>،</w:t>
+        </w:r>
+        <w:r>
+          <w:rPr>
+            <w:rFonts w:hint="cs"/>
+            <w:rtl/>
+            <w:lang w:bidi="fa-IR"/>
+          </w:rPr>
+          <w:t xml:space="preserve"> اگر </w:t>
+        </w:r>
+        <w:r>
+          <w:rPr>
+            <w:lang w:bidi="fa-IR"/>
+          </w:rPr>
+          <w:t xml:space="preserve">S1 = </w:t>
+        </w:r>
+      </w:ins>
+      <w:ins w:id="11" w:author="The God Father 04.11" w:date="2026-08-30T06:59:00Z" w16du:dateUtc="2026-08-30T03:29:00Z">
+        <w:r>
+          <w:rPr>
+            <w:lang w:bidi="fa-IR"/>
+          </w:rPr>
+          <w:t>1</w:t>
+        </w:r>
+      </w:ins>
+      <w:ins w:id="12" w:author="The God Father 04.11" w:date="2026-08-30T06:57:00Z" w16du:dateUtc="2026-08-30T03:27:00Z">
+        <w:r>
+          <w:rPr>
+            <w:lang w:bidi="fa-IR"/>
+          </w:rPr>
+          <w:t>, S0 = 0</w:t>
+        </w:r>
+        <w:r>
+          <w:rPr>
+            <w:rFonts w:hint="cs"/>
+            <w:rtl/>
+            <w:lang w:bidi="fa-IR"/>
+          </w:rPr>
+          <w:t>،</w:t>
+        </w:r>
+      </w:ins>
+      <w:ins w:id="13" w:author="The God Father 04.11" w:date="2026-08-30T06:58:00Z" w16du:dateUtc="2026-08-30T03:28:00Z">
+        <w:r>
+          <w:rPr>
+            <w:rFonts w:hint="cs"/>
+            <w:rtl/>
+            <w:lang w:bidi="fa-IR"/>
+          </w:rPr>
+          <w:t xml:space="preserve"> خروجی </w:t>
+        </w:r>
+        <w:r>
+          <w:rPr>
+            <w:lang w:bidi="fa-IR"/>
+          </w:rPr>
+          <w:t>A XOR B</w:t>
+        </w:r>
+        <w:r>
+          <w:rPr>
+            <w:rFonts w:hint="cs"/>
+            <w:rtl/>
+            <w:lang w:bidi="fa-IR"/>
+          </w:rPr>
+          <w:t xml:space="preserve"> و</w:t>
+        </w:r>
+      </w:ins>
+      <w:ins w:id="14" w:author="The God Father 04.11" w:date="2026-08-30T06:59:00Z" w16du:dateUtc="2026-08-30T03:29:00Z">
+        <w:r>
+          <w:rPr>
+            <w:rFonts w:hint="cs"/>
+            <w:rtl/>
+            <w:lang w:bidi="fa-IR"/>
+          </w:rPr>
+          <w:t xml:space="preserve"> اگر</w:t>
+        </w:r>
+      </w:ins>
+      <w:ins w:id="15" w:author="The God Father 04.11" w:date="2026-08-30T07:03:00Z" w16du:dateUtc="2026-08-30T03:33:00Z">
+        <w:r>
+          <w:rPr>
+            <w:rFonts w:hint="cs"/>
+            <w:rtl/>
+            <w:lang w:bidi="fa-IR"/>
+          </w:rPr>
+          <w:t xml:space="preserve">  </w:t>
+        </w:r>
+      </w:ins>
+      <w:ins w:id="16" w:author="The God Father 04.11" w:date="2026-08-30T06:59:00Z" w16du:dateUtc="2026-08-30T03:29:00Z">
+        <w:r>
+          <w:rPr>
+            <w:rFonts w:hint="cs"/>
+            <w:rtl/>
+            <w:lang w:bidi="fa-IR"/>
+          </w:rPr>
+          <w:t xml:space="preserve"> </w:t>
+        </w:r>
+        <w:r>
+          <w:rPr>
+            <w:lang w:bidi="fa-IR"/>
+          </w:rPr>
+          <w:t xml:space="preserve">S1 = </w:t>
+        </w:r>
+        <w:r>
+          <w:rPr>
+            <w:lang w:bidi="fa-IR"/>
+          </w:rPr>
+          <w:t>1</w:t>
+        </w:r>
+        <w:r>
+          <w:rPr>
+            <w:lang w:bidi="fa-IR"/>
+          </w:rPr>
+          <w:t xml:space="preserve">, S0 = </w:t>
+        </w:r>
+        <w:r>
+          <w:rPr>
+            <w:lang w:bidi="fa-IR"/>
+          </w:rPr>
+          <w:t>1</w:t>
+        </w:r>
+        <w:r>
+          <w:rPr>
+            <w:rFonts w:hint="cs"/>
+            <w:rtl/>
+            <w:lang w:bidi="fa-IR"/>
+          </w:rPr>
+          <w:t>،</w:t>
+        </w:r>
+        <w:r>
+          <w:rPr>
+            <w:rFonts w:hint="cs"/>
+            <w:rtl/>
+            <w:lang w:bidi="fa-IR"/>
+          </w:rPr>
+          <w:t xml:space="preserve"> خروجی </w:t>
+        </w:r>
+        <w:r>
+          <w:rPr>
+            <w:lang w:bidi="fa-IR"/>
+          </w:rPr>
+          <w:t>A’</w:t>
+        </w:r>
+        <w:r>
+          <w:rPr>
+            <w:rFonts w:hint="cs"/>
+            <w:rtl/>
+            <w:lang w:bidi="fa-IR"/>
+          </w:rPr>
+          <w:t xml:space="preserve"> </w:t>
+        </w:r>
+      </w:ins>
+      <w:ins w:id="17" w:author="The God Father 04.11" w:date="2026-08-30T07:00:00Z" w16du:dateUtc="2026-08-30T03:30:00Z">
+        <w:r>
+          <w:rPr>
+            <w:rFonts w:hint="cs"/>
+            <w:rtl/>
+            <w:lang w:bidi="fa-IR"/>
+          </w:rPr>
+          <w:t>خواهد بود. نام گذاری خروجی‌ها به تر</w:t>
+        </w:r>
+      </w:ins>
+      <w:ins w:id="18" w:author="The God Father 04.11" w:date="2026-08-30T07:01:00Z" w16du:dateUtc="2026-08-30T03:31:00Z">
+        <w:r>
+          <w:rPr>
+            <w:rFonts w:hint="cs"/>
+            <w:rtl/>
+            <w:lang w:bidi="fa-IR"/>
+          </w:rPr>
+          <w:t xml:space="preserve">تیب </w:t>
+        </w:r>
+        <w:r>
+          <w:rPr>
+            <w:lang w:bidi="fa-IR"/>
+          </w:rPr>
+          <w:t>LOGIC-0</w:t>
+        </w:r>
+        <w:r>
+          <w:rPr>
+            <w:rFonts w:hint="cs"/>
+            <w:rtl/>
+            <w:lang w:bidi="fa-IR"/>
+          </w:rPr>
+          <w:t xml:space="preserve"> تا </w:t>
+        </w:r>
+        <w:r>
+          <w:rPr>
+            <w:lang w:bidi="fa-IR"/>
+          </w:rPr>
+          <w:t>LOGIC-3</w:t>
+        </w:r>
+        <w:r>
+          <w:rPr>
+            <w:rFonts w:hint="cs"/>
+            <w:rtl/>
+            <w:lang w:bidi="fa-IR"/>
+          </w:rPr>
+          <w:t xml:space="preserve"> است که خروجی‌های مدار اصلی در حالت </w:t>
+        </w:r>
+        <w:r>
+          <w:rPr>
+            <w:lang w:bidi="fa-IR"/>
+          </w:rPr>
+          <w:t xml:space="preserve">S1 = 0, S0 = </w:t>
+        </w:r>
+      </w:ins>
+      <w:ins w:id="19" w:author="The God Father 04.11" w:date="2026-08-30T07:02:00Z" w16du:dateUtc="2026-08-30T03:32:00Z">
+        <w:r>
+          <w:rPr>
+            <w:lang w:bidi="fa-IR"/>
+          </w:rPr>
+          <w:t>1</w:t>
+        </w:r>
+        <w:r>
+          <w:rPr>
+            <w:rFonts w:hint="cs"/>
+            <w:rtl/>
+            <w:lang w:bidi="fa-IR"/>
+          </w:rPr>
+          <w:t xml:space="preserve"> هستند.</w:t>
+        </w:r>
+      </w:ins>
+      <w:ins w:id="20" w:author="The God Father 04.11" w:date="2026-08-30T07:03:00Z" w16du:dateUtc="2026-08-30T03:33:00Z">
+        <w:r>
+          <w:rPr>
+            <w:rFonts w:hint="cs"/>
+            <w:rtl/>
+            <w:lang w:bidi="fa-IR"/>
+          </w:rPr>
+          <w:t xml:space="preserve"> بخش منطقی مدار در شکل زیر مشاهده می‌شود:</w:t>
+        </w:r>
+      </w:ins>
+    </w:p>
+    <w:p>
+      <w:pPr>
+        <w:bidi/>
+        <w:rPr>
+          <w:ins w:id="21" w:author="The God Father 04.11" w:date="2026-08-30T07:05:00Z" w16du:dateUtc="2026-08-30T03:35:00Z"/>
+          <w:rtl/>
+          <w:lang w:bidi="fa-IR"/>
+        </w:rPr>
+      </w:pPr>
+      <w:ins w:id="22" w:author="The God Father 04.11" w:date="2026-08-30T07:05:00Z" w16du:dateUtc="2026-08-30T03:35:00Z">
+        <w:r>
+          <w:rPr>
+            <w:rFonts w:cs="Arial"/>
+            <w:rtl/>
+            <w:lang w:bidi="fa-IR"/>
+          </w:rPr>
+          <w:lastRenderedPageBreak/>
+          <w:drawing>
+            <wp:inline distT="0" distB="0" distL="0" distR="0" wp14:anchorId="02FD7228" wp14:editId="50110886">
+              <wp:extent cx="4344670" cy="8229600"/>
+              <wp:effectExtent l="0" t="0" r="0" b="0"/>
+              <wp:docPr id="1474692106" name="Picture 1"/>
+              <wp:cNvGraphicFramePr>
+                <a:graphicFrameLocks xmlns:a="http://schemas.openxmlformats.org/drawingml/2006/main" noChangeAspect="1"/>
+              </wp:cNvGraphicFramePr>
+              <a:graphic xmlns:a="http://schemas.openxmlformats.org/drawingml/2006/main">
+                <a:graphicData uri="http://schemas.openxmlformats.org/drawingml/2006/picture">
+                  <pic:pic xmlns:pic="http://schemas.openxmlformats.org/drawingml/2006/picture">
+                    <pic:nvPicPr>
+                      <pic:cNvPr id="1474692106" name=""/>
+                      <pic:cNvPicPr/>
+                    </pic:nvPicPr>
+                    <pic:blipFill>
+                      <a:blip r:embed="rId21"/>
+                      <a:stretch>
+                        <a:fillRect/>
+                      </a:stretch>
+                    </pic:blipFill>
+                    <pic:spPr>
+                      <a:xfrm>
+                        <a:off x="0" y="0"/>
+                        <a:ext cx="4344670" cy="8229600"/>
+                      </a:xfrm>
+                      <a:prstGeom prst="rect">
+                        <a:avLst/>
+                      </a:prstGeom>
+                    </pic:spPr>
+                  </pic:pic>
+                </a:graphicData>
+              </a:graphic>
+            </wp:inline>
+          </w:drawing>
+        </w:r>
+      </w:ins>
+    </w:p>
+    <w:p>
+      <w:pPr>
+        <w:bidi/>
+        <w:rPr>
+          <w:ins w:id="23" w:author="The God Father 04.11" w:date="2026-08-30T07:13:00Z" w16du:dateUtc="2026-08-30T03:43:00Z"/>
+          <w:rtl/>
+          <w:lang w:bidi="fa-IR"/>
+        </w:rPr>
+      </w:pPr>
+      <w:ins w:id="24" w:author="The God Father 04.11" w:date="2026-08-30T07:05:00Z" w16du:dateUtc="2026-08-30T03:35:00Z">
+        <w:r>
+          <w:rPr>
+            <w:rFonts w:hint="cs"/>
+            <w:rtl/>
+            <w:lang w:bidi="fa-IR"/>
+          </w:rPr>
+          <w:lastRenderedPageBreak/>
+          <w:t xml:space="preserve">بخش سوم </w:t>
+        </w:r>
+        <w:r>
+          <w:rPr>
+            <w:rtl/>
+            <w:lang w:bidi="fa-IR"/>
+          </w:rPr>
+          <w:t>–</w:t>
+        </w:r>
+        <w:r>
+          <w:rPr>
+            <w:rFonts w:hint="cs"/>
+            <w:rtl/>
+            <w:lang w:bidi="fa-IR"/>
+          </w:rPr>
+          <w:t xml:space="preserve"> شیفت:</w:t>
+        </w:r>
+        <w:r>
+          <w:rPr>
+            <w:rtl/>
+            <w:lang w:bidi="fa-IR"/>
+          </w:rPr>
+          <w:br/>
+        </w:r>
+        <w:r>
+          <w:rPr>
+            <w:rFonts w:hint="cs"/>
+            <w:rtl/>
+            <w:lang w:bidi="fa-IR"/>
+          </w:rPr>
+          <w:t xml:space="preserve">اینجا از یک مالتی پلکسر استفاده می‌کنیم تا بر اساس </w:t>
+        </w:r>
+        <w:r>
+          <w:rPr>
+            <w:lang w:bidi="fa-IR"/>
+          </w:rPr>
+          <w:t>S</w:t>
+        </w:r>
+      </w:ins>
+      <w:ins w:id="25" w:author="The God Father 04.11" w:date="2026-08-30T07:06:00Z" w16du:dateUtc="2026-08-30T03:36:00Z">
+        <w:r>
+          <w:rPr>
+            <w:lang w:bidi="fa-IR"/>
+          </w:rPr>
+          <w:t>2</w:t>
+        </w:r>
+        <w:r>
+          <w:rPr>
+            <w:rFonts w:hint="cs"/>
+            <w:rtl/>
+            <w:lang w:bidi="fa-IR"/>
+          </w:rPr>
+          <w:t xml:space="preserve"> تشخیص دهد که به راست باید شیفت دهد یا به چپ. اگر</w:t>
+        </w:r>
+      </w:ins>
+      <w:ins w:id="26" w:author="The God Father 04.11" w:date="2026-08-30T07:07:00Z" w16du:dateUtc="2026-08-30T03:37:00Z">
+        <w:r>
+          <w:rPr>
+            <w:rFonts w:hint="cs"/>
+            <w:rtl/>
+            <w:lang w:bidi="fa-IR"/>
+          </w:rPr>
+          <w:t xml:space="preserve">     </w:t>
+        </w:r>
+      </w:ins>
+      <w:ins w:id="27" w:author="The God Father 04.11" w:date="2026-08-30T07:06:00Z" w16du:dateUtc="2026-08-30T03:36:00Z">
+        <w:r>
+          <w:rPr>
+            <w:rFonts w:hint="cs"/>
+            <w:rtl/>
+            <w:lang w:bidi="fa-IR"/>
+          </w:rPr>
+          <w:t xml:space="preserve"> </w:t>
+        </w:r>
+        <w:r>
+          <w:rPr>
+            <w:lang w:bidi="fa-IR"/>
+          </w:rPr>
+          <w:t>S2 = 0</w:t>
+        </w:r>
+        <w:r>
+          <w:rPr>
+            <w:rFonts w:hint="cs"/>
+            <w:rtl/>
+            <w:lang w:bidi="fa-IR"/>
+          </w:rPr>
+          <w:t xml:space="preserve"> مدار </w:t>
+        </w:r>
+      </w:ins>
+      <w:ins w:id="28" w:author="The God Father 04.11" w:date="2026-08-30T07:07:00Z" w16du:dateUtc="2026-08-30T03:37:00Z">
+        <w:r>
+          <w:rPr>
+            <w:rFonts w:hint="cs"/>
+            <w:rtl/>
+            <w:lang w:bidi="fa-IR"/>
+          </w:rPr>
+          <w:t xml:space="preserve">عدد </w:t>
+        </w:r>
+        <w:r>
+          <w:rPr>
+            <w:lang w:bidi="fa-IR"/>
+          </w:rPr>
+          <w:t>A</w:t>
+        </w:r>
+        <w:r>
+          <w:rPr>
+            <w:rFonts w:hint="cs"/>
+            <w:rtl/>
+            <w:lang w:bidi="fa-IR"/>
+          </w:rPr>
+          <w:t xml:space="preserve"> را یک بیت به راست شیفت می‌دهد</w:t>
+        </w:r>
+      </w:ins>
+      <w:ins w:id="29" w:author="The God Father 04.11" w:date="2026-08-30T07:08:00Z" w16du:dateUtc="2026-08-30T03:38:00Z">
+        <w:r>
+          <w:rPr>
+            <w:rFonts w:hint="cs"/>
+            <w:rtl/>
+            <w:lang w:bidi="fa-IR"/>
+          </w:rPr>
+          <w:t xml:space="preserve"> و بیت پرارزش را 0 می</w:t>
+        </w:r>
+      </w:ins>
+      <w:ins w:id="30" w:author="The God Father 04.11" w:date="2026-08-30T07:09:00Z" w16du:dateUtc="2026-08-30T03:39:00Z">
+        <w:r>
+          <w:rPr>
+            <w:rFonts w:hint="cs"/>
+            <w:rtl/>
+            <w:lang w:bidi="fa-IR"/>
+          </w:rPr>
+          <w:t>‌گذارد</w:t>
+        </w:r>
+      </w:ins>
+      <w:ins w:id="31" w:author="The God Father 04.11" w:date="2026-08-30T07:07:00Z" w16du:dateUtc="2026-08-30T03:37:00Z">
+        <w:r>
+          <w:rPr>
+            <w:rFonts w:hint="cs"/>
+            <w:rtl/>
+            <w:lang w:bidi="fa-IR"/>
+          </w:rPr>
+          <w:t xml:space="preserve"> و اگر </w:t>
+        </w:r>
+        <w:r>
+          <w:rPr>
+            <w:lang w:bidi="fa-IR"/>
+          </w:rPr>
+          <w:t>S2 = 1</w:t>
+        </w:r>
+        <w:r>
+          <w:rPr>
+            <w:rFonts w:hint="cs"/>
+            <w:rtl/>
+            <w:lang w:bidi="fa-IR"/>
+          </w:rPr>
+          <w:t xml:space="preserve"> به چپ</w:t>
+        </w:r>
+      </w:ins>
+      <w:ins w:id="32" w:author="The God Father 04.11" w:date="2026-08-30T07:09:00Z" w16du:dateUtc="2026-08-30T03:39:00Z">
+        <w:r>
+          <w:rPr>
+            <w:rFonts w:hint="cs"/>
+            <w:rtl/>
+            <w:lang w:bidi="fa-IR"/>
+          </w:rPr>
+          <w:t xml:space="preserve"> شیفت می‌دهد و بیت کم ارزش را 0 می‌گذارد. </w:t>
+        </w:r>
+      </w:ins>
+      <w:ins w:id="33" w:author="The God Father 04.11" w:date="2026-08-30T07:10:00Z" w16du:dateUtc="2026-08-30T03:40:00Z">
+        <w:r>
+          <w:rPr>
+            <w:rFonts w:hint="cs"/>
+            <w:rtl/>
+            <w:lang w:bidi="fa-IR"/>
+          </w:rPr>
+          <w:t xml:space="preserve">خروجی‌های این بخش به ترتیب </w:t>
+        </w:r>
+        <w:r>
+          <w:rPr>
+            <w:lang w:bidi="fa-IR"/>
+          </w:rPr>
+          <w:t>SHIFT-0</w:t>
+        </w:r>
+        <w:r>
+          <w:rPr>
+            <w:rFonts w:hint="cs"/>
+            <w:rtl/>
+            <w:lang w:bidi="fa-IR"/>
+          </w:rPr>
+          <w:t xml:space="preserve"> تا </w:t>
+        </w:r>
+        <w:r>
+          <w:rPr>
+            <w:lang w:bidi="fa-IR"/>
+          </w:rPr>
+          <w:t>SHIFT-3</w:t>
+        </w:r>
+        <w:r>
+          <w:rPr>
+            <w:rFonts w:hint="cs"/>
+            <w:rtl/>
+            <w:lang w:bidi="fa-IR"/>
+          </w:rPr>
+          <w:t xml:space="preserve"> نامیده شده‌اند و </w:t>
+        </w:r>
+      </w:ins>
+      <w:ins w:id="34" w:author="The God Father 04.11" w:date="2026-08-30T07:11:00Z" w16du:dateUtc="2026-08-30T03:41:00Z">
+        <w:r>
+          <w:rPr>
+            <w:rFonts w:hint="cs"/>
+            <w:rtl/>
+            <w:lang w:bidi="fa-IR"/>
+          </w:rPr>
+          <w:t xml:space="preserve">در مدار اصلی در حالت </w:t>
+        </w:r>
+        <w:r>
+          <w:rPr>
+            <w:lang w:bidi="fa-IR"/>
+          </w:rPr>
+          <w:t>S3 = 1</w:t>
+        </w:r>
+        <w:r>
+          <w:rPr>
+            <w:rFonts w:hint="cs"/>
+            <w:rtl/>
+            <w:lang w:bidi="fa-IR"/>
+          </w:rPr>
+          <w:t xml:space="preserve"> خروجی‌ها از این بخش می‌آیند</w:t>
+        </w:r>
+      </w:ins>
+      <w:ins w:id="35" w:author="The God Father 04.11" w:date="2026-08-30T07:12:00Z" w16du:dateUtc="2026-08-30T03:42:00Z">
+        <w:r>
+          <w:rPr>
+            <w:rFonts w:hint="cs"/>
+            <w:rtl/>
+            <w:lang w:bidi="fa-IR"/>
+          </w:rPr>
+          <w:t>. شکل زیر بخش شیفت مدار را نشان می‌دهد:</w:t>
+        </w:r>
+      </w:ins>
+    </w:p>
+    <w:p>
+      <w:pPr>
+        <w:bidi/>
+        <w:rPr>
+          <w:ins w:id="36" w:author="The God Father 04.11" w:date="2026-08-30T07:13:00Z" w16du:dateUtc="2026-08-30T03:43:00Z"/>
+          <w:rtl/>
+          <w:lang w:bidi="fa-IR"/>
+        </w:rPr>
+      </w:pPr>
+      <w:ins w:id="37" w:author="The God Father 04.11" w:date="2026-08-30T07:13:00Z" w16du:dateUtc="2026-08-30T03:43:00Z">
+        <w:r>
+          <w:rPr>
+            <w:rFonts w:cs="Arial"/>
+            <w:rtl/>
+            <w:lang w:bidi="fa-IR"/>
+          </w:rPr>
+          <w:drawing>
+            <wp:inline distT="0" distB="0" distL="0" distR="0" wp14:anchorId="2B93C568" wp14:editId="24D91111">
+              <wp:extent cx="5943600" cy="3584575"/>
+              <wp:effectExtent l="0" t="0" r="0" b="0"/>
+              <wp:docPr id="78398338" name="Picture 1"/>
+              <wp:cNvGraphicFramePr>
+                <a:graphicFrameLocks xmlns:a="http://schemas.openxmlformats.org/drawingml/2006/main" noChangeAspect="1"/>
+              </wp:cNvGraphicFramePr>
+              <a:graphic xmlns:a="http://schemas.openxmlformats.org/drawingml/2006/main">
+                <a:graphicData uri="http://schemas.openxmlformats.org/drawingml/2006/picture">
+                  <pic:pic xmlns:pic="http://schemas.openxmlformats.org/drawingml/2006/picture">
+                    <pic:nvPicPr>
+                      <pic:cNvPr id="78398338" name=""/>
+                      <pic:cNvPicPr/>
+                    </pic:nvPicPr>
+                    <pic:blipFill>
+                      <a:blip r:embed="rId22"/>
+                      <a:stretch>
+                        <a:fillRect/>
+                      </a:stretch>
+                    </pic:blipFill>
+                    <pic:spPr>
+                      <a:xfrm>
+                        <a:off x="0" y="0"/>
+                        <a:ext cx="5943600" cy="3584575"/>
+                      </a:xfrm>
+                      <a:prstGeom prst="rect">
+                        <a:avLst/>
+                      </a:prstGeom>
+                    </pic:spPr>
+                  </pic:pic>
+                </a:graphicData>
+              </a:graphic>
+            </wp:inline>
+          </w:drawing>
+        </w:r>
+      </w:ins>
+    </w:p>
+    <w:p>
+      <w:pPr>
+        <w:bidi/>
+        <w:rPr>
+          <w:ins w:id="38" w:author="The God Father 04.11" w:date="2026-08-30T07:14:00Z" w16du:dateUtc="2026-08-30T03:44:00Z"/>
+          <w:rtl/>
+          <w:lang w:bidi="fa-IR"/>
+        </w:rPr>
+      </w:pPr>
+    </w:p>
+    <w:p>
+      <w:pPr>
+        <w:bidi/>
+        <w:rPr>
+          <w:ins w:id="39" w:author="The God Father 04.11" w:date="2026-08-30T07:17:00Z" w16du:dateUtc="2026-08-30T03:47:00Z"/>
+          <w:rtl/>
+          <w:lang w:bidi="fa-IR"/>
+        </w:rPr>
+      </w:pPr>
+      <w:ins w:id="40" w:author="The God Father 04.11" w:date="2026-08-30T07:14:00Z" w16du:dateUtc="2026-08-30T03:44:00Z">
+        <w:r>
+          <w:rPr>
+            <w:rFonts w:hint="cs"/>
+            <w:rtl/>
+            <w:lang w:bidi="fa-IR"/>
+          </w:rPr>
+          <w:lastRenderedPageBreak/>
+          <w:t>حال بخش اصلی مدار را نشان می‌دهیم:</w:t>
+        </w:r>
+      </w:ins>
+      <w:ins w:id="41" w:author="The God Father 04.11" w:date="2026-08-30T07:15:00Z" w16du:dateUtc="2026-08-30T03:45:00Z">
+        <w:r>
+          <w:rPr>
+            <w:rFonts w:cs="Arial"/>
+            <w:rtl/>
+            <w:lang w:bidi="fa-IR"/>
+          </w:rPr>
+          <w:drawing>
+            <wp:inline distT="0" distB="0" distL="0" distR="0" wp14:anchorId="27069CA1" wp14:editId="5DE44A3C">
+              <wp:extent cx="5943600" cy="4166235"/>
+              <wp:effectExtent l="0" t="0" r="0" b="5715"/>
+              <wp:docPr id="384140435" name="Picture 1"/>
+              <wp:cNvGraphicFramePr>
+                <a:graphicFrameLocks xmlns:a="http://schemas.openxmlformats.org/drawingml/2006/main" noChangeAspect="1"/>
+              </wp:cNvGraphicFramePr>
+              <a:graphic xmlns:a="http://schemas.openxmlformats.org/drawingml/2006/main">
+                <a:graphicData uri="http://schemas.openxmlformats.org/drawingml/2006/picture">
+                  <pic:pic xmlns:pic="http://schemas.openxmlformats.org/drawingml/2006/picture">
+                    <pic:nvPicPr>
+                      <pic:cNvPr id="384140435" name=""/>
+                      <pic:cNvPicPr/>
+                    </pic:nvPicPr>
+                    <pic:blipFill>
+                      <a:blip r:embed="rId23"/>
+                      <a:stretch>
+                        <a:fillRect/>
+                      </a:stretch>
+                    </pic:blipFill>
+                    <pic:spPr>
+                      <a:xfrm>
+                        <a:off x="0" y="0"/>
+                        <a:ext cx="5943600" cy="4166235"/>
+                      </a:xfrm>
+                      <a:prstGeom prst="rect">
+                        <a:avLst/>
+                      </a:prstGeom>
+                    </pic:spPr>
+                  </pic:pic>
+                </a:graphicData>
+              </a:graphic>
+            </wp:inline>
+          </w:drawing>
+        </w:r>
+      </w:ins>
+    </w:p>
+    <w:p>
+      <w:pPr>
+        <w:bidi/>
+        <w:rPr>
+          <w:ins w:id="42" w:author="The God Father 04.11" w:date="2026-08-30T07:17:00Z" w16du:dateUtc="2026-08-30T03:47:00Z"/>
+          <w:rtl/>
+          <w:lang w:bidi="fa-IR"/>
+        </w:rPr>
+      </w:pPr>
+    </w:p>
+    <w:p>
+      <w:pPr>
+        <w:bidi/>
+        <w:rPr>
+          <w:ins w:id="43" w:author="The God Father 04.11" w:date="2026-08-30T07:22:00Z" w16du:dateUtc="2026-08-30T03:52:00Z"/>
+          <w:rtl/>
+          <w:lang w:bidi="fa-IR"/>
+        </w:rPr>
+      </w:pPr>
+      <w:ins w:id="44" w:author="The God Father 04.11" w:date="2026-08-30T07:17:00Z" w16du:dateUtc="2026-08-30T03:47:00Z">
+        <w:r>
+          <w:rPr>
+            <w:rFonts w:hint="cs"/>
+            <w:rtl/>
+            <w:lang w:bidi="fa-IR"/>
+          </w:rPr>
+          <w:lastRenderedPageBreak/>
+          <w:t>این هم نمای کلی مدار:</w:t>
+        </w:r>
+        <w:r>
+          <w:rPr>
+            <w:rtl/>
+            <w:lang w:bidi="fa-IR"/>
+          </w:rPr>
+          <w:br/>
+        </w:r>
+      </w:ins>
+      <w:ins w:id="45" w:author="The God Father 04.11" w:date="2026-08-30T07:18:00Z" w16du:dateUtc="2026-08-30T03:48:00Z">
+        <w:r>
+          <w:rPr>
+            <w:rFonts w:cs="Arial"/>
+            <w:rtl/>
+            <w:lang w:bidi="fa-IR"/>
+          </w:rPr>
+          <w:drawing>
+            <wp:inline distT="0" distB="0" distL="0" distR="0" wp14:anchorId="77F68997" wp14:editId="0BD12B02">
+              <wp:extent cx="5943600" cy="7261860"/>
+              <wp:effectExtent l="0" t="0" r="0" b="0"/>
+              <wp:docPr id="2144337353" name="Picture 1"/>
+              <wp:cNvGraphicFramePr>
+                <a:graphicFrameLocks xmlns:a="http://schemas.openxmlformats.org/drawingml/2006/main" noChangeAspect="1"/>
+              </wp:cNvGraphicFramePr>
+              <a:graphic xmlns:a="http://schemas.openxmlformats.org/drawingml/2006/main">
+                <a:graphicData uri="http://schemas.openxmlformats.org/drawingml/2006/picture">
+                  <pic:pic xmlns:pic="http://schemas.openxmlformats.org/drawingml/2006/picture">
+                    <pic:nvPicPr>
+                      <pic:cNvPr id="2144337353" name=""/>
+                      <pic:cNvPicPr/>
+                    </pic:nvPicPr>
+                    <pic:blipFill>
+                      <a:blip r:embed="rId24"/>
+                      <a:stretch>
+                        <a:fillRect/>
+                      </a:stretch>
+                    </pic:blipFill>
+                    <pic:spPr>
+                      <a:xfrm>
+                        <a:off x="0" y="0"/>
+                        <a:ext cx="5943600" cy="7261860"/>
+                      </a:xfrm>
+                      <a:prstGeom prst="rect">
+                        <a:avLst/>
+                      </a:prstGeom>
+                    </pic:spPr>
+                  </pic:pic>
+                </a:graphicData>
+              </a:graphic>
+            </wp:inline>
+          </w:drawing>
+        </w:r>
+      </w:ins>
+    </w:p>
+    <w:p>
+      <w:pPr>
+        <w:bidi/>
+        <w:rPr>
+          <w:ins w:id="46" w:author="The God Father 04.11" w:date="2026-08-30T07:24:00Z" w16du:dateUtc="2026-08-30T03:54:00Z"/>
+          <w:rtl/>
+          <w:lang w:bidi="fa-IR"/>
+        </w:rPr>
+      </w:pPr>
+      <w:ins w:id="47" w:author="The God Father 04.11" w:date="2026-08-30T07:23:00Z" w16du:dateUtc="2026-08-30T03:53:00Z">
+        <w:r>
+          <w:rPr>
+            <w:rFonts w:hint="cs"/>
+            <w:rtl/>
+            <w:lang w:bidi="fa-IR"/>
+          </w:rPr>
+          <w:lastRenderedPageBreak/>
+          <w:t>چند نمونه تست هم در</w:t>
+        </w:r>
+      </w:ins>
+      <w:ins w:id="48" w:author="The God Father 04.11" w:date="2026-08-30T07:24:00Z" w16du:dateUtc="2026-08-30T03:54:00Z">
+        <w:r>
+          <w:rPr>
+            <w:rFonts w:hint="cs"/>
+            <w:rtl/>
+            <w:lang w:bidi="fa-IR"/>
+          </w:rPr>
+          <w:t xml:space="preserve"> تصاویر زیر آورده</w:t>
+        </w:r>
+        <w:r>
+          <w:rPr>
+            <w:rFonts w:hint="cs"/>
+            <w:vanish/>
+            <w:rtl/>
+            <w:lang w:bidi="fa-IR"/>
+          </w:rPr>
+          <w:t>@</w:t>
+        </w:r>
+        <w:r>
+          <w:rPr>
+            <w:rFonts w:hint="cs"/>
+            <w:rtl/>
+            <w:lang w:bidi="fa-IR"/>
+          </w:rPr>
+          <w:t>‌ایم:</w:t>
+        </w:r>
+      </w:ins>
+    </w:p>
+    <w:p>
+      <w:pPr>
+        <w:bidi/>
+        <w:rPr>
+          <w:ins w:id="49" w:author="The God Father 04.11" w:date="2026-08-30T07:27:00Z" w16du:dateUtc="2026-08-30T03:57:00Z"/>
+          <w:rtl/>
+          <w:lang w:bidi="fa-IR"/>
+        </w:rPr>
+      </w:pPr>
+      <w:ins w:id="50" w:author="The God Father 04.11" w:date="2026-08-30T07:24:00Z" w16du:dateUtc="2026-08-30T03:54:00Z">
+        <w:r>
+          <w:rPr>
+            <w:rFonts w:hint="cs"/>
+            <w:rtl/>
+            <w:lang w:bidi="fa-IR"/>
+          </w:rPr>
+          <w:t xml:space="preserve">اول تست عملیات منطقی </w:t>
+        </w:r>
+        <w:r>
+          <w:rPr>
+            <w:lang w:bidi="fa-IR"/>
+          </w:rPr>
+          <w:t>AND</w:t>
+        </w:r>
+        <w:r>
+          <w:rPr>
+            <w:rFonts w:hint="cs"/>
+            <w:rtl/>
+            <w:lang w:bidi="fa-IR"/>
+          </w:rPr>
+          <w:t>:</w:t>
+        </w:r>
+        <w:r>
+          <w:rPr>
+            <w:rtl/>
+            <w:lang w:bidi="fa-IR"/>
+          </w:rPr>
+          <w:br/>
+        </w:r>
+        <w:r>
+          <w:rPr>
+            <w:rFonts w:cs="Arial"/>
+            <w:rtl/>
+            <w:lang w:bidi="fa-IR"/>
+          </w:rPr>
+          <w:drawing>
+            <wp:inline distT="0" distB="0" distL="0" distR="0" wp14:anchorId="2F2F161C" wp14:editId="042E047D">
+              <wp:extent cx="5943600" cy="4116705"/>
+              <wp:effectExtent l="0" t="0" r="0" b="0"/>
+              <wp:docPr id="480995050" name="Picture 1"/>
+              <wp:cNvGraphicFramePr>
+                <a:graphicFrameLocks xmlns:a="http://schemas.openxmlformats.org/drawingml/2006/main" noChangeAspect="1"/>
+              </wp:cNvGraphicFramePr>
+              <a:graphic xmlns:a="http://schemas.openxmlformats.org/drawingml/2006/main">
+                <a:graphicData uri="http://schemas.openxmlformats.org/drawingml/2006/picture">
+                  <pic:pic xmlns:pic="http://schemas.openxmlformats.org/drawingml/2006/picture">
+                    <pic:nvPicPr>
+                      <pic:cNvPr id="480995050" name=""/>
+                      <pic:cNvPicPr/>
+                    </pic:nvPicPr>
+                    <pic:blipFill>
+                      <a:blip r:embed="rId25"/>
+                      <a:stretch>
+                        <a:fillRect/>
+                      </a:stretch>
+                    </pic:blipFill>
+                    <pic:spPr>
+                      <a:xfrm>
+                        <a:off x="0" y="0"/>
+                        <a:ext cx="5943600" cy="4116705"/>
+                      </a:xfrm>
+                      <a:prstGeom prst="rect">
+                        <a:avLst/>
+                      </a:prstGeom>
+                    </pic:spPr>
+                  </pic:pic>
+                </a:graphicData>
+              </a:graphic>
+            </wp:inline>
+          </w:drawing>
+        </w:r>
+      </w:ins>
+    </w:p>
+    <w:p>
+      <w:pPr>
+        <w:bidi/>
+        <w:rPr>
+          <w:ins w:id="51" w:author="The God Father 04.11" w:date="2026-08-30T07:27:00Z" w16du:dateUtc="2026-08-30T03:57:00Z"/>
+          <w:rtl/>
+          <w:lang w:bidi="fa-IR"/>
+        </w:rPr>
+      </w:pPr>
+    </w:p>
+    <w:p>
+      <w:pPr>
+        <w:bidi/>
+        <w:rPr>
+          <w:ins w:id="52" w:author="The God Father 04.11" w:date="2026-08-30T07:27:00Z" w16du:dateUtc="2026-08-30T03:57:00Z"/>
+          <w:rtl/>
+          <w:lang w:bidi="fa-IR"/>
+        </w:rPr>
+      </w:pPr>
+    </w:p>
+    <w:p>
+      <w:pPr>
+        <w:bidi/>
+        <w:rPr>
+          <w:ins w:id="53" w:author="The God Father 04.11" w:date="2026-08-30T07:27:00Z" w16du:dateUtc="2026-08-30T03:57:00Z"/>
+          <w:rtl/>
+          <w:lang w:bidi="fa-IR"/>
+        </w:rPr>
+      </w:pPr>
+    </w:p>
+    <w:p>
+      <w:pPr>
+        <w:bidi/>
+        <w:rPr>
+          <w:ins w:id="54" w:author="The God Father 04.11" w:date="2026-08-30T07:27:00Z" w16du:dateUtc="2026-08-30T03:57:00Z"/>
+          <w:rtl/>
+          <w:lang w:bidi="fa-IR"/>
+        </w:rPr>
+      </w:pPr>
+    </w:p>
+    <w:p>
+      <w:pPr>
+        <w:bidi/>
+        <w:rPr>
+          <w:ins w:id="55" w:author="The God Father 04.11" w:date="2026-08-30T07:27:00Z" w16du:dateUtc="2026-08-30T03:57:00Z"/>
+          <w:rtl/>
+          <w:lang w:bidi="fa-IR"/>
+        </w:rPr>
+      </w:pPr>
+    </w:p>
+    <w:p>
+      <w:pPr>
+        <w:bidi/>
+        <w:rPr>
+          <w:ins w:id="56" w:author="The God Father 04.11" w:date="2026-08-30T07:27:00Z" w16du:dateUtc="2026-08-30T03:57:00Z"/>
+          <w:rtl/>
+          <w:lang w:bidi="fa-IR"/>
+        </w:rPr>
+      </w:pPr>
+    </w:p>
+    <w:p>
+      <w:pPr>
+        <w:bidi/>
+        <w:rPr>
+          <w:ins w:id="57" w:author="The God Father 04.11" w:date="2026-08-30T07:27:00Z" w16du:dateUtc="2026-08-30T03:57:00Z"/>
+          <w:rtl/>
+          <w:lang w:bidi="fa-IR"/>
+        </w:rPr>
+      </w:pPr>
+    </w:p>
+    <w:p>
+      <w:pPr>
+        <w:bidi/>
+        <w:rPr>
+          <w:ins w:id="58" w:author="The God Father 04.11" w:date="2026-08-30T07:27:00Z" w16du:dateUtc="2026-08-30T03:57:00Z"/>
+          <w:rtl/>
+          <w:lang w:bidi="fa-IR"/>
+        </w:rPr>
+      </w:pPr>
+    </w:p>
+    <w:p>
+      <w:pPr>
+        <w:bidi/>
+        <w:rPr>
+          <w:ins w:id="59" w:author="The God Father 04.11" w:date="2026-08-30T07:27:00Z" w16du:dateUtc="2026-08-30T03:57:00Z"/>
+          <w:rtl/>
+          <w:lang w:bidi="fa-IR"/>
+        </w:rPr>
+      </w:pPr>
+    </w:p>
+    <w:p>
+      <w:pPr>
+        <w:bidi/>
+        <w:rPr>
+          <w:ins w:id="60" w:author="The God Father 04.11" w:date="2026-08-30T07:25:00Z" w16du:dateUtc="2026-08-30T03:55:00Z"/>
+          <w:rtl/>
+          <w:lang w:bidi="fa-IR"/>
+        </w:rPr>
+      </w:pPr>
+    </w:p>
+    <w:p>
+      <w:pPr>
+        <w:bidi/>
+        <w:rPr>
+          <w:ins w:id="61" w:author="The God Father 04.11" w:date="2026-08-30T07:25:00Z" w16du:dateUtc="2026-08-30T03:55:00Z"/>
+          <w:rtl/>
+          <w:lang w:bidi="fa-IR"/>
+        </w:rPr>
+      </w:pPr>
+      <w:ins w:id="62" w:author="The God Father 04.11" w:date="2026-08-30T07:25:00Z" w16du:dateUtc="2026-08-30T03:55:00Z">
+        <w:r>
+          <w:rPr>
+            <w:rFonts w:hint="cs"/>
+            <w:rtl/>
+            <w:lang w:bidi="fa-IR"/>
+          </w:rPr>
+          <w:lastRenderedPageBreak/>
+          <w:t xml:space="preserve">تست عملیات حسابی </w:t>
+        </w:r>
+        <w:r>
+          <w:rPr>
+            <w:lang w:bidi="fa-IR"/>
+          </w:rPr>
+          <w:t>A + B</w:t>
+        </w:r>
+        <w:r>
+          <w:rPr>
+            <w:rFonts w:hint="cs"/>
+            <w:rtl/>
+            <w:lang w:bidi="fa-IR"/>
+          </w:rPr>
+          <w:t>:</w:t>
+        </w:r>
+      </w:ins>
+    </w:p>
+    <w:p>
+      <w:pPr>
+        <w:bidi/>
+        <w:rPr>
+          <w:ins w:id="63" w:author="The God Father 04.11" w:date="2026-08-30T07:27:00Z" w16du:dateUtc="2026-08-30T03:57:00Z"/>
+          <w:rtl/>
+          <w:lang w:bidi="fa-IR"/>
+        </w:rPr>
+      </w:pPr>
+      <w:ins w:id="64" w:author="The God Father 04.11" w:date="2026-08-30T07:26:00Z" w16du:dateUtc="2026-08-30T03:56:00Z">
+        <w:r>
+          <w:rPr>
+            <w:rFonts w:cs="Arial"/>
+            <w:rtl/>
+            <w:lang w:bidi="fa-IR"/>
+          </w:rPr>
+          <w:drawing>
+            <wp:inline distT="0" distB="0" distL="0" distR="0" wp14:anchorId="3A78698A" wp14:editId="46E71EAC">
+              <wp:extent cx="5943600" cy="4203700"/>
+              <wp:effectExtent l="0" t="0" r="0" b="6350"/>
+              <wp:docPr id="481635793" name="Picture 1"/>
+              <wp:cNvGraphicFramePr>
+                <a:graphicFrameLocks xmlns:a="http://schemas.openxmlformats.org/drawingml/2006/main" noChangeAspect="1"/>
+              </wp:cNvGraphicFramePr>
+              <a:graphic xmlns:a="http://schemas.openxmlformats.org/drawingml/2006/main">
+                <a:graphicData uri="http://schemas.openxmlformats.org/drawingml/2006/picture">
+                  <pic:pic xmlns:pic="http://schemas.openxmlformats.org/drawingml/2006/picture">
+                    <pic:nvPicPr>
+                      <pic:cNvPr id="481635793" name=""/>
+                      <pic:cNvPicPr/>
+                    </pic:nvPicPr>
+                    <pic:blipFill>
+                      <a:blip r:embed="rId26"/>
+                      <a:stretch>
+                        <a:fillRect/>
+                      </a:stretch>
+                    </pic:blipFill>
+                    <pic:spPr>
+                      <a:xfrm>
+                        <a:off x="0" y="0"/>
+                        <a:ext cx="5943600" cy="4203700"/>
+                      </a:xfrm>
+                      <a:prstGeom prst="rect">
+                        <a:avLst/>
+                      </a:prstGeom>
+                    </pic:spPr>
+                  </pic:pic>
+                </a:graphicData>
+              </a:graphic>
+            </wp:inline>
+          </w:drawing>
+        </w:r>
+      </w:ins>
+    </w:p>
+    <w:p>
+      <w:pPr>
+        <w:bidi/>
+        <w:rPr>
+          <w:ins w:id="65" w:author="The God Father 04.11" w:date="2026-08-30T07:27:00Z" w16du:dateUtc="2026-08-30T03:57:00Z"/>
+          <w:rtl/>
+          <w:lang w:bidi="fa-IR"/>
+        </w:rPr>
+      </w:pPr>
+    </w:p>
+    <w:p>
+      <w:pPr>
+        <w:bidi/>
+        <w:rPr>
+          <w:ins w:id="66" w:author="The God Father 04.11" w:date="2026-08-30T07:27:00Z" w16du:dateUtc="2026-08-30T03:57:00Z"/>
+          <w:rtl/>
+          <w:lang w:bidi="fa-IR"/>
+        </w:rPr>
+      </w:pPr>
+    </w:p>
+    <w:p>
+      <w:pPr>
+        <w:bidi/>
+        <w:rPr>
+          <w:ins w:id="67" w:author="The God Father 04.11" w:date="2026-08-30T07:27:00Z" w16du:dateUtc="2026-08-30T03:57:00Z"/>
+          <w:rtl/>
+          <w:lang w:bidi="fa-IR"/>
+        </w:rPr>
+      </w:pPr>
+    </w:p>
+    <w:p>
+      <w:pPr>
+        <w:bidi/>
+        <w:rPr>
+          <w:ins w:id="68" w:author="The God Father 04.11" w:date="2026-08-30T07:27:00Z" w16du:dateUtc="2026-08-30T03:57:00Z"/>
+          <w:rtl/>
+          <w:lang w:bidi="fa-IR"/>
+        </w:rPr>
+      </w:pPr>
+    </w:p>
+    <w:p>
+      <w:pPr>
+        <w:bidi/>
+        <w:rPr>
+          <w:ins w:id="69" w:author="The God Father 04.11" w:date="2026-08-30T07:27:00Z" w16du:dateUtc="2026-08-30T03:57:00Z"/>
+          <w:rtl/>
+          <w:lang w:bidi="fa-IR"/>
+        </w:rPr>
+      </w:pPr>
+    </w:p>
+    <w:p>
+      <w:pPr>
+        <w:bidi/>
+        <w:rPr>
+          <w:ins w:id="70" w:author="The God Father 04.11" w:date="2026-08-30T07:27:00Z" w16du:dateUtc="2026-08-30T03:57:00Z"/>
+          <w:rtl/>
+          <w:lang w:bidi="fa-IR"/>
+        </w:rPr>
+      </w:pPr>
+    </w:p>
+    <w:p>
+      <w:pPr>
+        <w:bidi/>
+        <w:rPr>
+          <w:ins w:id="71" w:author="The God Father 04.11" w:date="2026-08-30T07:27:00Z" w16du:dateUtc="2026-08-30T03:57:00Z"/>
+          <w:rtl/>
+          <w:lang w:bidi="fa-IR"/>
+        </w:rPr>
+      </w:pPr>
+    </w:p>
+    <w:p>
+      <w:pPr>
+        <w:bidi/>
+        <w:rPr>
+          <w:ins w:id="72" w:author="The God Father 04.11" w:date="2026-08-30T07:27:00Z" w16du:dateUtc="2026-08-30T03:57:00Z"/>
+          <w:rtl/>
+          <w:lang w:bidi="fa-IR"/>
+        </w:rPr>
+      </w:pPr>
+    </w:p>
+    <w:p>
+      <w:pPr>
+        <w:bidi/>
+        <w:rPr>
+          <w:ins w:id="73" w:author="The God Father 04.11" w:date="2026-08-30T07:27:00Z" w16du:dateUtc="2026-08-30T03:57:00Z"/>
+          <w:rtl/>
+          <w:lang w:bidi="fa-IR"/>
+        </w:rPr>
+      </w:pPr>
+    </w:p>
+    <w:p>
+      <w:pPr>
+        <w:bidi/>
+        <w:rPr>
+          <w:ins w:id="74" w:author="The God Father 04.11" w:date="2026-08-30T07:27:00Z" w16du:dateUtc="2026-08-30T03:57:00Z"/>
+          <w:rtl/>
+          <w:lang w:bidi="fa-IR"/>
+        </w:rPr>
+      </w:pPr>
+    </w:p>
+    <w:p>
+      <w:pPr>
+        <w:bidi/>
+        <w:rPr>
+          <w:ins w:id="75" w:author="The God Father 04.11" w:date="2026-08-30T07:26:00Z" w16du:dateUtc="2026-08-30T03:56:00Z"/>
+          <w:rtl/>
+          <w:lang w:bidi="fa-IR"/>
+        </w:rPr>
+      </w:pPr>
+    </w:p>
+    <w:p>
+      <w:pPr>
+        <w:bidi/>
+        <w:rPr>
+          <w:ins w:id="76" w:author="The God Father 04.11" w:date="2026-08-30T07:27:00Z" w16du:dateUtc="2026-08-30T03:57:00Z"/>
+          <w:rtl/>
+          <w:lang w:bidi="fa-IR"/>
+        </w:rPr>
+      </w:pPr>
+      <w:ins w:id="77" w:author="The God Father 04.11" w:date="2026-08-30T07:26:00Z" w16du:dateUtc="2026-08-30T03:56:00Z">
+        <w:r>
+          <w:rPr>
+            <w:rFonts w:hint="cs"/>
+            <w:rtl/>
+            <w:lang w:bidi="fa-IR"/>
+          </w:rPr>
+          <w:t>تست شیفت به را</w:t>
+        </w:r>
+      </w:ins>
+      <w:ins w:id="78" w:author="The God Father 04.11" w:date="2026-08-30T07:27:00Z" w16du:dateUtc="2026-08-30T03:57:00Z">
+        <w:r>
+          <w:rPr>
+            <w:rFonts w:hint="cs"/>
+            <w:rtl/>
+            <w:lang w:bidi="fa-IR"/>
+          </w:rPr>
+          <w:t>ست</w:t>
+        </w:r>
+        <w:r>
+          <w:rPr>
+            <w:rFonts w:hint="cs"/>
+            <w:rtl/>
+            <w:lang w:bidi="fa-IR"/>
+          </w:rPr>
+          <w:t xml:space="preserve"> </w:t>
+        </w:r>
+        <w:r>
+          <w:rPr>
+            <w:lang w:bidi="fa-IR"/>
+          </w:rPr>
+          <w:t>A</w:t>
+        </w:r>
+        <w:r>
+          <w:rPr>
+            <w:rFonts w:hint="cs"/>
+            <w:rtl/>
+            <w:lang w:bidi="fa-IR"/>
+          </w:rPr>
+          <w:t xml:space="preserve">: </w:t>
+        </w:r>
+      </w:ins>
+    </w:p>
+    <w:p>
+      <w:pPr>
+        <w:bidi/>
+        <w:rPr>
+          <w:ins w:id="79" w:author="The God Father 04.11" w:date="2026-08-30T07:29:00Z" w16du:dateUtc="2026-08-30T03:59:00Z"/>
+          <w:rtl/>
+          <w:lang w:bidi="fa-IR"/>
+        </w:rPr>
+      </w:pPr>
+      <w:ins w:id="80" w:author="The God Father 04.11" w:date="2026-08-30T07:27:00Z" w16du:dateUtc="2026-08-30T03:57:00Z">
+        <w:r>
+          <w:rPr>
+            <w:rFonts w:cs="Arial"/>
+            <w:rtl/>
+            <w:lang w:bidi="fa-IR"/>
+          </w:rPr>
+          <w:drawing>
+            <wp:inline distT="0" distB="0" distL="0" distR="0" wp14:anchorId="692E4ED9" wp14:editId="66C6932D">
+              <wp:extent cx="5943600" cy="4029075"/>
+              <wp:effectExtent l="0" t="0" r="0" b="9525"/>
+              <wp:docPr id="1768107133" name="Picture 1"/>
+              <wp:cNvGraphicFramePr>
+                <a:graphicFrameLocks xmlns:a="http://schemas.openxmlformats.org/drawingml/2006/main" noChangeAspect="1"/>
+              </wp:cNvGraphicFramePr>
+              <a:graphic xmlns:a="http://schemas.openxmlformats.org/drawingml/2006/main">
+                <a:graphicData uri="http://schemas.openxmlformats.org/drawingml/2006/picture">
+                  <pic:pic xmlns:pic="http://schemas.openxmlformats.org/drawingml/2006/picture">
+                    <pic:nvPicPr>
+                      <pic:cNvPr id="1768107133" name=""/>
+                      <pic:cNvPicPr/>
+                    </pic:nvPicPr>
+                    <pic:blipFill>
+                      <a:blip r:embed="rId27"/>
+                      <a:stretch>
+                        <a:fillRect/>
+                      </a:stretch>
+                    </pic:blipFill>
+                    <pic:spPr>
+                      <a:xfrm>
+                        <a:off x="0" y="0"/>
+                        <a:ext cx="5943600" cy="4029075"/>
+                      </a:xfrm>
+                      <a:prstGeom prst="rect">
+                        <a:avLst/>
+                      </a:prstGeom>
+                    </pic:spPr>
+                  </pic:pic>
+                </a:graphicData>
+              </a:graphic>
+            </wp:inline>
+          </w:drawing>
+        </w:r>
+        <w:r>
+          <w:rPr>
+            <w:rtl/>
+            <w:lang w:bidi="fa-IR"/>
+          </w:rPr>
+          <w:br/>
+        </w:r>
+      </w:ins>
+    </w:p>
+    <w:p>
+      <w:pPr>
+        <w:bidi/>
+        <w:rPr>
+          <w:ins w:id="81" w:author="The God Father 04.11" w:date="2026-08-30T07:29:00Z" w16du:dateUtc="2026-08-30T03:59:00Z"/>
+          <w:rtl/>
+          <w:lang w:bidi="fa-IR"/>
+        </w:rPr>
+      </w:pPr>
+    </w:p>
+    <w:p>
+      <w:pPr>
+        <w:bidi/>
+        <w:rPr>
+          <w:ins w:id="82" w:author="The God Father 04.11" w:date="2026-08-30T07:29:00Z" w16du:dateUtc="2026-08-30T03:59:00Z"/>
+          <w:rtl/>
+          <w:lang w:bidi="fa-IR"/>
+        </w:rPr>
+      </w:pPr>
+    </w:p>
+    <w:p>
+      <w:pPr>
+        <w:bidi/>
+        <w:rPr>
+          <w:ins w:id="83" w:author="The God Father 04.11" w:date="2026-08-30T07:29:00Z" w16du:dateUtc="2026-08-30T03:59:00Z"/>
+          <w:rtl/>
+          <w:lang w:bidi="fa-IR"/>
+        </w:rPr>
+      </w:pPr>
+    </w:p>
+    <w:p>
+      <w:pPr>
+        <w:bidi/>
+        <w:rPr>
+          <w:ins w:id="84" w:author="The God Father 04.11" w:date="2026-08-30T07:29:00Z" w16du:dateUtc="2026-08-30T03:59:00Z"/>
+          <w:rtl/>
+          <w:lang w:bidi="fa-IR"/>
+        </w:rPr>
+      </w:pPr>
+    </w:p>
+    <w:p>
+      <w:pPr>
+        <w:bidi/>
+        <w:rPr>
+          <w:ins w:id="85" w:author="The God Father 04.11" w:date="2026-08-30T07:29:00Z" w16du:dateUtc="2026-08-30T03:59:00Z"/>
+          <w:rtl/>
+          <w:lang w:bidi="fa-IR"/>
+        </w:rPr>
+      </w:pPr>
+    </w:p>
+    <w:p>
+      <w:pPr>
+        <w:bidi/>
+        <w:rPr>
+          <w:ins w:id="86" w:author="The God Father 04.11" w:date="2026-08-30T07:29:00Z" w16du:dateUtc="2026-08-30T03:59:00Z"/>
+          <w:rtl/>
+          <w:lang w:bidi="fa-IR"/>
+        </w:rPr>
+      </w:pPr>
+    </w:p>
+    <w:p>
+      <w:pPr>
+        <w:bidi/>
+        <w:rPr>
+          <w:ins w:id="87" w:author="The God Father 04.11" w:date="2026-08-30T07:29:00Z" w16du:dateUtc="2026-08-30T03:59:00Z"/>
+          <w:rtl/>
+          <w:lang w:bidi="fa-IR"/>
+        </w:rPr>
+      </w:pPr>
+    </w:p>
+    <w:p>
+      <w:pPr>
+        <w:bidi/>
+        <w:rPr>
+          <w:ins w:id="88" w:author="The God Father 04.11" w:date="2026-08-30T07:29:00Z" w16du:dateUtc="2026-08-30T03:59:00Z"/>
+          <w:rtl/>
+          <w:lang w:bidi="fa-IR"/>
+        </w:rPr>
+      </w:pPr>
+    </w:p>
+    <w:p>
+      <w:pPr>
+        <w:bidi/>
+        <w:rPr>
+          <w:ins w:id="89" w:author="The God Father 04.11" w:date="2026-08-30T07:28:00Z" w16du:dateUtc="2026-08-30T03:58:00Z"/>
+          <w:rtl/>
+          <w:lang w:bidi="fa-IR"/>
+        </w:rPr>
+      </w:pPr>
+    </w:p>
+    <w:p>
+      <w:pPr>
+        <w:bidi/>
+        <w:rPr>
+          <w:ins w:id="90" w:author="The God Father 04.11" w:date="2026-08-30T07:28:00Z" w16du:dateUtc="2026-08-30T03:58:00Z"/>
+          <w:rtl/>
+          <w:lang w:bidi="fa-IR"/>
+        </w:rPr>
+      </w:pPr>
+      <w:ins w:id="91" w:author="The God Father 04.11" w:date="2026-08-30T07:28:00Z" w16du:dateUtc="2026-08-30T03:58:00Z">
+        <w:r>
+          <w:rPr>
+            <w:rFonts w:hint="cs"/>
+            <w:rtl/>
+            <w:lang w:bidi="fa-IR"/>
+          </w:rPr>
+          <w:lastRenderedPageBreak/>
+          <w:t>تست شیفت به چپ:</w:t>
+        </w:r>
+      </w:ins>
+    </w:p>
+    <w:p>
+      <w:pPr>
+        <w:bidi/>
+        <w:rPr>
+          <w:rFonts w:hint="cs"/>
+          <w:rtl/>
+          <w:lang w:bidi="fa-IR"/>
+        </w:rPr>
+      </w:pPr>
+      <w:ins w:id="92" w:author="The God Father 04.11" w:date="2026-08-30T07:29:00Z" w16du:dateUtc="2026-08-30T03:59:00Z">
+        <w:r>
+          <w:rPr>
+            <w:rFonts w:cs="Arial"/>
+            <w:rtl/>
+            <w:lang w:bidi="fa-IR"/>
+          </w:rPr>
+          <w:drawing>
+            <wp:inline distT="0" distB="0" distL="0" distR="0" wp14:anchorId="1D765028" wp14:editId="0126F201">
+              <wp:extent cx="5943600" cy="4175760"/>
+              <wp:effectExtent l="0" t="0" r="0" b="0"/>
+              <wp:docPr id="1597911523" name="Picture 1"/>
+              <wp:cNvGraphicFramePr>
+                <a:graphicFrameLocks xmlns:a="http://schemas.openxmlformats.org/drawingml/2006/main" noChangeAspect="1"/>
+              </wp:cNvGraphicFramePr>
+              <a:graphic xmlns:a="http://schemas.openxmlformats.org/drawingml/2006/main">
+                <a:graphicData uri="http://schemas.openxmlformats.org/drawingml/2006/picture">
+                  <pic:pic xmlns:pic="http://schemas.openxmlformats.org/drawingml/2006/picture">
+                    <pic:nvPicPr>
+                      <pic:cNvPr id="1597911523" name=""/>
+                      <pic:cNvPicPr/>
+                    </pic:nvPicPr>
+                    <pic:blipFill>
+                      <a:blip r:embed="rId28"/>
+                      <a:stretch>
+                        <a:fillRect/>
+                      </a:stretch>
+                    </pic:blipFill>
+                    <pic:spPr>
+                      <a:xfrm>
+                        <a:off x="0" y="0"/>
+                        <a:ext cx="5943600" cy="4175760"/>
+                      </a:xfrm>
+                      <a:prstGeom prst="rect">
+                        <a:avLst/>
+                      </a:prstGeom>
+                    </pic:spPr>
+                  </pic:pic>
+                </a:graphicData>
+              </a:graphic>
+            </wp:inline>
+          </w:drawing>
+        </w:r>
+      </w:ins>
+    </w:p>
     <w:sectPr>
-      <w:headerReference w:type="default" r:id="rId18"/>
-      <w:footerReference w:type="default" r:id="rId19"/>
+      <w:headerReference w:type="default" r:id="rId29"/>
+      <w:footerReference w:type="default" r:id="rId30"/>
       <w:pgSz w:w="12240" w:h="15840"/>
       <w:pgMar w:top="1440" w:right="1440" w:bottom="1440" w:left="1440" w:header="720" w:footer="720" w:gutter="0"/>
       <w:cols w:space="720"/>
@@ -10691,6 +13019,14 @@
     <w:abstractNumId w:val="1"/>
   </w:num>
 </w:numbering>
+</file>
+
+<file path=word/people.xml><?xml version="1.0" encoding="utf-8"?>
+<w15:people xmlns:wpc="http://schemas.microsoft.com/office/word/2010/wordprocessingCanvas" xmlns:cx="http://schemas.microsoft.com/office/drawing/2014/chartex" xmlns:cx1="http://schemas.microsoft.com/office/drawing/2015/9/8/chartex" xmlns:cx2="http://schemas.microsoft.com/office/drawing/2015/10/21/chartex" xmlns:cx3="http://schemas.microsoft.com/office/drawing/2016/5/9/chartex" xmlns:cx4="http://schemas.microsoft.com/office/drawing/2016/5/10/chartex" xmlns:cx5="http://schemas.microsoft.com/office/drawing/2016/5/11/chartex" xmlns:cx6="http://schemas.microsoft.com/office/drawing/2016/5/12/chartex" xmlns:cx7="http://schemas.microsoft.com/office/drawing/2016/5/13/chartex" xmlns:cx8="http://schemas.microsoft.com/office/drawing/2016/5/14/chartex" xmlns:mc="http://schemas.openxmlformats.org/markup-compatibility/2006" xmlns:aink="http://schemas.microsoft.com/office/drawing/2016/ink" xmlns:am3d="http://schemas.microsoft.com/office/drawing/2017/model3d" xmlns:o="urn:schemas-microsoft-com:office:office" xmlns:oel="http://schemas.microsoft.com/office/2019/extlst" xmlns:r="http://schemas.openxmlformats.org/officeDocument/2006/relationships" xmlns:m="http://schemas.openxmlformats.org/officeDocument/2006/math" xmlns:v="urn:schemas-microsoft-com:vml" xmlns:wp14="http://schemas.microsoft.com/office/word/2010/wordprocessingDrawing" xmlns:wp="http://schemas.openxmlformats.org/drawingml/2006/wordprocessingDrawing" xmlns:w10="urn:schemas-microsoft-com:office:word" xmlns:w="http://schemas.openxmlformats.org/wordprocessingml/2006/main" xmlns:w14="http://schemas.microsoft.com/office/word/2010/wordml" xmlns:w15="http://schemas.microsoft.com/office/word/2012/wordml" xmlns:w16cex="http://schemas.microsoft.com/office/word/2018/wordml/cex" xmlns:w16cid="http://schemas.microsoft.com/office/word/2016/wordml/cid" xmlns:w16="http://schemas.microsoft.com/office/word/2018/wordml" xmlns:w16du="http://schemas.microsoft.com/office/word/2023/wordml/word16du" xmlns:w16sdtdh="http://schemas.microsoft.com/office/word/2020/wordml/sdtdatahash" xmlns:w16sdtfl="http://schemas.microsoft.com/office/word/2024/wordml/sdtformatlock" xmlns:w16se="http://schemas.microsoft.com/office/word/2015/wordml/symex" xmlns:wpg="http://schemas.microsoft.com/office/word/2010/wordprocessingGroup" xmlns:wpi="http://schemas.microsoft.com/office/word/2010/wordprocessingInk" xmlns:wne="http://schemas.microsoft.com/office/word/2006/wordml" xmlns:wps="http://schemas.microsoft.com/office/word/2010/wordprocessingShape" mc:Ignorable="w14 w15 w16se w16cid w16 w16cex w16sdtdh w16sdtfl w16du wp14">
+  <w15:person w15:author="The God Father 04.11">
+    <w15:presenceInfo w15:providerId="None" w15:userId="The God Father 04.11"/>
+  </w15:person>
+</w15:people>
 </file>
 
 <file path=word/styles.xml><?xml version="1.0" encoding="utf-8"?>
@@ -11294,7 +13630,6 @@
   <w:style w:type="character" w:default="1" w:styleId="DefaultParagraphFont">
     <w:name w:val="Default Paragraph Font"/>
     <w:uiPriority w:val="1"/>
-    <w:semiHidden/>
     <w:unhideWhenUsed/>
   </w:style>
   <w:style w:type="table" w:default="1" w:styleId="TableNormal">
@@ -11692,6 +14027,16 @@
       <w:szCs w:val="20"/>
     </w:rPr>
   </w:style>
+  <w:style w:type="paragraph" w:styleId="Revision">
+    <w:name w:val="Revision"/>
+    <w:hidden/>
+    <w:uiPriority w:val="99"/>
+    <w:semiHidden/>
+    <w:rsid w:val="00DD096E"/>
+    <w:pPr>
+      <w:spacing w:after="0" w:line="240" w:lineRule="auto"/>
+    </w:pPr>
+  </w:style>
 </w:styles>
 </file>
 
@@ -12008,4 +14353,16 @@
     </a:ext>
   </a:extLst>
 </a:theme>
+</file>
+
+<file path=customXml/item1.xml><?xml version="1.0" encoding="utf-8"?>
+<b:Sources xmlns:b="http://schemas.openxmlformats.org/officeDocument/2006/bibliography" xmlns="http://schemas.openxmlformats.org/officeDocument/2006/bibliography" SelectedStyle="\APASixthEditionOfficeOnline.xsl" StyleName="APA" Version="6"/>
+</file>
+
+<file path=customXml/itemProps1.xml><?xml version="1.0" encoding="utf-8"?>
+<ds:datastoreItem xmlns:ds="http://schemas.openxmlformats.org/officeDocument/2006/customXml" ds:itemID="{30548B7B-E70F-4240-9CEF-0E11131761F7}">
+  <ds:schemaRefs>
+    <ds:schemaRef ds:uri="http://schemas.openxmlformats.org/officeDocument/2006/bibliography"/>
+  </ds:schemaRefs>
+</ds:datastoreItem>
 </file>
--- a/E5/Az5.docx
+++ b/E5/Az5.docx
@@ -69,7 +69,7 @@
       </w:r>
       <w:r>
         <w:rPr>
-          <w:rFonts w:ascii="Calibri" w:hAnsi="Calibri" w:cs="Calibri" w:hint="cs"/>
+          <w:rFonts w:ascii="Calibri" w:hAnsi="Calibri" w:cs="Calibri"/>
           <w:rtl/>
           <w:lang w:bidi="fa-IR"/>
         </w:rPr>
@@ -1389,7 +1389,7 @@
       </w:r>
       <w:r>
         <w:rPr>
-          <w:rFonts w:ascii="Calibri" w:eastAsiaTheme="minorEastAsia" w:hAnsi="Calibri" w:cs="Calibri" w:hint="cs"/>
+          <w:rFonts w:ascii="Calibri" w:eastAsiaTheme="minorEastAsia" w:hAnsi="Calibri" w:cs="Calibri"/>
           <w:rtl/>
           <w:lang w:bidi="fa-IR"/>
         </w:rPr>
@@ -5768,7 +5768,7 @@
             </w:pPr>
             <w:r>
               <w:rPr>
-                <w:rFonts w:ascii="Calibri" w:hAnsi="Calibri" w:cs="Calibri" w:hint="cs"/>
+                <w:rFonts w:ascii="Calibri" w:hAnsi="Calibri" w:cs="Calibri"/>
                 <w:rtl/>
                 <w:lang w:bidi="fa-IR"/>
               </w:rPr>
@@ -5818,7 +5818,7 @@
             <w:r>
               <w:rPr>
                 <w:rStyle w:val="HTMLCode"/>
-                <w:rFonts w:eastAsiaTheme="minorHAnsi" w:hint="cs"/>
+                <w:rFonts w:ascii="Calibri" w:eastAsiaTheme="minorHAnsi" w:hAnsi="Calibri" w:cs="Calibri"/>
                 <w:rtl/>
               </w:rPr>
               <w:t>1</w:t>
@@ -8707,7 +8707,7 @@
           <w:lang w:bidi="fa-IR"/>
         </w:rPr>
         <w:drawing>
-          <wp:anchor distT="0" distB="0" distL="114300" distR="114300" simplePos="0" relativeHeight="251667456" behindDoc="0" locked="0" layoutInCell="1" allowOverlap="1" wp14:anchorId="449970B3" wp14:editId="51E6442E">
+          <wp:anchor distT="0" distB="0" distL="114300" distR="114300" simplePos="0" relativeHeight="251667456" behindDoc="0" locked="0" layoutInCell="1" allowOverlap="1" wp14:anchorId="449970B3" wp14:editId="3A594314">
             <wp:simplePos x="0" y="0"/>
             <wp:positionH relativeFrom="margin">
               <wp:align>right</wp:align>
@@ -8807,7 +8807,7 @@
       </w:r>
       <w:r>
         <w:rPr>
-          <w:rFonts w:ascii="Calibri" w:eastAsiaTheme="majorEastAsia" w:hAnsi="Calibri" w:cs="Calibri" w:hint="cs"/>
+          <w:rFonts w:ascii="Calibri" w:eastAsiaTheme="majorEastAsia" w:hAnsi="Calibri" w:cs="Calibri"/>
           <w:rtl/>
           <w:lang w:bidi="fa-IR"/>
         </w:rPr>
@@ -8822,7 +8822,7 @@
       </w:r>
       <w:r>
         <w:rPr>
-          <w:rFonts w:ascii="Calibri" w:eastAsiaTheme="majorEastAsia" w:hAnsi="Calibri" w:cs="Calibri" w:hint="cs"/>
+          <w:rFonts w:ascii="Calibri" w:eastAsiaTheme="majorEastAsia" w:hAnsi="Calibri" w:cs="Calibri"/>
           <w:rtl/>
           <w:lang w:bidi="fa-IR"/>
         </w:rPr>
@@ -8837,7 +8837,7 @@
       </w:r>
       <w:r>
         <w:rPr>
-          <w:rFonts w:ascii="Calibri" w:eastAsiaTheme="majorEastAsia" w:hAnsi="Calibri" w:cs="Calibri" w:hint="cs"/>
+          <w:rFonts w:ascii="Calibri" w:eastAsiaTheme="majorEastAsia" w:hAnsi="Calibri" w:cs="Calibri"/>
           <w:rtl/>
           <w:lang w:bidi="fa-IR"/>
         </w:rPr>
@@ -8845,7 +8845,7 @@
       </w:r>
       <w:r>
         <w:rPr>
-          <w:rFonts w:ascii="Calibri" w:eastAsiaTheme="majorEastAsia" w:hAnsi="Calibri" w:cs="Calibri" w:hint="cs"/>
+          <w:rFonts w:ascii="Calibri" w:eastAsiaTheme="majorEastAsia" w:hAnsi="Calibri" w:cs="Calibri"/>
           <w:rtl/>
           <w:lang w:bidi="fa-IR"/>
         </w:rPr>
@@ -8853,7 +8853,7 @@
       </w:r>
       <w:r>
         <w:rPr>
-          <w:rFonts w:ascii="Calibri" w:eastAsiaTheme="majorEastAsia" w:hAnsi="Calibri" w:cs="Calibri" w:hint="cs"/>
+          <w:rFonts w:ascii="Calibri" w:eastAsiaTheme="majorEastAsia" w:hAnsi="Calibri" w:cs="Calibri"/>
           <w:rtl/>
           <w:lang w:bidi="fa-IR"/>
         </w:rPr>
@@ -8911,7 +8911,7 @@
           <w:lang w:bidi="fa-IR"/>
         </w:rPr>
         <w:drawing>
-          <wp:anchor distT="0" distB="0" distL="114300" distR="114300" simplePos="0" relativeHeight="251668480" behindDoc="0" locked="0" layoutInCell="1" allowOverlap="1" wp14:anchorId="3B3F2865" wp14:editId="3C8192B7">
+          <wp:anchor distT="0" distB="0" distL="114300" distR="114300" simplePos="0" relativeHeight="251668480" behindDoc="0" locked="0" layoutInCell="1" allowOverlap="1" wp14:anchorId="3B3F2865" wp14:editId="50F3F70B">
             <wp:simplePos x="0" y="0"/>
             <wp:positionH relativeFrom="margin">
               <wp:align>right</wp:align>
@@ -9000,15 +9000,7 @@
           <w:rtl/>
           <w:lang w:bidi="fa-IR"/>
         </w:rPr>
-        <w:t xml:space="preserve"> است:</w:t>
-      </w:r>
-      <w:r>
-        <w:rPr>
-          <w:rFonts w:ascii="Calibri" w:eastAsiaTheme="majorEastAsia" w:hAnsi="Calibri" w:cs="Calibri" w:hint="cs"/>
-          <w:rtl/>
-          <w:lang w:bidi="fa-IR"/>
-        </w:rPr>
-        <w:t xml:space="preserve"> (به عنوان مثال عدد </w:t>
+        <w:t xml:space="preserve"> است: (به عنوان مثال عدد </w:t>
       </w:r>
       <w:r>
         <w:rPr>
@@ -9019,7 +9011,7 @@
       </w:r>
       <w:r>
         <w:rPr>
-          <w:rFonts w:ascii="Calibri" w:eastAsiaTheme="majorEastAsia" w:hAnsi="Calibri" w:cs="Calibri" w:hint="cs"/>
+          <w:rFonts w:ascii="Calibri" w:eastAsiaTheme="majorEastAsia" w:hAnsi="Calibri" w:cs="Calibri"/>
           <w:rtl/>
           <w:lang w:bidi="fa-IR"/>
         </w:rPr>
@@ -9034,7 +9026,7 @@
       </w:r>
       <w:r>
         <w:rPr>
-          <w:rFonts w:ascii="Calibri" w:eastAsiaTheme="majorEastAsia" w:hAnsi="Calibri" w:cs="Calibri" w:hint="cs"/>
+          <w:rFonts w:ascii="Calibri" w:eastAsiaTheme="majorEastAsia" w:hAnsi="Calibri" w:cs="Calibri"/>
           <w:rtl/>
           <w:lang w:bidi="fa-IR"/>
         </w:rPr>
@@ -9042,7 +9034,7 @@
       </w:r>
       <w:r>
         <w:rPr>
-          <w:rFonts w:ascii="Calibri" w:eastAsiaTheme="majorEastAsia" w:hAnsi="Calibri" w:cs="Calibri" w:hint="cs"/>
+          <w:rFonts w:ascii="Calibri" w:eastAsiaTheme="majorEastAsia" w:hAnsi="Calibri" w:cs="Calibri"/>
           <w:rtl/>
           <w:lang w:bidi="fa-IR"/>
         </w:rPr>
@@ -9050,7 +9042,7 @@
       </w:r>
       <w:r>
         <w:rPr>
-          <w:rFonts w:ascii="Calibri" w:eastAsiaTheme="majorEastAsia" w:hAnsi="Calibri" w:cs="Calibri" w:hint="cs"/>
+          <w:rFonts w:ascii="Calibri" w:eastAsiaTheme="majorEastAsia" w:hAnsi="Calibri" w:cs="Calibri"/>
           <w:rtl/>
           <w:lang w:bidi="fa-IR"/>
         </w:rPr>
@@ -9139,7 +9131,7 @@
       </w:pPr>
       <w:r>
         <w:rPr>
-          <w:rFonts w:ascii="Calibri" w:eastAsiaTheme="majorEastAsia" w:hAnsi="Calibri" w:cs="Calibri" w:hint="cs"/>
+          <w:rFonts w:ascii="Calibri" w:eastAsiaTheme="majorEastAsia" w:hAnsi="Calibri" w:cs="Calibri"/>
           <w:rtl/>
           <w:lang w:bidi="fa-IR"/>
         </w:rPr>
@@ -9154,7 +9146,7 @@
       </w:r>
       <w:r>
         <w:rPr>
-          <w:rFonts w:ascii="Calibri" w:eastAsiaTheme="majorEastAsia" w:hAnsi="Calibri" w:cs="Calibri" w:hint="cs"/>
+          <w:rFonts w:ascii="Calibri" w:eastAsiaTheme="majorEastAsia" w:hAnsi="Calibri" w:cs="Calibri"/>
           <w:rtl/>
           <w:lang w:bidi="fa-IR"/>
         </w:rPr>
@@ -9169,7 +9161,7 @@
       </w:r>
       <w:r>
         <w:rPr>
-          <w:rFonts w:ascii="Calibri" w:eastAsiaTheme="majorEastAsia" w:hAnsi="Calibri" w:cs="Calibri" w:hint="cs"/>
+          <w:rFonts w:ascii="Calibri" w:eastAsiaTheme="majorEastAsia" w:hAnsi="Calibri" w:cs="Calibri"/>
           <w:rtl/>
           <w:lang w:bidi="fa-IR"/>
         </w:rPr>
@@ -9188,7 +9180,7 @@
       </w:pPr>
       <w:r>
         <w:rPr>
-          <w:rFonts w:ascii="Calibri" w:eastAsiaTheme="majorEastAsia" w:hAnsi="Calibri" w:cs="Calibri" w:hint="cs"/>
+          <w:rFonts w:ascii="Calibri" w:eastAsiaTheme="majorEastAsia" w:hAnsi="Calibri" w:cs="Calibri"/>
           <w:rtl/>
           <w:lang w:bidi="fa-IR"/>
         </w:rPr>
@@ -9203,7 +9195,7 @@
       </w:r>
       <w:r>
         <w:rPr>
-          <w:rFonts w:ascii="Calibri" w:eastAsiaTheme="majorEastAsia" w:hAnsi="Calibri" w:cs="Calibri" w:hint="cs"/>
+          <w:rFonts w:ascii="Calibri" w:eastAsiaTheme="majorEastAsia" w:hAnsi="Calibri" w:cs="Calibri"/>
           <w:rtl/>
           <w:lang w:bidi="fa-IR"/>
         </w:rPr>
@@ -9218,7 +9210,7 @@
       </w:r>
       <w:r>
         <w:rPr>
-          <w:rFonts w:ascii="Calibri" w:eastAsiaTheme="majorEastAsia" w:hAnsi="Calibri" w:cs="Calibri" w:hint="cs"/>
+          <w:rFonts w:ascii="Calibri" w:eastAsiaTheme="majorEastAsia" w:hAnsi="Calibri" w:cs="Calibri"/>
           <w:rtl/>
           <w:lang w:bidi="fa-IR"/>
         </w:rPr>
@@ -9322,7 +9314,7 @@
           <w:lang w:bidi="fa-IR"/>
         </w:rPr>
         <w:drawing>
-          <wp:anchor distT="0" distB="0" distL="114300" distR="114300" simplePos="0" relativeHeight="251669504" behindDoc="0" locked="0" layoutInCell="1" allowOverlap="1" wp14:anchorId="50C11E8B" wp14:editId="1D7F6CE7">
+          <wp:anchor distT="0" distB="0" distL="114300" distR="114300" simplePos="0" relativeHeight="251669504" behindDoc="0" locked="0" layoutInCell="1" allowOverlap="1" wp14:anchorId="50C11E8B" wp14:editId="35F9F335">
             <wp:simplePos x="0" y="0"/>
             <wp:positionH relativeFrom="margin">
               <wp:align>right</wp:align>
@@ -9373,32 +9365,13 @@
       </w:r>
       <w:r>
         <w:rPr>
-          <w:rFonts w:ascii="Calibri" w:eastAsiaTheme="majorEastAsia" w:hAnsi="Calibri" w:cs="Calibri" w:hint="cs"/>
-          <w:sz w:val="22"/>
-          <w:szCs w:val="22"/>
-          <w:rtl/>
-          <w:lang w:bidi="fa-IR"/>
-        </w:rPr>
-        <w:t xml:space="preserve">عملیات در این مرحله لود کردن </w:t>
-      </w:r>
-      <w:r>
-        <w:rPr>
           <w:rFonts w:ascii="Calibri" w:eastAsiaTheme="majorEastAsia" w:hAnsi="Calibri" w:cs="Calibri"/>
           <w:sz w:val="22"/>
           <w:szCs w:val="22"/>
-          <w:lang w:bidi="fa-IR"/>
-        </w:rPr>
-        <w:t>B</w:t>
-      </w:r>
-      <w:r>
-        <w:rPr>
-          <w:rFonts w:ascii="Calibri" w:eastAsiaTheme="majorEastAsia" w:hAnsi="Calibri" w:cs="Calibri" w:hint="cs"/>
-          <w:sz w:val="22"/>
-          <w:szCs w:val="22"/>
-          <w:rtl/>
-          <w:lang w:bidi="fa-IR"/>
-        </w:rPr>
-        <w:t xml:space="preserve"> در </w:t>
+          <w:rtl/>
+          <w:lang w:bidi="fa-IR"/>
+        </w:rPr>
+        <w:t xml:space="preserve">عملیات در این مرحله لود کردن </w:t>
       </w:r>
       <w:r>
         <w:rPr>
@@ -9407,50 +9380,69 @@
           <w:szCs w:val="22"/>
           <w:lang w:bidi="fa-IR"/>
         </w:rPr>
-        <w:t>A</w:t>
-      </w:r>
-      <w:r>
-        <w:rPr>
-          <w:rFonts w:ascii="Calibri" w:eastAsiaTheme="majorEastAsia" w:hAnsi="Calibri" w:cs="Calibri" w:hint="cs"/>
-          <w:sz w:val="22"/>
-          <w:szCs w:val="22"/>
-          <w:rtl/>
-          <w:lang w:bidi="fa-IR"/>
-        </w:rPr>
-        <w:t xml:space="preserve"> است: (در شکل زیر قبل از زدن کلاک واضح است که </w:t>
-      </w:r>
-      <w:r>
-        <w:rPr>
-          <w:rFonts w:ascii="Calibri" w:eastAsiaTheme="majorEastAsia" w:hAnsi="Calibri" w:cs="Calibri" w:hint="cs"/>
-          <w:sz w:val="22"/>
-          <w:szCs w:val="22"/>
-          <w:rtl/>
-          <w:lang w:bidi="fa-IR"/>
-        </w:rPr>
-        <w:t xml:space="preserve">3  </w:t>
-      </w:r>
-      <w:r>
-        <w:rPr>
-          <w:rFonts w:ascii="Calibri" w:eastAsiaTheme="majorEastAsia" w:hAnsi="Calibri" w:cs="Calibri" w:hint="cs"/>
-          <w:sz w:val="22"/>
-          <w:szCs w:val="22"/>
-          <w:rtl/>
-          <w:lang w:bidi="fa-IR"/>
-        </w:rPr>
-        <w:t xml:space="preserve"> پشت رجیستر </w:t>
+        <w:t>B</w:t>
       </w:r>
       <w:r>
         <w:rPr>
           <w:rFonts w:ascii="Calibri" w:eastAsiaTheme="majorEastAsia" w:hAnsi="Calibri" w:cs="Calibri"/>
           <w:sz w:val="22"/>
           <w:szCs w:val="22"/>
+          <w:rtl/>
+          <w:lang w:bidi="fa-IR"/>
+        </w:rPr>
+        <w:t xml:space="preserve"> در </w:t>
+      </w:r>
+      <w:r>
+        <w:rPr>
+          <w:rFonts w:ascii="Calibri" w:eastAsiaTheme="majorEastAsia" w:hAnsi="Calibri" w:cs="Calibri"/>
+          <w:sz w:val="22"/>
+          <w:szCs w:val="22"/>
+          <w:lang w:bidi="fa-IR"/>
+        </w:rPr>
+        <w:t>A</w:t>
+      </w:r>
+      <w:r>
+        <w:rPr>
+          <w:rFonts w:ascii="Calibri" w:eastAsiaTheme="majorEastAsia" w:hAnsi="Calibri" w:cs="Calibri"/>
+          <w:sz w:val="22"/>
+          <w:szCs w:val="22"/>
+          <w:rtl/>
+          <w:lang w:bidi="fa-IR"/>
+        </w:rPr>
+        <w:t xml:space="preserve"> است: (در شکل زیر قبل از زدن کلاک واضح است که </w:t>
+      </w:r>
+      <w:r>
+        <w:rPr>
+          <w:rFonts w:ascii="Calibri" w:eastAsiaTheme="majorEastAsia" w:hAnsi="Calibri" w:cs="Calibri"/>
+          <w:sz w:val="22"/>
+          <w:szCs w:val="22"/>
+          <w:rtl/>
+          <w:lang w:bidi="fa-IR"/>
+        </w:rPr>
+        <w:t xml:space="preserve">3  </w:t>
+      </w:r>
+      <w:r>
+        <w:rPr>
+          <w:rFonts w:ascii="Calibri" w:eastAsiaTheme="majorEastAsia" w:hAnsi="Calibri" w:cs="Calibri"/>
+          <w:sz w:val="22"/>
+          <w:szCs w:val="22"/>
+          <w:rtl/>
+          <w:lang w:bidi="fa-IR"/>
+        </w:rPr>
+        <w:t xml:space="preserve"> پشت رجیستر </w:t>
+      </w:r>
+      <w:r>
+        <w:rPr>
+          <w:rFonts w:ascii="Calibri" w:eastAsiaTheme="majorEastAsia" w:hAnsi="Calibri" w:cs="Calibri"/>
+          <w:sz w:val="22"/>
+          <w:szCs w:val="22"/>
           <w:lang w:bidi="fa-IR"/>
         </w:rPr>
         <w:t xml:space="preserve">A </w:t>
       </w:r>
       <w:r>
         <w:rPr>
-          <w:rFonts w:ascii="Calibri" w:eastAsiaTheme="majorEastAsia" w:hAnsi="Calibri" w:cs="Calibri" w:hint="cs"/>
+          <w:rFonts w:ascii="Calibri" w:eastAsiaTheme="majorEastAsia" w:hAnsi="Calibri" w:cs="Calibri"/>
           <w:sz w:val="22"/>
           <w:szCs w:val="22"/>
           <w:rtl/>
@@ -9527,7 +9519,7 @@
       </w:pPr>
       <w:r>
         <w:rPr>
-          <w:rFonts w:ascii="Calibri" w:eastAsiaTheme="majorEastAsia" w:hAnsi="Calibri" w:cs="Calibri" w:hint="cs"/>
+          <w:rFonts w:ascii="Calibri" w:eastAsiaTheme="majorEastAsia" w:hAnsi="Calibri" w:cs="Calibri"/>
           <w:rtl/>
           <w:lang w:bidi="fa-IR"/>
         </w:rPr>
@@ -9542,7 +9534,7 @@
       </w:r>
       <w:r>
         <w:rPr>
-          <w:rFonts w:ascii="Calibri" w:eastAsiaTheme="majorEastAsia" w:hAnsi="Calibri" w:cs="Calibri" w:hint="cs"/>
+          <w:rFonts w:ascii="Calibri" w:eastAsiaTheme="majorEastAsia" w:hAnsi="Calibri" w:cs="Calibri"/>
           <w:rtl/>
           <w:lang w:bidi="fa-IR"/>
         </w:rPr>
@@ -9604,7 +9596,7 @@
       </w:r>
       <w:r>
         <w:rPr>
-          <w:rFonts w:ascii="Calibri" w:eastAsiaTheme="majorEastAsia" w:hAnsi="Calibri" w:cs="Calibri" w:hint="cs"/>
+          <w:rFonts w:ascii="Calibri" w:eastAsiaTheme="majorEastAsia" w:hAnsi="Calibri" w:cs="Calibri"/>
           <w:rtl/>
           <w:lang w:bidi="fa-IR"/>
         </w:rPr>
@@ -9678,7 +9670,7 @@
       </w:pPr>
       <w:r>
         <w:rPr>
-          <w:rFonts w:ascii="Calibri" w:eastAsiaTheme="majorEastAsia" w:hAnsi="Calibri" w:cs="Calibri" w:hint="cs"/>
+          <w:rFonts w:ascii="Calibri" w:eastAsiaTheme="majorEastAsia" w:hAnsi="Calibri" w:cs="Calibri"/>
           <w:rtl/>
           <w:lang w:bidi="fa-IR"/>
         </w:rPr>
@@ -9693,7 +9685,7 @@
       </w:r>
       <w:r>
         <w:rPr>
-          <w:rFonts w:ascii="Calibri" w:eastAsiaTheme="majorEastAsia" w:hAnsi="Calibri" w:cs="Calibri" w:hint="cs"/>
+          <w:rFonts w:ascii="Calibri" w:eastAsiaTheme="majorEastAsia" w:hAnsi="Calibri" w:cs="Calibri"/>
           <w:rtl/>
           <w:lang w:bidi="fa-IR"/>
         </w:rPr>
@@ -9812,7 +9804,7 @@
       </w:pPr>
       <w:r>
         <w:rPr>
-          <w:rFonts w:ascii="Calibri" w:eastAsiaTheme="majorEastAsia" w:hAnsi="Calibri" w:cs="Calibri" w:hint="cs"/>
+          <w:rFonts w:ascii="Calibri" w:eastAsiaTheme="majorEastAsia" w:hAnsi="Calibri" w:cs="Calibri"/>
           <w:rtl/>
           <w:lang w:bidi="fa-IR"/>
         </w:rPr>
@@ -9827,7 +9819,7 @@
       </w:r>
       <w:r>
         <w:rPr>
-          <w:rFonts w:ascii="Calibri" w:eastAsiaTheme="majorEastAsia" w:hAnsi="Calibri" w:cs="Calibri" w:hint="cs"/>
+          <w:rFonts w:ascii="Calibri" w:eastAsiaTheme="majorEastAsia" w:hAnsi="Calibri" w:cs="Calibri"/>
           <w:rtl/>
           <w:lang w:bidi="fa-IR"/>
         </w:rPr>
@@ -9842,7 +9834,7 @@
       </w:r>
       <w:r>
         <w:rPr>
-          <w:rFonts w:ascii="Calibri" w:eastAsiaTheme="majorEastAsia" w:hAnsi="Calibri" w:cs="Calibri" w:hint="cs"/>
+          <w:rFonts w:ascii="Calibri" w:eastAsiaTheme="majorEastAsia" w:hAnsi="Calibri" w:cs="Calibri"/>
           <w:rtl/>
           <w:lang w:bidi="fa-IR"/>
         </w:rPr>
@@ -9857,7 +9849,7 @@
       </w:r>
       <w:r>
         <w:rPr>
-          <w:rFonts w:ascii="Calibri" w:eastAsiaTheme="majorEastAsia" w:hAnsi="Calibri" w:cs="Calibri" w:hint="cs"/>
+          <w:rFonts w:ascii="Calibri" w:eastAsiaTheme="majorEastAsia" w:hAnsi="Calibri" w:cs="Calibri"/>
           <w:rtl/>
           <w:lang w:bidi="fa-IR"/>
         </w:rPr>
@@ -9872,7 +9864,7 @@
       </w:r>
       <w:r>
         <w:rPr>
-          <w:rFonts w:ascii="Calibri" w:eastAsiaTheme="majorEastAsia" w:hAnsi="Calibri" w:cs="Calibri" w:hint="cs"/>
+          <w:rFonts w:ascii="Calibri" w:eastAsiaTheme="majorEastAsia" w:hAnsi="Calibri" w:cs="Calibri"/>
           <w:rtl/>
           <w:lang w:bidi="fa-IR"/>
         </w:rPr>
@@ -9945,7 +9937,7 @@
       </w:pPr>
       <w:r>
         <w:rPr>
-          <w:rFonts w:ascii="Calibri" w:eastAsiaTheme="majorEastAsia" w:hAnsi="Calibri" w:cs="Calibri" w:hint="cs"/>
+          <w:rFonts w:ascii="Calibri" w:eastAsiaTheme="majorEastAsia" w:hAnsi="Calibri" w:cs="Calibri"/>
           <w:rtl/>
           <w:lang w:bidi="fa-IR"/>
         </w:rPr>
@@ -9988,7 +9980,7 @@
       </w:pPr>
       <w:r>
         <w:rPr>
-          <w:rFonts w:ascii="Calibri" w:eastAsiaTheme="majorEastAsia" w:hAnsi="Calibri" w:cs="Calibri" w:hint="cs"/>
+          <w:rFonts w:ascii="Calibri" w:eastAsiaTheme="majorEastAsia" w:hAnsi="Calibri" w:cs="Calibri"/>
           <w:rtl/>
           <w:lang w:bidi="fa-IR"/>
         </w:rPr>
@@ -10003,7 +9995,7 @@
       </w:r>
       <w:r>
         <w:rPr>
-          <w:rFonts w:ascii="Calibri" w:eastAsiaTheme="majorEastAsia" w:hAnsi="Calibri" w:cs="Calibri" w:hint="cs"/>
+          <w:rFonts w:ascii="Calibri" w:eastAsiaTheme="majorEastAsia" w:hAnsi="Calibri" w:cs="Calibri"/>
           <w:rtl/>
           <w:lang w:bidi="fa-IR"/>
         </w:rPr>
@@ -10018,7 +10010,7 @@
       </w:r>
       <w:r>
         <w:rPr>
-          <w:rFonts w:ascii="Calibri" w:eastAsiaTheme="majorEastAsia" w:hAnsi="Calibri" w:cs="Calibri" w:hint="cs"/>
+          <w:rFonts w:ascii="Calibri" w:eastAsiaTheme="majorEastAsia" w:hAnsi="Calibri" w:cs="Calibri"/>
           <w:rtl/>
           <w:lang w:bidi="fa-IR"/>
         </w:rPr>
@@ -10033,7 +10025,7 @@
       </w:r>
       <w:r>
         <w:rPr>
-          <w:rFonts w:ascii="Calibri" w:eastAsiaTheme="majorEastAsia" w:hAnsi="Calibri" w:cs="Calibri" w:hint="cs"/>
+          <w:rFonts w:ascii="Calibri" w:eastAsiaTheme="majorEastAsia" w:hAnsi="Calibri" w:cs="Calibri"/>
           <w:rtl/>
           <w:lang w:bidi="fa-IR"/>
         </w:rPr>
@@ -10048,7 +10040,7 @@
       </w:r>
       <w:r>
         <w:rPr>
-          <w:rFonts w:ascii="Calibri" w:eastAsiaTheme="majorEastAsia" w:hAnsi="Calibri" w:cs="Calibri" w:hint="cs"/>
+          <w:rFonts w:ascii="Calibri" w:eastAsiaTheme="majorEastAsia" w:hAnsi="Calibri" w:cs="Calibri"/>
           <w:rtl/>
           <w:lang w:bidi="fa-IR"/>
         </w:rPr>
@@ -10150,7 +10142,7 @@
       </w:pPr>
       <w:r>
         <w:rPr>
-          <w:rFonts w:ascii="Calibri" w:hAnsi="Calibri" w:cs="Calibri" w:hint="cs"/>
+          <w:rFonts w:ascii="Calibri" w:hAnsi="Calibri" w:cs="Calibri"/>
           <w:rtl/>
           <w:lang w:bidi="fa-IR"/>
         </w:rPr>
@@ -10169,13 +10161,14 @@
       <w:pPr>
         <w:bidi/>
         <w:rPr>
-          <w:rtl/>
-          <w:lang w:bidi="fa-IR"/>
-        </w:rPr>
-      </w:pPr>
-      <w:r>
-        <w:rPr>
-          <w:rFonts w:hint="cs"/>
+          <w:rFonts w:ascii="Calibri" w:hAnsi="Calibri" w:cs="Calibri"/>
+          <w:rtl/>
+          <w:lang w:bidi="fa-IR"/>
+        </w:rPr>
+      </w:pPr>
+      <w:r>
+        <w:rPr>
+          <w:rFonts w:ascii="Calibri" w:hAnsi="Calibri" w:cs="Calibri"/>
           <w:rtl/>
           <w:lang w:bidi="fa-IR"/>
         </w:rPr>
@@ -10183,13 +10176,14 @@
       </w:r>
       <w:r>
         <w:rPr>
+          <w:rFonts w:ascii="Calibri" w:hAnsi="Calibri" w:cs="Calibri"/>
           <w:lang w:bidi="fa-IR"/>
         </w:rPr>
         <w:t>ALU</w:t>
       </w:r>
       <w:r>
         <w:rPr>
-          <w:rFonts w:hint="cs"/>
+          <w:rFonts w:ascii="Calibri" w:hAnsi="Calibri" w:cs="Calibri"/>
           <w:rtl/>
           <w:lang w:bidi="fa-IR"/>
         </w:rPr>
@@ -10200,13 +10194,15 @@
       <w:pPr>
         <w:bidi/>
         <w:rPr>
-          <w:rtl/>
-          <w:lang w:bidi="fa-IR"/>
-        </w:rPr>
-      </w:pPr>
-      <w:r>
-        <w:rPr>
-          <w:rFonts w:cs="Arial"/>
+          <w:rFonts w:ascii="Calibri" w:hAnsi="Calibri" w:cs="Calibri"/>
+          <w:rtl/>
+          <w:lang w:bidi="fa-IR"/>
+        </w:rPr>
+      </w:pPr>
+      <w:r>
+        <w:rPr>
+          <w:rFonts w:ascii="Calibri" w:hAnsi="Calibri" w:cs="Calibri"/>
+          <w:noProof/>
           <w:rtl/>
           <w:lang w:bidi="fa-IR"/>
         </w:rPr>
@@ -10251,13 +10247,14 @@
       <w:pPr>
         <w:bidi/>
         <w:rPr>
-          <w:rtl/>
-          <w:lang w:bidi="fa-IR"/>
-        </w:rPr>
-      </w:pPr>
-      <w:r>
-        <w:rPr>
-          <w:rFonts w:hint="cs"/>
+          <w:rFonts w:ascii="Calibri" w:hAnsi="Calibri" w:cs="Calibri"/>
+          <w:rtl/>
+          <w:lang w:bidi="fa-IR"/>
+        </w:rPr>
+      </w:pPr>
+      <w:r>
+        <w:rPr>
+          <w:rFonts w:ascii="Calibri" w:hAnsi="Calibri" w:cs="Calibri"/>
           <w:rtl/>
           <w:lang w:bidi="fa-IR"/>
         </w:rPr>
@@ -10265,7 +10262,7 @@
       </w:r>
       <w:r>
         <w:rPr>
-          <w:rFonts w:hint="cs"/>
+          <w:rFonts w:ascii="Calibri" w:hAnsi="Calibri" w:cs="Calibri"/>
           <w:rtl/>
           <w:lang w:bidi="fa-IR"/>
         </w:rPr>
@@ -10273,13 +10270,14 @@
       </w:r>
       <w:r>
         <w:rPr>
+          <w:rFonts w:ascii="Calibri" w:hAnsi="Calibri" w:cs="Calibri"/>
           <w:lang w:bidi="fa-IR"/>
         </w:rPr>
         <w:t>S3 = 0, S2 = 0</w:t>
       </w:r>
       <w:r>
         <w:rPr>
-          <w:rFonts w:hint="cs"/>
+          <w:rFonts w:ascii="Calibri" w:hAnsi="Calibri" w:cs="Calibri"/>
           <w:rtl/>
           <w:lang w:bidi="fa-IR"/>
         </w:rPr>
@@ -10287,13 +10285,14 @@
       </w:r>
       <w:r>
         <w:rPr>
+          <w:rFonts w:ascii="Calibri" w:hAnsi="Calibri" w:cs="Calibri"/>
           <w:lang w:bidi="fa-IR"/>
         </w:rPr>
         <w:t>S3 = 0, S2 = 1</w:t>
       </w:r>
       <w:r>
         <w:rPr>
-          <w:rFonts w:hint="cs"/>
+          <w:rFonts w:ascii="Calibri" w:hAnsi="Calibri" w:cs="Calibri"/>
           <w:rtl/>
           <w:lang w:bidi="fa-IR"/>
         </w:rPr>
@@ -10301,13 +10300,14 @@
       </w:r>
       <w:r>
         <w:rPr>
+          <w:rFonts w:ascii="Calibri" w:hAnsi="Calibri" w:cs="Calibri"/>
           <w:lang w:bidi="fa-IR"/>
         </w:rPr>
         <w:t>S3 = 1</w:t>
       </w:r>
       <w:r>
         <w:rPr>
-          <w:rFonts w:hint="cs"/>
+          <w:rFonts w:ascii="Calibri" w:hAnsi="Calibri" w:cs="Calibri"/>
           <w:rtl/>
           <w:lang w:bidi="fa-IR"/>
         </w:rPr>
@@ -10315,13 +10315,14 @@
       </w:r>
       <w:r>
         <w:rPr>
+          <w:rFonts w:ascii="Calibri" w:hAnsi="Calibri" w:cs="Calibri"/>
           <w:lang w:bidi="fa-IR"/>
         </w:rPr>
         <w:t>S3, S2</w:t>
       </w:r>
       <w:r>
         <w:rPr>
-          <w:rFonts w:hint="cs"/>
+          <w:rFonts w:ascii="Calibri" w:hAnsi="Calibri" w:cs="Calibri"/>
           <w:rtl/>
           <w:lang w:bidi="fa-IR"/>
         </w:rPr>
@@ -10329,7 +10330,7 @@
       </w:r>
       <w:r>
         <w:rPr>
-          <w:rFonts w:hint="cs"/>
+          <w:rFonts w:ascii="Calibri" w:hAnsi="Calibri" w:cs="Calibri"/>
           <w:rtl/>
           <w:lang w:bidi="fa-IR"/>
         </w:rPr>
@@ -10340,52 +10341,32 @@
       <w:pPr>
         <w:bidi/>
         <w:rPr>
-          <w:rtl/>
-          <w:lang w:bidi="fa-IR"/>
-        </w:rPr>
-      </w:pPr>
-      <w:r>
-        <w:rPr>
-          <w:rFonts w:hint="cs"/>
-          <w:rtl/>
-          <w:lang w:bidi="fa-IR"/>
-        </w:rPr>
-        <w:t xml:space="preserve">بخش اول </w:t>
-      </w:r>
-      <w:r>
-        <w:rPr>
-          <w:rtl/>
-          <w:lang w:bidi="fa-IR"/>
-        </w:rPr>
-        <w:t>–</w:t>
-      </w:r>
-      <w:r>
-        <w:rPr>
-          <w:rFonts w:hint="cs"/>
-          <w:rtl/>
-          <w:lang w:bidi="fa-IR"/>
-        </w:rPr>
-        <w:t xml:space="preserve"> عملیات حسابی:</w:t>
-      </w:r>
-      <w:r>
-        <w:rPr>
+          <w:rFonts w:ascii="Calibri" w:hAnsi="Calibri" w:cs="Calibri"/>
+          <w:rtl/>
+          <w:lang w:bidi="fa-IR"/>
+        </w:rPr>
+      </w:pPr>
+      <w:r>
+        <w:rPr>
+          <w:rFonts w:ascii="Calibri" w:hAnsi="Calibri" w:cs="Calibri"/>
+          <w:rtl/>
+          <w:lang w:bidi="fa-IR"/>
+        </w:rPr>
+        <w:t>بخش اول – عملیات حسابی:</w:t>
+      </w:r>
+      <w:r>
+        <w:rPr>
+          <w:rFonts w:ascii="Calibri" w:hAnsi="Calibri" w:cs="Calibri"/>
           <w:rtl/>
           <w:lang w:bidi="fa-IR"/>
         </w:rPr>
         <w:br/>
-      </w:r>
-      <w:r>
-        <w:rPr>
-          <w:rFonts w:hint="cs"/>
-          <w:rtl/>
-          <w:lang w:bidi="fa-IR"/>
-        </w:rPr>
         <w:t>تمام عملیات این بخش از مدار با یک تمام جمع کننده 4 بیتی</w:t>
       </w:r>
       <w:ins w:id="0" w:author="The God Father 04.11" w:date="2026-08-30T07:18:00Z" w16du:dateUtc="2026-08-30T03:48:00Z">
         <w:r>
           <w:rPr>
-            <w:rFonts w:hint="cs"/>
+            <w:rFonts w:ascii="Calibri" w:hAnsi="Calibri" w:cs="Calibri"/>
             <w:rtl/>
             <w:lang w:bidi="fa-IR"/>
           </w:rPr>
@@ -10395,7 +10376,7 @@
       <w:ins w:id="1" w:author="The God Father 04.11" w:date="2026-08-30T07:19:00Z" w16du:dateUtc="2026-08-30T03:49:00Z">
         <w:r>
           <w:rPr>
-            <w:rFonts w:hint="cs"/>
+            <w:rFonts w:ascii="Calibri" w:hAnsi="Calibri" w:cs="Calibri"/>
             <w:rtl/>
             <w:lang w:bidi="fa-IR"/>
           </w:rPr>
@@ -10404,7 +10385,7 @@
       </w:ins>
       <w:r>
         <w:rPr>
-          <w:rFonts w:hint="cs"/>
+          <w:rFonts w:ascii="Calibri" w:hAnsi="Calibri" w:cs="Calibri"/>
           <w:rtl/>
           <w:lang w:bidi="fa-IR"/>
         </w:rPr>
@@ -10412,13 +10393,14 @@
       </w:r>
       <w:r>
         <w:rPr>
+          <w:rFonts w:ascii="Calibri" w:hAnsi="Calibri" w:cs="Calibri"/>
           <w:lang w:bidi="fa-IR"/>
         </w:rPr>
         <w:t>S1, S0</w:t>
       </w:r>
       <w:r>
         <w:rPr>
-          <w:rFonts w:hint="cs"/>
+          <w:rFonts w:ascii="Calibri" w:hAnsi="Calibri" w:cs="Calibri"/>
           <w:rtl/>
           <w:lang w:bidi="fa-IR"/>
         </w:rPr>
@@ -10426,13 +10408,14 @@
       </w:r>
       <w:r>
         <w:rPr>
+          <w:rFonts w:ascii="Calibri" w:hAnsi="Calibri" w:cs="Calibri"/>
           <w:lang w:bidi="fa-IR"/>
         </w:rPr>
         <w:t>A</w:t>
       </w:r>
       <w:r>
         <w:rPr>
-          <w:rFonts w:hint="cs"/>
+          <w:rFonts w:ascii="Calibri" w:hAnsi="Calibri" w:cs="Calibri"/>
           <w:rtl/>
           <w:lang w:bidi="fa-IR"/>
         </w:rPr>
@@ -10440,7 +10423,7 @@
       </w:r>
       <w:r>
         <w:rPr>
-          <w:rFonts w:hint="cs"/>
+          <w:rFonts w:ascii="Calibri" w:hAnsi="Calibri" w:cs="Calibri"/>
           <w:rtl/>
           <w:lang w:bidi="fa-IR"/>
         </w:rPr>
@@ -10448,7 +10431,7 @@
       </w:r>
       <w:r>
         <w:rPr>
-          <w:rFonts w:hint="cs"/>
+          <w:rFonts w:ascii="Calibri" w:hAnsi="Calibri" w:cs="Calibri"/>
           <w:rtl/>
           <w:lang w:bidi="fa-IR"/>
         </w:rPr>
@@ -10456,13 +10439,14 @@
       </w:r>
       <w:r>
         <w:rPr>
+          <w:rFonts w:ascii="Calibri" w:hAnsi="Calibri" w:cs="Calibri"/>
           <w:lang w:bidi="fa-IR"/>
         </w:rPr>
         <w:t>S1 = 0, S0 = 0</w:t>
       </w:r>
       <w:r>
         <w:rPr>
-          <w:rFonts w:hint="cs"/>
+          <w:rFonts w:ascii="Calibri" w:hAnsi="Calibri" w:cs="Calibri"/>
           <w:rtl/>
           <w:lang w:bidi="fa-IR"/>
         </w:rPr>
@@ -10470,7 +10454,7 @@
       </w:r>
       <w:r>
         <w:rPr>
-          <w:rFonts w:hint="cs"/>
+          <w:rFonts w:ascii="Calibri" w:hAnsi="Calibri" w:cs="Calibri"/>
           <w:rtl/>
           <w:lang w:bidi="fa-IR"/>
         </w:rPr>
@@ -10478,13 +10462,14 @@
       </w:r>
       <w:r>
         <w:rPr>
+          <w:rFonts w:ascii="Calibri" w:hAnsi="Calibri" w:cs="Calibri"/>
           <w:lang w:bidi="fa-IR"/>
         </w:rPr>
         <w:t>S1 = 0, S0 = 1</w:t>
       </w:r>
       <w:r>
         <w:rPr>
-          <w:rFonts w:hint="cs"/>
+          <w:rFonts w:ascii="Calibri" w:hAnsi="Calibri" w:cs="Calibri"/>
           <w:rtl/>
           <w:lang w:bidi="fa-IR"/>
         </w:rPr>
@@ -10492,13 +10477,14 @@
       </w:r>
       <w:r>
         <w:rPr>
+          <w:rFonts w:ascii="Calibri" w:hAnsi="Calibri" w:cs="Calibri"/>
           <w:lang w:bidi="fa-IR"/>
         </w:rPr>
         <w:t>B</w:t>
       </w:r>
       <w:r>
         <w:rPr>
-          <w:rFonts w:hint="cs"/>
+          <w:rFonts w:ascii="Calibri" w:hAnsi="Calibri" w:cs="Calibri"/>
           <w:rtl/>
           <w:lang w:bidi="fa-IR"/>
         </w:rPr>
@@ -10506,13 +10492,14 @@
       </w:r>
       <w:r>
         <w:rPr>
+          <w:rFonts w:ascii="Calibri" w:hAnsi="Calibri" w:cs="Calibri"/>
           <w:lang w:bidi="fa-IR"/>
         </w:rPr>
         <w:t>S1 = 1, S0 = 0</w:t>
       </w:r>
       <w:r>
         <w:rPr>
-          <w:rFonts w:hint="cs"/>
+          <w:rFonts w:ascii="Calibri" w:hAnsi="Calibri" w:cs="Calibri"/>
           <w:rtl/>
           <w:lang w:bidi="fa-IR"/>
         </w:rPr>
@@ -10521,7 +10508,7 @@
       <w:ins w:id="2" w:author="The God Father 04.11" w:date="2026-08-30T07:19:00Z" w16du:dateUtc="2026-08-30T03:49:00Z">
         <w:r>
           <w:rPr>
-            <w:rFonts w:hint="cs"/>
+            <w:rFonts w:ascii="Calibri" w:hAnsi="Calibri" w:cs="Calibri"/>
             <w:rtl/>
             <w:lang w:bidi="fa-IR"/>
           </w:rPr>
@@ -10530,7 +10517,7 @@
       </w:ins>
       <w:r>
         <w:rPr>
-          <w:rFonts w:hint="cs"/>
+          <w:rFonts w:ascii="Calibri" w:hAnsi="Calibri" w:cs="Calibri"/>
           <w:rtl/>
           <w:lang w:bidi="fa-IR"/>
         </w:rPr>
@@ -10538,13 +10525,14 @@
       </w:r>
       <w:r>
         <w:rPr>
+          <w:rFonts w:ascii="Calibri" w:hAnsi="Calibri" w:cs="Calibri"/>
           <w:lang w:bidi="fa-IR"/>
         </w:rPr>
         <w:t>B’</w:t>
       </w:r>
       <w:r>
         <w:rPr>
-          <w:rFonts w:hint="cs"/>
+          <w:rFonts w:ascii="Calibri" w:hAnsi="Calibri" w:cs="Calibri"/>
           <w:rtl/>
           <w:lang w:bidi="fa-IR"/>
         </w:rPr>
@@ -10553,7 +10541,7 @@
       <w:ins w:id="3" w:author="The God Father 04.11" w:date="2026-08-30T07:20:00Z" w16du:dateUtc="2026-08-30T03:50:00Z">
         <w:r>
           <w:rPr>
-            <w:rFonts w:hint="cs"/>
+            <w:rFonts w:ascii="Calibri" w:hAnsi="Calibri" w:cs="Calibri"/>
             <w:rtl/>
             <w:lang w:bidi="fa-IR"/>
           </w:rPr>
@@ -10562,7 +10550,7 @@
       </w:ins>
       <w:r>
         <w:rPr>
-          <w:rFonts w:hint="cs"/>
+          <w:rFonts w:ascii="Calibri" w:hAnsi="Calibri" w:cs="Calibri"/>
           <w:rtl/>
           <w:lang w:bidi="fa-IR"/>
         </w:rPr>
@@ -10570,45 +10558,29 @@
       </w:r>
       <w:r>
         <w:rPr>
+          <w:rFonts w:ascii="Calibri" w:hAnsi="Calibri" w:cs="Calibri"/>
           <w:lang w:bidi="fa-IR"/>
         </w:rPr>
         <w:t>S1 = 1, S0 = 1</w:t>
       </w:r>
       <w:r>
         <w:rPr>
-          <w:rFonts w:hint="cs"/>
-          <w:rtl/>
-          <w:lang w:bidi="fa-IR"/>
-        </w:rPr>
-        <w:t xml:space="preserve">، ورودی دوم 1111 </w:t>
-      </w:r>
-      <w:ins w:id="4" w:author="The God Father 04.11" w:date="2026-08-30T07:20:00Z" w16du:dateUtc="2026-08-30T03:50:00Z">
-        <w:r>
-          <w:rPr>
-            <w:rFonts w:hint="cs"/>
-            <w:rtl/>
-            <w:lang w:bidi="fa-IR"/>
-          </w:rPr>
-          <w:t xml:space="preserve">(مکمل دوی عدد 0001) </w:t>
-        </w:r>
-      </w:ins>
-      <w:r>
-        <w:rPr>
-          <w:rFonts w:hint="cs"/>
-          <w:rtl/>
-          <w:lang w:bidi="fa-IR"/>
-        </w:rPr>
-        <w:t xml:space="preserve">خواهد بود. خروجی‌های این تمام جمع کننده را </w:t>
-      </w:r>
-      <w:r>
-        <w:rPr>
+          <w:rFonts w:ascii="Calibri" w:hAnsi="Calibri" w:cs="Calibri"/>
+          <w:rtl/>
+          <w:lang w:bidi="fa-IR"/>
+        </w:rPr>
+        <w:t xml:space="preserve">، ورودی دوم 1111 خواهد بود. خروجی‌های این تمام جمع کننده را </w:t>
+      </w:r>
+      <w:r>
+        <w:rPr>
+          <w:rFonts w:ascii="Calibri" w:hAnsi="Calibri" w:cs="Calibri"/>
           <w:lang w:bidi="fa-IR"/>
         </w:rPr>
         <w:t>ARITH-0</w:t>
       </w:r>
       <w:r>
         <w:rPr>
-          <w:rFonts w:hint="cs"/>
+          <w:rFonts w:ascii="Calibri" w:hAnsi="Calibri" w:cs="Calibri"/>
           <w:rtl/>
           <w:lang w:bidi="fa-IR"/>
         </w:rPr>
@@ -10616,13 +10588,14 @@
       </w:r>
       <w:r>
         <w:rPr>
+          <w:rFonts w:ascii="Calibri" w:hAnsi="Calibri" w:cs="Calibri"/>
           <w:lang w:bidi="fa-IR"/>
         </w:rPr>
         <w:t>ARITH-3</w:t>
       </w:r>
       <w:r>
         <w:rPr>
-          <w:rFonts w:hint="cs"/>
+          <w:rFonts w:ascii="Calibri" w:hAnsi="Calibri" w:cs="Calibri"/>
           <w:rtl/>
           <w:lang w:bidi="fa-IR"/>
         </w:rPr>
@@ -10630,7 +10603,7 @@
       </w:r>
       <w:r>
         <w:rPr>
-          <w:rFonts w:hint="cs"/>
+          <w:rFonts w:ascii="Calibri" w:hAnsi="Calibri" w:cs="Calibri"/>
           <w:rtl/>
           <w:lang w:bidi="fa-IR"/>
         </w:rPr>
@@ -10638,13 +10611,14 @@
       </w:r>
       <w:r>
         <w:rPr>
+          <w:rFonts w:ascii="Calibri" w:hAnsi="Calibri" w:cs="Calibri"/>
           <w:lang w:bidi="fa-IR"/>
         </w:rPr>
         <w:t>S3 = 0, S2 = 0</w:t>
       </w:r>
       <w:r>
         <w:rPr>
-          <w:rFonts w:hint="cs"/>
+          <w:rFonts w:ascii="Calibri" w:hAnsi="Calibri" w:cs="Calibri"/>
           <w:rtl/>
           <w:lang w:bidi="fa-IR"/>
         </w:rPr>
@@ -10652,13 +10626,14 @@
       </w:r>
       <w:r>
         <w:rPr>
+          <w:rFonts w:ascii="Calibri" w:hAnsi="Calibri" w:cs="Calibri"/>
           <w:lang w:bidi="fa-IR"/>
         </w:rPr>
         <w:t>F0</w:t>
       </w:r>
       <w:r>
         <w:rPr>
-          <w:rFonts w:hint="cs"/>
+          <w:rFonts w:ascii="Calibri" w:hAnsi="Calibri" w:cs="Calibri"/>
           <w:rtl/>
           <w:lang w:bidi="fa-IR"/>
         </w:rPr>
@@ -10666,13 +10641,14 @@
       </w:r>
       <w:r>
         <w:rPr>
+          <w:rFonts w:ascii="Calibri" w:hAnsi="Calibri" w:cs="Calibri"/>
           <w:lang w:bidi="fa-IR"/>
         </w:rPr>
         <w:t>F3</w:t>
       </w:r>
       <w:r>
         <w:rPr>
-          <w:rFonts w:hint="cs"/>
+          <w:rFonts w:ascii="Calibri" w:hAnsi="Calibri" w:cs="Calibri"/>
           <w:rtl/>
           <w:lang w:bidi="fa-IR"/>
         </w:rPr>
@@ -10680,13 +10656,14 @@
       </w:r>
       <w:r>
         <w:rPr>
+          <w:rFonts w:ascii="Calibri" w:hAnsi="Calibri" w:cs="Calibri"/>
           <w:lang w:bidi="fa-IR"/>
         </w:rPr>
         <w:t>ARITH-0</w:t>
       </w:r>
       <w:r>
         <w:rPr>
-          <w:rFonts w:hint="cs"/>
+          <w:rFonts w:ascii="Calibri" w:hAnsi="Calibri" w:cs="Calibri"/>
           <w:rtl/>
           <w:lang w:bidi="fa-IR"/>
         </w:rPr>
@@ -10694,13 +10671,14 @@
       </w:r>
       <w:r>
         <w:rPr>
+          <w:rFonts w:ascii="Calibri" w:hAnsi="Calibri" w:cs="Calibri"/>
           <w:lang w:bidi="fa-IR"/>
         </w:rPr>
         <w:t>ARITH-3</w:t>
       </w:r>
       <w:r>
         <w:rPr>
-          <w:rFonts w:hint="cs"/>
+          <w:rFonts w:ascii="Calibri" w:hAnsi="Calibri" w:cs="Calibri"/>
           <w:rtl/>
           <w:lang w:bidi="fa-IR"/>
         </w:rPr>
@@ -10711,13 +10689,15 @@
       <w:pPr>
         <w:bidi/>
         <w:rPr>
-          <w:rtl/>
-          <w:lang w:bidi="fa-IR"/>
-        </w:rPr>
-      </w:pPr>
-      <w:r>
-        <w:rPr>
-          <w:rFonts w:cs="Arial"/>
+          <w:rFonts w:ascii="Calibri" w:hAnsi="Calibri" w:cs="Calibri"/>
+          <w:rtl/>
+          <w:lang w:bidi="fa-IR"/>
+        </w:rPr>
+      </w:pPr>
+      <w:r>
+        <w:rPr>
+          <w:rFonts w:ascii="Calibri" w:hAnsi="Calibri" w:cs="Calibri"/>
+          <w:noProof/>
           <w:rtl/>
           <w:lang w:bidi="fa-IR"/>
         </w:rPr>
@@ -10763,67 +10743,49 @@
       <w:pPr>
         <w:bidi/>
         <w:rPr>
-          <w:rtl/>
-          <w:lang w:bidi="fa-IR"/>
-        </w:rPr>
-      </w:pPr>
-    </w:p>
-    <w:p>
-      <w:pPr>
-        <w:bidi/>
-        <w:rPr>
-          <w:ins w:id="5" w:author="The God Father 04.11" w:date="2026-08-30T07:03:00Z" w16du:dateUtc="2026-08-30T03:33:00Z"/>
-          <w:rtl/>
-          <w:lang w:bidi="fa-IR"/>
-        </w:rPr>
-      </w:pPr>
-      <w:r>
-        <w:rPr>
-          <w:rFonts w:hint="cs"/>
-          <w:rtl/>
-          <w:lang w:bidi="fa-IR"/>
-        </w:rPr>
-        <w:t xml:space="preserve">بخش دوم </w:t>
-      </w:r>
-      <w:r>
-        <w:rPr>
-          <w:rtl/>
-          <w:lang w:bidi="fa-IR"/>
-        </w:rPr>
-        <w:t>–</w:t>
-      </w:r>
-      <w:r>
-        <w:rPr>
-          <w:rFonts w:hint="cs"/>
-          <w:rtl/>
-          <w:lang w:bidi="fa-IR"/>
-        </w:rPr>
-        <w:t xml:space="preserve"> عملیات منطقی:</w:t>
-      </w:r>
-      <w:r>
-        <w:rPr>
+          <w:rFonts w:ascii="Calibri" w:hAnsi="Calibri" w:cs="Calibri"/>
+          <w:rtl/>
+          <w:lang w:bidi="fa-IR"/>
+        </w:rPr>
+      </w:pPr>
+    </w:p>
+    <w:p>
+      <w:pPr>
+        <w:bidi/>
+        <w:rPr>
+          <w:ins w:id="4" w:author="The God Father 04.11" w:date="2026-08-30T07:03:00Z" w16du:dateUtc="2026-08-30T03:33:00Z"/>
+          <w:rFonts w:ascii="Calibri" w:hAnsi="Calibri" w:cs="Calibri"/>
+          <w:rtl/>
+          <w:lang w:bidi="fa-IR"/>
+        </w:rPr>
+      </w:pPr>
+      <w:r>
+        <w:rPr>
+          <w:rFonts w:ascii="Calibri" w:hAnsi="Calibri" w:cs="Calibri"/>
+          <w:rtl/>
+          <w:lang w:bidi="fa-IR"/>
+        </w:rPr>
+        <w:t>بخش دوم – عملیات منطقی:</w:t>
+      </w:r>
+      <w:r>
+        <w:rPr>
+          <w:rFonts w:ascii="Calibri" w:hAnsi="Calibri" w:cs="Calibri"/>
           <w:rtl/>
           <w:lang w:bidi="fa-IR"/>
         </w:rPr>
         <w:br/>
-      </w:r>
-      <w:r>
-        <w:rPr>
-          <w:rFonts w:hint="cs"/>
-          <w:rtl/>
-          <w:lang w:bidi="fa-IR"/>
-        </w:rPr>
         <w:t xml:space="preserve">در این بخش بر اساس </w:t>
       </w:r>
       <w:r>
         <w:rPr>
+          <w:rFonts w:ascii="Calibri" w:hAnsi="Calibri" w:cs="Calibri"/>
           <w:lang w:bidi="fa-IR"/>
         </w:rPr>
         <w:t>S1, S0</w:t>
       </w:r>
       <w:r>
         <w:rPr>
-          <w:rFonts w:hint="cs"/>
+          <w:rFonts w:ascii="Calibri" w:hAnsi="Calibri" w:cs="Calibri"/>
           <w:rtl/>
           <w:lang w:bidi="fa-IR"/>
         </w:rPr>
@@ -10831,13 +10793,14 @@
       </w:r>
       <w:r>
         <w:rPr>
+          <w:rFonts w:ascii="Calibri" w:hAnsi="Calibri" w:cs="Calibri"/>
           <w:lang w:bidi="fa-IR"/>
         </w:rPr>
         <w:t>A, B</w:t>
       </w:r>
       <w:r>
         <w:rPr>
-          <w:rFonts w:hint="cs"/>
+          <w:rFonts w:ascii="Calibri" w:hAnsi="Calibri" w:cs="Calibri"/>
           <w:rtl/>
           <w:lang w:bidi="fa-IR"/>
         </w:rPr>
@@ -10845,24 +10808,25 @@
       </w:r>
       <w:r>
         <w:rPr>
+          <w:rFonts w:ascii="Calibri" w:hAnsi="Calibri" w:cs="Calibri"/>
           <w:lang w:bidi="fa-IR"/>
         </w:rPr>
         <w:t>S1 = 0, S0 = 0</w:t>
       </w:r>
-      <w:ins w:id="6" w:author="The God Father 04.11" w:date="2026-08-30T06:55:00Z" w16du:dateUtc="2026-08-30T03:25:00Z">
+      <w:ins w:id="5" w:author="The God Father 04.11" w:date="2026-08-30T06:55:00Z" w16du:dateUtc="2026-08-30T03:25:00Z">
         <w:r>
           <w:rPr>
-            <w:rFonts w:hint="cs"/>
+            <w:rFonts w:ascii="Calibri" w:hAnsi="Calibri" w:cs="Calibri"/>
             <w:rtl/>
             <w:lang w:bidi="fa-IR"/>
           </w:rPr>
           <w:t>،</w:t>
         </w:r>
       </w:ins>
-      <w:ins w:id="7" w:author="The God Father 04.11" w:date="2026-08-30T06:56:00Z" w16du:dateUtc="2026-08-30T03:26:00Z">
+      <w:ins w:id="6" w:author="The God Father 04.11" w:date="2026-08-30T06:56:00Z" w16du:dateUtc="2026-08-30T03:26:00Z">
         <w:r>
           <w:rPr>
-            <w:rFonts w:hint="cs"/>
+            <w:rFonts w:ascii="Calibri" w:hAnsi="Calibri" w:cs="Calibri"/>
             <w:rtl/>
             <w:lang w:bidi="fa-IR"/>
           </w:rPr>
@@ -10870,39 +10834,160 @@
         </w:r>
         <w:r>
           <w:rPr>
+            <w:rFonts w:ascii="Calibri" w:hAnsi="Calibri" w:cs="Calibri"/>
             <w:lang w:bidi="fa-IR"/>
           </w:rPr>
           <w:t xml:space="preserve">A </w:t>
         </w:r>
       </w:ins>
-      <w:ins w:id="8" w:author="The God Father 04.11" w:date="2026-08-30T07:00:00Z" w16du:dateUtc="2026-08-30T03:30:00Z">
+      <w:ins w:id="7" w:author="The God Father 04.11" w:date="2026-08-30T07:00:00Z" w16du:dateUtc="2026-08-30T03:30:00Z">
         <w:r>
           <w:rPr>
+            <w:rFonts w:ascii="Calibri" w:hAnsi="Calibri" w:cs="Calibri"/>
             <w:lang w:bidi="fa-IR"/>
           </w:rPr>
           <w:t>AND</w:t>
         </w:r>
       </w:ins>
-      <w:ins w:id="9" w:author="The God Father 04.11" w:date="2026-08-30T06:56:00Z" w16du:dateUtc="2026-08-30T03:26:00Z">
+      <w:ins w:id="8" w:author="The God Father 04.11" w:date="2026-08-30T06:56:00Z" w16du:dateUtc="2026-08-30T03:26:00Z">
         <w:r>
           <w:rPr>
+            <w:rFonts w:ascii="Calibri" w:hAnsi="Calibri" w:cs="Calibri"/>
             <w:lang w:bidi="fa-IR"/>
           </w:rPr>
           <w:t xml:space="preserve"> B</w:t>
         </w:r>
         <w:r>
           <w:rPr>
-            <w:rFonts w:hint="cs"/>
+            <w:rFonts w:ascii="Calibri" w:hAnsi="Calibri" w:cs="Calibri"/>
             <w:rtl/>
             <w:lang w:bidi="fa-IR"/>
           </w:rPr>
           <w:t>،</w:t>
         </w:r>
       </w:ins>
-      <w:ins w:id="10" w:author="The God Father 04.11" w:date="2026-08-30T06:57:00Z" w16du:dateUtc="2026-08-30T03:27:00Z">
+      <w:ins w:id="9" w:author="The God Father 04.11" w:date="2026-08-30T06:57:00Z" w16du:dateUtc="2026-08-30T03:27:00Z">
         <w:r>
           <w:rPr>
-            <w:rFonts w:hint="cs"/>
+            <w:rFonts w:ascii="Calibri" w:hAnsi="Calibri" w:cs="Calibri"/>
+            <w:rtl/>
+            <w:lang w:bidi="fa-IR"/>
+          </w:rPr>
+          <w:t xml:space="preserve"> اگر </w:t>
+        </w:r>
+        <w:r>
+          <w:rPr>
+            <w:rFonts w:ascii="Calibri" w:hAnsi="Calibri" w:cs="Calibri"/>
+            <w:lang w:bidi="fa-IR"/>
+          </w:rPr>
+          <w:t>S1 = 0, S0 = 1</w:t>
+        </w:r>
+        <w:r>
+          <w:rPr>
+            <w:rFonts w:ascii="Calibri" w:hAnsi="Calibri" w:cs="Calibri"/>
+            <w:rtl/>
+            <w:lang w:bidi="fa-IR"/>
+          </w:rPr>
+          <w:t xml:space="preserve">، خروجی </w:t>
+        </w:r>
+        <w:r>
+          <w:rPr>
+            <w:rFonts w:ascii="Calibri" w:hAnsi="Calibri" w:cs="Calibri"/>
+            <w:lang w:bidi="fa-IR"/>
+          </w:rPr>
+          <w:t>A OR B</w:t>
+        </w:r>
+        <w:r>
+          <w:rPr>
+            <w:rFonts w:ascii="Calibri" w:hAnsi="Calibri" w:cs="Calibri"/>
+            <w:rtl/>
+            <w:lang w:bidi="fa-IR"/>
+          </w:rPr>
+          <w:t xml:space="preserve">، اگر </w:t>
+        </w:r>
+        <w:r>
+          <w:rPr>
+            <w:rFonts w:ascii="Calibri" w:hAnsi="Calibri" w:cs="Calibri"/>
+            <w:lang w:bidi="fa-IR"/>
+          </w:rPr>
+          <w:t xml:space="preserve">S1 = </w:t>
+        </w:r>
+      </w:ins>
+      <w:ins w:id="10" w:author="The God Father 04.11" w:date="2026-08-30T06:59:00Z" w16du:dateUtc="2026-08-30T03:29:00Z">
+        <w:r>
+          <w:rPr>
+            <w:rFonts w:ascii="Calibri" w:hAnsi="Calibri" w:cs="Calibri"/>
+            <w:lang w:bidi="fa-IR"/>
+          </w:rPr>
+          <w:t>1</w:t>
+        </w:r>
+      </w:ins>
+      <w:ins w:id="11" w:author="The God Father 04.11" w:date="2026-08-30T06:57:00Z" w16du:dateUtc="2026-08-30T03:27:00Z">
+        <w:r>
+          <w:rPr>
+            <w:rFonts w:ascii="Calibri" w:hAnsi="Calibri" w:cs="Calibri"/>
+            <w:lang w:bidi="fa-IR"/>
+          </w:rPr>
+          <w:t>, S0 = 0</w:t>
+        </w:r>
+        <w:r>
+          <w:rPr>
+            <w:rFonts w:ascii="Calibri" w:hAnsi="Calibri" w:cs="Calibri"/>
+            <w:rtl/>
+            <w:lang w:bidi="fa-IR"/>
+          </w:rPr>
+          <w:t>،</w:t>
+        </w:r>
+      </w:ins>
+      <w:ins w:id="12" w:author="The God Father 04.11" w:date="2026-08-30T06:58:00Z" w16du:dateUtc="2026-08-30T03:28:00Z">
+        <w:r>
+          <w:rPr>
+            <w:rFonts w:ascii="Calibri" w:hAnsi="Calibri" w:cs="Calibri"/>
+            <w:rtl/>
+            <w:lang w:bidi="fa-IR"/>
+          </w:rPr>
+          <w:t xml:space="preserve"> خروجی </w:t>
+        </w:r>
+        <w:r>
+          <w:rPr>
+            <w:rFonts w:ascii="Calibri" w:hAnsi="Calibri" w:cs="Calibri"/>
+            <w:lang w:bidi="fa-IR"/>
+          </w:rPr>
+          <w:t>A XOR B</w:t>
+        </w:r>
+        <w:r>
+          <w:rPr>
+            <w:rFonts w:ascii="Calibri" w:hAnsi="Calibri" w:cs="Calibri"/>
+            <w:rtl/>
+            <w:lang w:bidi="fa-IR"/>
+          </w:rPr>
+          <w:t xml:space="preserve"> و</w:t>
+        </w:r>
+      </w:ins>
+      <w:ins w:id="13" w:author="The God Father 04.11" w:date="2026-08-30T06:59:00Z" w16du:dateUtc="2026-08-30T03:29:00Z">
+        <w:r>
+          <w:rPr>
+            <w:rFonts w:ascii="Calibri" w:hAnsi="Calibri" w:cs="Calibri"/>
+            <w:rtl/>
+            <w:lang w:bidi="fa-IR"/>
+          </w:rPr>
+          <w:t xml:space="preserve"> اگر</w:t>
+        </w:r>
+      </w:ins>
+      <w:ins w:id="14" w:author="The God Father 04.11" w:date="2026-08-30T07:03:00Z" w16du:dateUtc="2026-08-30T03:33:00Z">
+        <w:r>
+          <w:rPr>
+            <w:rFonts w:ascii="Calibri" w:hAnsi="Calibri" w:cs="Calibri"/>
+            <w:rtl/>
+            <w:lang w:bidi="fa-IR"/>
+          </w:rPr>
+          <w:t xml:space="preserve">  </w:t>
+        </w:r>
+      </w:ins>
+      <w:ins w:id="15" w:author="The God Father 04.11" w:date="2026-08-30T06:59:00Z" w16du:dateUtc="2026-08-30T03:29:00Z">
+        <w:r>
+          <w:rPr>
+            <w:rFonts w:ascii="Calibri" w:hAnsi="Calibri" w:cs="Calibri"/>
             <w:rtl/>
             <w:lang w:bidi="fa-IR"/>
           </w:rPr>
@@ -10910,275 +10995,113 @@
         </w:r>
         <w:r>
           <w:rPr>
-            <w:rFonts w:hint="cs"/>
-            <w:rtl/>
-            <w:lang w:bidi="fa-IR"/>
-          </w:rPr>
-          <w:t xml:space="preserve">اگر </w:t>
+            <w:rFonts w:ascii="Calibri" w:hAnsi="Calibri" w:cs="Calibri"/>
+            <w:lang w:bidi="fa-IR"/>
+          </w:rPr>
+          <w:t>S1 = 1, S0 = 1</w:t>
         </w:r>
         <w:r>
           <w:rPr>
+            <w:rFonts w:ascii="Calibri" w:hAnsi="Calibri" w:cs="Calibri"/>
+            <w:rtl/>
+            <w:lang w:bidi="fa-IR"/>
+          </w:rPr>
+          <w:t xml:space="preserve">، خروجی </w:t>
+        </w:r>
+        <w:r>
+          <w:rPr>
+            <w:rFonts w:ascii="Calibri" w:hAnsi="Calibri" w:cs="Calibri"/>
+            <w:lang w:bidi="fa-IR"/>
+          </w:rPr>
+          <w:t>A’</w:t>
+        </w:r>
+        <w:r>
+          <w:rPr>
+            <w:rFonts w:ascii="Calibri" w:hAnsi="Calibri" w:cs="Calibri"/>
+            <w:rtl/>
+            <w:lang w:bidi="fa-IR"/>
+          </w:rPr>
+          <w:t xml:space="preserve"> </w:t>
+        </w:r>
+      </w:ins>
+      <w:ins w:id="16" w:author="The God Father 04.11" w:date="2026-08-30T07:00:00Z" w16du:dateUtc="2026-08-30T03:30:00Z">
+        <w:r>
+          <w:rPr>
+            <w:rFonts w:ascii="Calibri" w:hAnsi="Calibri" w:cs="Calibri"/>
+            <w:rtl/>
+            <w:lang w:bidi="fa-IR"/>
+          </w:rPr>
+          <w:t>خواهد بود. نام گذاری خروجی‌ها به تر</w:t>
+        </w:r>
+      </w:ins>
+      <w:ins w:id="17" w:author="The God Father 04.11" w:date="2026-08-30T07:01:00Z" w16du:dateUtc="2026-08-30T03:31:00Z">
+        <w:r>
+          <w:rPr>
+            <w:rFonts w:ascii="Calibri" w:hAnsi="Calibri" w:cs="Calibri"/>
+            <w:rtl/>
+            <w:lang w:bidi="fa-IR"/>
+          </w:rPr>
+          <w:t xml:space="preserve">تیب </w:t>
+        </w:r>
+        <w:r>
+          <w:rPr>
+            <w:rFonts w:ascii="Calibri" w:hAnsi="Calibri" w:cs="Calibri"/>
+            <w:lang w:bidi="fa-IR"/>
+          </w:rPr>
+          <w:t>LOGIC-0</w:t>
+        </w:r>
+        <w:r>
+          <w:rPr>
+            <w:rFonts w:ascii="Calibri" w:hAnsi="Calibri" w:cs="Calibri"/>
+            <w:rtl/>
+            <w:lang w:bidi="fa-IR"/>
+          </w:rPr>
+          <w:t xml:space="preserve"> تا </w:t>
+        </w:r>
+        <w:r>
+          <w:rPr>
+            <w:rFonts w:ascii="Calibri" w:hAnsi="Calibri" w:cs="Calibri"/>
+            <w:lang w:bidi="fa-IR"/>
+          </w:rPr>
+          <w:t>LOGIC-3</w:t>
+        </w:r>
+        <w:r>
+          <w:rPr>
+            <w:rFonts w:ascii="Calibri" w:hAnsi="Calibri" w:cs="Calibri"/>
+            <w:rtl/>
+            <w:lang w:bidi="fa-IR"/>
+          </w:rPr>
+          <w:t xml:space="preserve"> است که خروجی‌های مدار اصلی در حالت </w:t>
+        </w:r>
+        <w:r>
+          <w:rPr>
+            <w:rFonts w:ascii="Calibri" w:hAnsi="Calibri" w:cs="Calibri"/>
             <w:lang w:bidi="fa-IR"/>
           </w:rPr>
           <w:t xml:space="preserve">S1 = 0, S0 = </w:t>
         </w:r>
+      </w:ins>
+      <w:ins w:id="18" w:author="The God Father 04.11" w:date="2026-08-30T07:02:00Z" w16du:dateUtc="2026-08-30T03:32:00Z">
         <w:r>
           <w:rPr>
+            <w:rFonts w:ascii="Calibri" w:hAnsi="Calibri" w:cs="Calibri"/>
             <w:lang w:bidi="fa-IR"/>
           </w:rPr>
           <w:t>1</w:t>
         </w:r>
         <w:r>
           <w:rPr>
-            <w:rFonts w:hint="cs"/>
-            <w:rtl/>
-            <w:lang w:bidi="fa-IR"/>
-          </w:rPr>
-          <w:t>،</w:t>
-        </w:r>
-        <w:r>
-          <w:rPr>
-            <w:rFonts w:hint="cs"/>
-            <w:rtl/>
-            <w:lang w:bidi="fa-IR"/>
-          </w:rPr>
-          <w:t xml:space="preserve"> خروجی </w:t>
-        </w:r>
-        <w:r>
-          <w:rPr>
-            <w:lang w:bidi="fa-IR"/>
-          </w:rPr>
-          <w:t>A OR B</w:t>
-        </w:r>
-        <w:r>
-          <w:rPr>
-            <w:rFonts w:hint="cs"/>
-            <w:rtl/>
-            <w:lang w:bidi="fa-IR"/>
-          </w:rPr>
-          <w:t>،</w:t>
-        </w:r>
-        <w:r>
-          <w:rPr>
-            <w:rFonts w:hint="cs"/>
-            <w:rtl/>
-            <w:lang w:bidi="fa-IR"/>
-          </w:rPr>
-          <w:t xml:space="preserve"> اگر </w:t>
-        </w:r>
-        <w:r>
-          <w:rPr>
-            <w:lang w:bidi="fa-IR"/>
-          </w:rPr>
-          <w:t xml:space="preserve">S1 = </w:t>
-        </w:r>
-      </w:ins>
-      <w:ins w:id="11" w:author="The God Father 04.11" w:date="2026-08-30T06:59:00Z" w16du:dateUtc="2026-08-30T03:29:00Z">
-        <w:r>
-          <w:rPr>
-            <w:lang w:bidi="fa-IR"/>
-          </w:rPr>
-          <w:t>1</w:t>
-        </w:r>
-      </w:ins>
-      <w:ins w:id="12" w:author="The God Father 04.11" w:date="2026-08-30T06:57:00Z" w16du:dateUtc="2026-08-30T03:27:00Z">
-        <w:r>
-          <w:rPr>
-            <w:lang w:bidi="fa-IR"/>
-          </w:rPr>
-          <w:t>, S0 = 0</w:t>
-        </w:r>
-        <w:r>
-          <w:rPr>
-            <w:rFonts w:hint="cs"/>
-            <w:rtl/>
-            <w:lang w:bidi="fa-IR"/>
-          </w:rPr>
-          <w:t>،</w:t>
-        </w:r>
-      </w:ins>
-      <w:ins w:id="13" w:author="The God Father 04.11" w:date="2026-08-30T06:58:00Z" w16du:dateUtc="2026-08-30T03:28:00Z">
-        <w:r>
-          <w:rPr>
-            <w:rFonts w:hint="cs"/>
-            <w:rtl/>
-            <w:lang w:bidi="fa-IR"/>
-          </w:rPr>
-          <w:t xml:space="preserve"> خروجی </w:t>
-        </w:r>
-        <w:r>
-          <w:rPr>
-            <w:lang w:bidi="fa-IR"/>
-          </w:rPr>
-          <w:t>A XOR B</w:t>
-        </w:r>
-        <w:r>
-          <w:rPr>
-            <w:rFonts w:hint="cs"/>
-            <w:rtl/>
-            <w:lang w:bidi="fa-IR"/>
-          </w:rPr>
-          <w:t xml:space="preserve"> و</w:t>
-        </w:r>
-      </w:ins>
-      <w:ins w:id="14" w:author="The God Father 04.11" w:date="2026-08-30T06:59:00Z" w16du:dateUtc="2026-08-30T03:29:00Z">
-        <w:r>
-          <w:rPr>
-            <w:rFonts w:hint="cs"/>
-            <w:rtl/>
-            <w:lang w:bidi="fa-IR"/>
-          </w:rPr>
-          <w:t xml:space="preserve"> اگر</w:t>
-        </w:r>
-      </w:ins>
-      <w:ins w:id="15" w:author="The God Father 04.11" w:date="2026-08-30T07:03:00Z" w16du:dateUtc="2026-08-30T03:33:00Z">
-        <w:r>
-          <w:rPr>
-            <w:rFonts w:hint="cs"/>
-            <w:rtl/>
-            <w:lang w:bidi="fa-IR"/>
-          </w:rPr>
-          <w:t xml:space="preserve">  </w:t>
-        </w:r>
-      </w:ins>
-      <w:ins w:id="16" w:author="The God Father 04.11" w:date="2026-08-30T06:59:00Z" w16du:dateUtc="2026-08-30T03:29:00Z">
-        <w:r>
-          <w:rPr>
-            <w:rFonts w:hint="cs"/>
-            <w:rtl/>
-            <w:lang w:bidi="fa-IR"/>
-          </w:rPr>
-          <w:t xml:space="preserve"> </w:t>
-        </w:r>
-        <w:r>
-          <w:rPr>
-            <w:lang w:bidi="fa-IR"/>
-          </w:rPr>
-          <w:t xml:space="preserve">S1 = </w:t>
-        </w:r>
-        <w:r>
-          <w:rPr>
-            <w:lang w:bidi="fa-IR"/>
-          </w:rPr>
-          <w:t>1</w:t>
-        </w:r>
-        <w:r>
-          <w:rPr>
-            <w:lang w:bidi="fa-IR"/>
-          </w:rPr>
-          <w:t xml:space="preserve">, S0 = </w:t>
-        </w:r>
-        <w:r>
-          <w:rPr>
-            <w:lang w:bidi="fa-IR"/>
-          </w:rPr>
-          <w:t>1</w:t>
-        </w:r>
-        <w:r>
-          <w:rPr>
-            <w:rFonts w:hint="cs"/>
-            <w:rtl/>
-            <w:lang w:bidi="fa-IR"/>
-          </w:rPr>
-          <w:t>،</w:t>
-        </w:r>
-        <w:r>
-          <w:rPr>
-            <w:rFonts w:hint="cs"/>
-            <w:rtl/>
-            <w:lang w:bidi="fa-IR"/>
-          </w:rPr>
-          <w:t xml:space="preserve"> خروجی </w:t>
-        </w:r>
-        <w:r>
-          <w:rPr>
-            <w:lang w:bidi="fa-IR"/>
-          </w:rPr>
-          <w:t>A’</w:t>
-        </w:r>
-        <w:r>
-          <w:rPr>
-            <w:rFonts w:hint="cs"/>
-            <w:rtl/>
-            <w:lang w:bidi="fa-IR"/>
-          </w:rPr>
-          <w:t xml:space="preserve"> </w:t>
-        </w:r>
-      </w:ins>
-      <w:ins w:id="17" w:author="The God Father 04.11" w:date="2026-08-30T07:00:00Z" w16du:dateUtc="2026-08-30T03:30:00Z">
-        <w:r>
-          <w:rPr>
-            <w:rFonts w:hint="cs"/>
-            <w:rtl/>
-            <w:lang w:bidi="fa-IR"/>
-          </w:rPr>
-          <w:t>خواهد بود. نام گذاری خروجی‌ها به تر</w:t>
-        </w:r>
-      </w:ins>
-      <w:ins w:id="18" w:author="The God Father 04.11" w:date="2026-08-30T07:01:00Z" w16du:dateUtc="2026-08-30T03:31:00Z">
-        <w:r>
-          <w:rPr>
-            <w:rFonts w:hint="cs"/>
-            <w:rtl/>
-            <w:lang w:bidi="fa-IR"/>
-          </w:rPr>
-          <w:t xml:space="preserve">تیب </w:t>
-        </w:r>
-        <w:r>
-          <w:rPr>
-            <w:lang w:bidi="fa-IR"/>
-          </w:rPr>
-          <w:t>LOGIC-0</w:t>
-        </w:r>
-        <w:r>
-          <w:rPr>
-            <w:rFonts w:hint="cs"/>
-            <w:rtl/>
-            <w:lang w:bidi="fa-IR"/>
-          </w:rPr>
-          <w:t xml:space="preserve"> تا </w:t>
-        </w:r>
-        <w:r>
-          <w:rPr>
-            <w:lang w:bidi="fa-IR"/>
-          </w:rPr>
-          <w:t>LOGIC-3</w:t>
-        </w:r>
-        <w:r>
-          <w:rPr>
-            <w:rFonts w:hint="cs"/>
-            <w:rtl/>
-            <w:lang w:bidi="fa-IR"/>
-          </w:rPr>
-          <w:t xml:space="preserve"> است که خروجی‌های مدار اصلی در حالت </w:t>
-        </w:r>
-        <w:r>
-          <w:rPr>
-            <w:lang w:bidi="fa-IR"/>
-          </w:rPr>
-          <w:t xml:space="preserve">S1 = 0, S0 = </w:t>
-        </w:r>
-      </w:ins>
-      <w:ins w:id="19" w:author="The God Father 04.11" w:date="2026-08-30T07:02:00Z" w16du:dateUtc="2026-08-30T03:32:00Z">
-        <w:r>
-          <w:rPr>
-            <w:lang w:bidi="fa-IR"/>
-          </w:rPr>
-          <w:t>1</w:t>
-        </w:r>
-        <w:r>
-          <w:rPr>
-            <w:rFonts w:hint="cs"/>
+            <w:rFonts w:ascii="Calibri" w:hAnsi="Calibri" w:cs="Calibri"/>
             <w:rtl/>
             <w:lang w:bidi="fa-IR"/>
           </w:rPr>
           <w:t xml:space="preserve"> هستند.</w:t>
         </w:r>
       </w:ins>
-      <w:ins w:id="20" w:author="The God Father 04.11" w:date="2026-08-30T07:03:00Z" w16du:dateUtc="2026-08-30T03:33:00Z">
+      <w:ins w:id="19" w:author="The God Father 04.11" w:date="2026-08-30T07:03:00Z" w16du:dateUtc="2026-08-30T03:33:00Z">
         <w:r>
           <w:rPr>
-            <w:rFonts w:hint="cs"/>
+            <w:rFonts w:ascii="Calibri" w:hAnsi="Calibri" w:cs="Calibri"/>
             <w:rtl/>
             <w:lang w:bidi="fa-IR"/>
           </w:rPr>
@@ -11190,15 +11113,17 @@
       <w:pPr>
         <w:bidi/>
         <w:rPr>
-          <w:ins w:id="21" w:author="The God Father 04.11" w:date="2026-08-30T07:05:00Z" w16du:dateUtc="2026-08-30T03:35:00Z"/>
-          <w:rtl/>
-          <w:lang w:bidi="fa-IR"/>
-        </w:rPr>
-      </w:pPr>
-      <w:ins w:id="22" w:author="The God Father 04.11" w:date="2026-08-30T07:05:00Z" w16du:dateUtc="2026-08-30T03:35:00Z">
+          <w:ins w:id="20" w:author="The God Father 04.11" w:date="2026-08-30T07:05:00Z" w16du:dateUtc="2026-08-30T03:35:00Z"/>
+          <w:rFonts w:ascii="Calibri" w:hAnsi="Calibri" w:cs="Calibri"/>
+          <w:rtl/>
+          <w:lang w:bidi="fa-IR"/>
+        </w:rPr>
+      </w:pPr>
+      <w:ins w:id="21" w:author="The God Father 04.11" w:date="2026-08-30T07:05:00Z" w16du:dateUtc="2026-08-30T03:35:00Z">
         <w:r>
           <w:rPr>
-            <w:rFonts w:cs="Arial"/>
+            <w:rFonts w:ascii="Calibri" w:hAnsi="Calibri" w:cs="Calibri"/>
+            <w:noProof/>
             <w:rtl/>
             <w:lang w:bidi="fa-IR"/>
           </w:rPr>
@@ -11245,88 +11170,70 @@
       <w:pPr>
         <w:bidi/>
         <w:rPr>
-          <w:ins w:id="23" w:author="The God Father 04.11" w:date="2026-08-30T07:13:00Z" w16du:dateUtc="2026-08-30T03:43:00Z"/>
-          <w:rtl/>
-          <w:lang w:bidi="fa-IR"/>
-        </w:rPr>
-      </w:pPr>
-      <w:ins w:id="24" w:author="The God Father 04.11" w:date="2026-08-30T07:05:00Z" w16du:dateUtc="2026-08-30T03:35:00Z">
+          <w:ins w:id="22" w:author="The God Father 04.11" w:date="2026-08-30T07:13:00Z" w16du:dateUtc="2026-08-30T03:43:00Z"/>
+          <w:rFonts w:ascii="Calibri" w:hAnsi="Calibri" w:cs="Calibri"/>
+          <w:rtl/>
+          <w:lang w:bidi="fa-IR"/>
+        </w:rPr>
+      </w:pPr>
+      <w:ins w:id="23" w:author="The God Father 04.11" w:date="2026-08-30T07:05:00Z" w16du:dateUtc="2026-08-30T03:35:00Z">
         <w:r>
           <w:rPr>
-            <w:rFonts w:hint="cs"/>
+            <w:rFonts w:ascii="Calibri" w:hAnsi="Calibri" w:cs="Calibri"/>
             <w:rtl/>
             <w:lang w:bidi="fa-IR"/>
           </w:rPr>
           <w:lastRenderedPageBreak/>
-          <w:t xml:space="preserve">بخش سوم </w:t>
+          <w:t>بخش سوم – شیفت:</w:t>
         </w:r>
         <w:r>
           <w:rPr>
+            <w:rFonts w:ascii="Calibri" w:hAnsi="Calibri" w:cs="Calibri"/>
             <w:rtl/>
             <w:lang w:bidi="fa-IR"/>
           </w:rPr>
-          <w:t>–</w:t>
-        </w:r>
-        <w:r>
-          <w:rPr>
-            <w:rFonts w:hint="cs"/>
-            <w:rtl/>
-            <w:lang w:bidi="fa-IR"/>
-          </w:rPr>
-          <w:t xml:space="preserve"> شیفت:</w:t>
-        </w:r>
-        <w:r>
-          <w:rPr>
-            <w:rtl/>
-            <w:lang w:bidi="fa-IR"/>
-          </w:rPr>
           <w:br/>
-        </w:r>
-        <w:r>
-          <w:rPr>
-            <w:rFonts w:hint="cs"/>
-            <w:rtl/>
-            <w:lang w:bidi="fa-IR"/>
-          </w:rPr>
           <w:t xml:space="preserve">اینجا از یک مالتی پلکسر استفاده می‌کنیم تا بر اساس </w:t>
         </w:r>
         <w:r>
           <w:rPr>
+            <w:rFonts w:ascii="Calibri" w:hAnsi="Calibri" w:cs="Calibri"/>
             <w:lang w:bidi="fa-IR"/>
           </w:rPr>
           <w:t>S</w:t>
         </w:r>
       </w:ins>
-      <w:ins w:id="25" w:author="The God Father 04.11" w:date="2026-08-30T07:06:00Z" w16du:dateUtc="2026-08-30T03:36:00Z">
+      <w:ins w:id="24" w:author="The God Father 04.11" w:date="2026-08-30T07:06:00Z" w16du:dateUtc="2026-08-30T03:36:00Z">
         <w:r>
           <w:rPr>
+            <w:rFonts w:ascii="Calibri" w:hAnsi="Calibri" w:cs="Calibri"/>
             <w:lang w:bidi="fa-IR"/>
           </w:rPr>
           <w:t>2</w:t>
         </w:r>
         <w:r>
           <w:rPr>
-            <w:rFonts w:hint="cs"/>
+            <w:rFonts w:ascii="Calibri" w:hAnsi="Calibri" w:cs="Calibri"/>
             <w:rtl/>
             <w:lang w:bidi="fa-IR"/>
           </w:rPr>
           <w:t xml:space="preserve"> تشخیص دهد که به راست باید شیفت دهد یا به چپ. اگر</w:t>
         </w:r>
       </w:ins>
-      <w:ins w:id="26" w:author="The God Father 04.11" w:date="2026-08-30T07:07:00Z" w16du:dateUtc="2026-08-30T03:37:00Z">
+      <w:ins w:id="25" w:author="The God Father 04.11" w:date="2026-08-30T07:07:00Z" w16du:dateUtc="2026-08-30T03:37:00Z">
         <w:r>
           <w:rPr>
-            <w:rFonts w:hint="cs"/>
+            <w:rFonts w:ascii="Calibri" w:hAnsi="Calibri" w:cs="Calibri"/>
             <w:rtl/>
             <w:lang w:bidi="fa-IR"/>
           </w:rPr>
           <w:t xml:space="preserve">     </w:t>
         </w:r>
       </w:ins>
-      <w:ins w:id="27" w:author="The God Father 04.11" w:date="2026-08-30T07:06:00Z" w16du:dateUtc="2026-08-30T03:36:00Z">
+      <w:ins w:id="26" w:author="The God Father 04.11" w:date="2026-08-30T07:06:00Z" w16du:dateUtc="2026-08-30T03:36:00Z">
         <w:r>
           <w:rPr>
-            <w:rFonts w:hint="cs"/>
+            <w:rFonts w:ascii="Calibri" w:hAnsi="Calibri" w:cs="Calibri"/>
             <w:rtl/>
             <w:lang w:bidi="fa-IR"/>
           </w:rPr>
@@ -11334,23 +11241,24 @@
         </w:r>
         <w:r>
           <w:rPr>
+            <w:rFonts w:ascii="Calibri" w:hAnsi="Calibri" w:cs="Calibri"/>
             <w:lang w:bidi="fa-IR"/>
           </w:rPr>
           <w:t>S2 = 0</w:t>
         </w:r>
         <w:r>
           <w:rPr>
-            <w:rFonts w:hint="cs"/>
+            <w:rFonts w:ascii="Calibri" w:hAnsi="Calibri" w:cs="Calibri"/>
             <w:rtl/>
             <w:lang w:bidi="fa-IR"/>
           </w:rPr>
           <w:t xml:space="preserve"> مدار </w:t>
         </w:r>
       </w:ins>
-      <w:ins w:id="28" w:author="The God Father 04.11" w:date="2026-08-30T07:07:00Z" w16du:dateUtc="2026-08-30T03:37:00Z">
+      <w:ins w:id="27" w:author="The God Father 04.11" w:date="2026-08-30T07:07:00Z" w16du:dateUtc="2026-08-30T03:37:00Z">
         <w:r>
           <w:rPr>
-            <w:rFonts w:hint="cs"/>
+            <w:rFonts w:ascii="Calibri" w:hAnsi="Calibri" w:cs="Calibri"/>
             <w:rtl/>
             <w:lang w:bidi="fa-IR"/>
           </w:rPr>
@@ -11358,43 +11266,44 @@
         </w:r>
         <w:r>
           <w:rPr>
+            <w:rFonts w:ascii="Calibri" w:hAnsi="Calibri" w:cs="Calibri"/>
             <w:lang w:bidi="fa-IR"/>
           </w:rPr>
           <w:t>A</w:t>
         </w:r>
         <w:r>
           <w:rPr>
-            <w:rFonts w:hint="cs"/>
+            <w:rFonts w:ascii="Calibri" w:hAnsi="Calibri" w:cs="Calibri"/>
             <w:rtl/>
             <w:lang w:bidi="fa-IR"/>
           </w:rPr>
           <w:t xml:space="preserve"> را یک بیت به راست شیفت می‌دهد</w:t>
         </w:r>
       </w:ins>
-      <w:ins w:id="29" w:author="The God Father 04.11" w:date="2026-08-30T07:08:00Z" w16du:dateUtc="2026-08-30T03:38:00Z">
+      <w:ins w:id="28" w:author="The God Father 04.11" w:date="2026-08-30T07:08:00Z" w16du:dateUtc="2026-08-30T03:38:00Z">
         <w:r>
           <w:rPr>
-            <w:rFonts w:hint="cs"/>
+            <w:rFonts w:ascii="Calibri" w:hAnsi="Calibri" w:cs="Calibri"/>
             <w:rtl/>
             <w:lang w:bidi="fa-IR"/>
           </w:rPr>
           <w:t xml:space="preserve"> و بیت پرارزش را 0 می</w:t>
         </w:r>
       </w:ins>
-      <w:ins w:id="30" w:author="The God Father 04.11" w:date="2026-08-30T07:09:00Z" w16du:dateUtc="2026-08-30T03:39:00Z">
+      <w:ins w:id="29" w:author="The God Father 04.11" w:date="2026-08-30T07:09:00Z" w16du:dateUtc="2026-08-30T03:39:00Z">
         <w:r>
           <w:rPr>
-            <w:rFonts w:hint="cs"/>
+            <w:rFonts w:ascii="Calibri" w:hAnsi="Calibri" w:cs="Calibri"/>
             <w:rtl/>
             <w:lang w:bidi="fa-IR"/>
           </w:rPr>
           <w:t>‌گذارد</w:t>
         </w:r>
       </w:ins>
-      <w:ins w:id="31" w:author="The God Father 04.11" w:date="2026-08-30T07:07:00Z" w16du:dateUtc="2026-08-30T03:37:00Z">
+      <w:ins w:id="30" w:author="The God Father 04.11" w:date="2026-08-30T07:07:00Z" w16du:dateUtc="2026-08-30T03:37:00Z">
         <w:r>
           <w:rPr>
-            <w:rFonts w:hint="cs"/>
+            <w:rFonts w:ascii="Calibri" w:hAnsi="Calibri" w:cs="Calibri"/>
             <w:rtl/>
             <w:lang w:bidi="fa-IR"/>
           </w:rPr>
@@ -11402,33 +11311,34 @@
         </w:r>
         <w:r>
           <w:rPr>
+            <w:rFonts w:ascii="Calibri" w:hAnsi="Calibri" w:cs="Calibri"/>
             <w:lang w:bidi="fa-IR"/>
           </w:rPr>
           <w:t>S2 = 1</w:t>
         </w:r>
         <w:r>
           <w:rPr>
-            <w:rFonts w:hint="cs"/>
+            <w:rFonts w:ascii="Calibri" w:hAnsi="Calibri" w:cs="Calibri"/>
             <w:rtl/>
             <w:lang w:bidi="fa-IR"/>
           </w:rPr>
           <w:t xml:space="preserve"> به چپ</w:t>
         </w:r>
       </w:ins>
-      <w:ins w:id="32" w:author="The God Father 04.11" w:date="2026-08-30T07:09:00Z" w16du:dateUtc="2026-08-30T03:39:00Z">
+      <w:ins w:id="31" w:author="The God Father 04.11" w:date="2026-08-30T07:09:00Z" w16du:dateUtc="2026-08-30T03:39:00Z">
         <w:r>
           <w:rPr>
-            <w:rFonts w:hint="cs"/>
+            <w:rFonts w:ascii="Calibri" w:hAnsi="Calibri" w:cs="Calibri"/>
             <w:rtl/>
             <w:lang w:bidi="fa-IR"/>
           </w:rPr>
           <w:t xml:space="preserve"> شیفت می‌دهد و بیت کم ارزش را 0 می‌گذارد. </w:t>
         </w:r>
       </w:ins>
-      <w:ins w:id="33" w:author="The God Father 04.11" w:date="2026-08-30T07:10:00Z" w16du:dateUtc="2026-08-30T03:40:00Z">
+      <w:ins w:id="32" w:author="The God Father 04.11" w:date="2026-08-30T07:10:00Z" w16du:dateUtc="2026-08-30T03:40:00Z">
         <w:r>
           <w:rPr>
-            <w:rFonts w:hint="cs"/>
+            <w:rFonts w:ascii="Calibri" w:hAnsi="Calibri" w:cs="Calibri"/>
             <w:rtl/>
             <w:lang w:bidi="fa-IR"/>
           </w:rPr>
@@ -11436,13 +11346,14 @@
         </w:r>
         <w:r>
           <w:rPr>
+            <w:rFonts w:ascii="Calibri" w:hAnsi="Calibri" w:cs="Calibri"/>
             <w:lang w:bidi="fa-IR"/>
           </w:rPr>
           <w:t>SHIFT-0</w:t>
         </w:r>
         <w:r>
           <w:rPr>
-            <w:rFonts w:hint="cs"/>
+            <w:rFonts w:ascii="Calibri" w:hAnsi="Calibri" w:cs="Calibri"/>
             <w:rtl/>
             <w:lang w:bidi="fa-IR"/>
           </w:rPr>
@@ -11450,23 +11361,24 @@
         </w:r>
         <w:r>
           <w:rPr>
+            <w:rFonts w:ascii="Calibri" w:hAnsi="Calibri" w:cs="Calibri"/>
             <w:lang w:bidi="fa-IR"/>
           </w:rPr>
           <w:t>SHIFT-3</w:t>
         </w:r>
         <w:r>
           <w:rPr>
-            <w:rFonts w:hint="cs"/>
+            <w:rFonts w:ascii="Calibri" w:hAnsi="Calibri" w:cs="Calibri"/>
             <w:rtl/>
             <w:lang w:bidi="fa-IR"/>
           </w:rPr>
           <w:t xml:space="preserve"> نامیده شده‌اند و </w:t>
         </w:r>
       </w:ins>
-      <w:ins w:id="34" w:author="The God Father 04.11" w:date="2026-08-30T07:11:00Z" w16du:dateUtc="2026-08-30T03:41:00Z">
+      <w:ins w:id="33" w:author="The God Father 04.11" w:date="2026-08-30T07:11:00Z" w16du:dateUtc="2026-08-30T03:41:00Z">
         <w:r>
           <w:rPr>
-            <w:rFonts w:hint="cs"/>
+            <w:rFonts w:ascii="Calibri" w:hAnsi="Calibri" w:cs="Calibri"/>
             <w:rtl/>
             <w:lang w:bidi="fa-IR"/>
           </w:rPr>
@@ -11474,23 +11386,24 @@
         </w:r>
         <w:r>
           <w:rPr>
+            <w:rFonts w:ascii="Calibri" w:hAnsi="Calibri" w:cs="Calibri"/>
             <w:lang w:bidi="fa-IR"/>
           </w:rPr>
           <w:t>S3 = 1</w:t>
         </w:r>
         <w:r>
           <w:rPr>
-            <w:rFonts w:hint="cs"/>
+            <w:rFonts w:ascii="Calibri" w:hAnsi="Calibri" w:cs="Calibri"/>
             <w:rtl/>
             <w:lang w:bidi="fa-IR"/>
           </w:rPr>
           <w:t xml:space="preserve"> خروجی‌ها از این بخش می‌آیند</w:t>
         </w:r>
       </w:ins>
-      <w:ins w:id="35" w:author="The God Father 04.11" w:date="2026-08-30T07:12:00Z" w16du:dateUtc="2026-08-30T03:42:00Z">
+      <w:ins w:id="34" w:author="The God Father 04.11" w:date="2026-08-30T07:12:00Z" w16du:dateUtc="2026-08-30T03:42:00Z">
         <w:r>
           <w:rPr>
-            <w:rFonts w:hint="cs"/>
+            <w:rFonts w:ascii="Calibri" w:hAnsi="Calibri" w:cs="Calibri"/>
             <w:rtl/>
             <w:lang w:bidi="fa-IR"/>
           </w:rPr>
@@ -11502,15 +11415,17 @@
       <w:pPr>
         <w:bidi/>
         <w:rPr>
-          <w:ins w:id="36" w:author="The God Father 04.11" w:date="2026-08-30T07:13:00Z" w16du:dateUtc="2026-08-30T03:43:00Z"/>
-          <w:rtl/>
-          <w:lang w:bidi="fa-IR"/>
-        </w:rPr>
-      </w:pPr>
-      <w:ins w:id="37" w:author="The God Father 04.11" w:date="2026-08-30T07:13:00Z" w16du:dateUtc="2026-08-30T03:43:00Z">
+          <w:ins w:id="35" w:author="The God Father 04.11" w:date="2026-08-30T07:13:00Z" w16du:dateUtc="2026-08-30T03:43:00Z"/>
+          <w:rFonts w:ascii="Calibri" w:hAnsi="Calibri" w:cs="Calibri"/>
+          <w:rtl/>
+          <w:lang w:bidi="fa-IR"/>
+        </w:rPr>
+      </w:pPr>
+      <w:ins w:id="36" w:author="The God Father 04.11" w:date="2026-08-30T07:13:00Z" w16du:dateUtc="2026-08-30T03:43:00Z">
         <w:r>
           <w:rPr>
-            <w:rFonts w:cs="Arial"/>
+            <w:rFonts w:ascii="Calibri" w:hAnsi="Calibri" w:cs="Calibri"/>
+            <w:noProof/>
             <w:rtl/>
             <w:lang w:bidi="fa-IR"/>
           </w:rPr>
@@ -11556,25 +11471,27 @@
       <w:pPr>
         <w:bidi/>
         <w:rPr>
-          <w:ins w:id="38" w:author="The God Father 04.11" w:date="2026-08-30T07:14:00Z" w16du:dateUtc="2026-08-30T03:44:00Z"/>
-          <w:rtl/>
-          <w:lang w:bidi="fa-IR"/>
-        </w:rPr>
-      </w:pPr>
-    </w:p>
-    <w:p>
-      <w:pPr>
-        <w:bidi/>
-        <w:rPr>
-          <w:ins w:id="39" w:author="The God Father 04.11" w:date="2026-08-30T07:17:00Z" w16du:dateUtc="2026-08-30T03:47:00Z"/>
-          <w:rtl/>
-          <w:lang w:bidi="fa-IR"/>
-        </w:rPr>
-      </w:pPr>
-      <w:ins w:id="40" w:author="The God Father 04.11" w:date="2026-08-30T07:14:00Z" w16du:dateUtc="2026-08-30T03:44:00Z">
+          <w:ins w:id="37" w:author="The God Father 04.11" w:date="2026-08-30T07:14:00Z" w16du:dateUtc="2026-08-30T03:44:00Z"/>
+          <w:rFonts w:ascii="Calibri" w:hAnsi="Calibri" w:cs="Calibri"/>
+          <w:rtl/>
+          <w:lang w:bidi="fa-IR"/>
+        </w:rPr>
+      </w:pPr>
+    </w:p>
+    <w:p>
+      <w:pPr>
+        <w:bidi/>
+        <w:rPr>
+          <w:ins w:id="38" w:author="The God Father 04.11" w:date="2026-08-30T07:17:00Z" w16du:dateUtc="2026-08-30T03:47:00Z"/>
+          <w:rFonts w:ascii="Calibri" w:hAnsi="Calibri" w:cs="Calibri"/>
+          <w:rtl/>
+          <w:lang w:bidi="fa-IR"/>
+        </w:rPr>
+      </w:pPr>
+      <w:ins w:id="39" w:author="The God Father 04.11" w:date="2026-08-30T07:14:00Z" w16du:dateUtc="2026-08-30T03:44:00Z">
         <w:r>
           <w:rPr>
-            <w:rFonts w:hint="cs"/>
+            <w:rFonts w:ascii="Calibri" w:hAnsi="Calibri" w:cs="Calibri"/>
             <w:rtl/>
             <w:lang w:bidi="fa-IR"/>
           </w:rPr>
@@ -11582,10 +11499,11 @@
           <w:t>حال بخش اصلی مدار را نشان می‌دهیم:</w:t>
         </w:r>
       </w:ins>
-      <w:ins w:id="41" w:author="The God Father 04.11" w:date="2026-08-30T07:15:00Z" w16du:dateUtc="2026-08-30T03:45:00Z">
+      <w:ins w:id="40" w:author="The God Father 04.11" w:date="2026-08-30T07:15:00Z" w16du:dateUtc="2026-08-30T03:45:00Z">
         <w:r>
           <w:rPr>
-            <w:rFonts w:cs="Arial"/>
+            <w:rFonts w:ascii="Calibri" w:hAnsi="Calibri" w:cs="Calibri"/>
+            <w:noProof/>
             <w:rtl/>
             <w:lang w:bidi="fa-IR"/>
           </w:rPr>
@@ -11631,25 +11549,27 @@
       <w:pPr>
         <w:bidi/>
         <w:rPr>
-          <w:ins w:id="42" w:author="The God Father 04.11" w:date="2026-08-30T07:17:00Z" w16du:dateUtc="2026-08-30T03:47:00Z"/>
-          <w:rtl/>
-          <w:lang w:bidi="fa-IR"/>
-        </w:rPr>
-      </w:pPr>
-    </w:p>
-    <w:p>
-      <w:pPr>
-        <w:bidi/>
-        <w:rPr>
-          <w:ins w:id="43" w:author="The God Father 04.11" w:date="2026-08-30T07:22:00Z" w16du:dateUtc="2026-08-30T03:52:00Z"/>
-          <w:rtl/>
-          <w:lang w:bidi="fa-IR"/>
-        </w:rPr>
-      </w:pPr>
-      <w:ins w:id="44" w:author="The God Father 04.11" w:date="2026-08-30T07:17:00Z" w16du:dateUtc="2026-08-30T03:47:00Z">
+          <w:ins w:id="41" w:author="The God Father 04.11" w:date="2026-08-30T07:17:00Z" w16du:dateUtc="2026-08-30T03:47:00Z"/>
+          <w:rFonts w:ascii="Calibri" w:hAnsi="Calibri" w:cs="Calibri"/>
+          <w:rtl/>
+          <w:lang w:bidi="fa-IR"/>
+        </w:rPr>
+      </w:pPr>
+    </w:p>
+    <w:p>
+      <w:pPr>
+        <w:bidi/>
+        <w:rPr>
+          <w:ins w:id="42" w:author="The God Father 04.11" w:date="2026-08-30T07:22:00Z" w16du:dateUtc="2026-08-30T03:52:00Z"/>
+          <w:rFonts w:ascii="Calibri" w:hAnsi="Calibri" w:cs="Calibri"/>
+          <w:rtl/>
+          <w:lang w:bidi="fa-IR"/>
+        </w:rPr>
+      </w:pPr>
+      <w:ins w:id="43" w:author="The God Father 04.11" w:date="2026-08-30T07:17:00Z" w16du:dateUtc="2026-08-30T03:47:00Z">
         <w:r>
           <w:rPr>
-            <w:rFonts w:hint="cs"/>
+            <w:rFonts w:ascii="Calibri" w:hAnsi="Calibri" w:cs="Calibri"/>
             <w:rtl/>
             <w:lang w:bidi="fa-IR"/>
           </w:rPr>
@@ -11658,16 +11578,18 @@
         </w:r>
         <w:r>
           <w:rPr>
+            <w:rFonts w:ascii="Calibri" w:hAnsi="Calibri" w:cs="Calibri"/>
             <w:rtl/>
             <w:lang w:bidi="fa-IR"/>
           </w:rPr>
           <w:br/>
         </w:r>
       </w:ins>
-      <w:ins w:id="45" w:author="The God Father 04.11" w:date="2026-08-30T07:18:00Z" w16du:dateUtc="2026-08-30T03:48:00Z">
+      <w:ins w:id="44" w:author="The God Father 04.11" w:date="2026-08-30T07:18:00Z" w16du:dateUtc="2026-08-30T03:48:00Z">
         <w:r>
           <w:rPr>
-            <w:rFonts w:cs="Arial"/>
+            <w:rFonts w:ascii="Calibri" w:hAnsi="Calibri" w:cs="Calibri"/>
+            <w:noProof/>
             <w:rtl/>
             <w:lang w:bidi="fa-IR"/>
           </w:rPr>
@@ -11713,15 +11635,16 @@
       <w:pPr>
         <w:bidi/>
         <w:rPr>
-          <w:ins w:id="46" w:author="The God Father 04.11" w:date="2026-08-30T07:24:00Z" w16du:dateUtc="2026-08-30T03:54:00Z"/>
-          <w:rtl/>
-          <w:lang w:bidi="fa-IR"/>
-        </w:rPr>
-      </w:pPr>
-      <w:ins w:id="47" w:author="The God Father 04.11" w:date="2026-08-30T07:23:00Z" w16du:dateUtc="2026-08-30T03:53:00Z">
+          <w:ins w:id="45" w:author="The God Father 04.11" w:date="2026-08-30T07:24:00Z" w16du:dateUtc="2026-08-30T03:54:00Z"/>
+          <w:rFonts w:ascii="Calibri" w:hAnsi="Calibri" w:cs="Calibri"/>
+          <w:rtl/>
+          <w:lang w:bidi="fa-IR"/>
+        </w:rPr>
+      </w:pPr>
+      <w:ins w:id="46" w:author="The God Father 04.11" w:date="2026-08-30T07:23:00Z" w16du:dateUtc="2026-08-30T03:53:00Z">
         <w:r>
           <w:rPr>
-            <w:rFonts w:hint="cs"/>
+            <w:rFonts w:ascii="Calibri" w:hAnsi="Calibri" w:cs="Calibri"/>
             <w:rtl/>
             <w:lang w:bidi="fa-IR"/>
           </w:rPr>
@@ -11729,10 +11652,10 @@
           <w:t>چند نمونه تست هم در</w:t>
         </w:r>
       </w:ins>
-      <w:ins w:id="48" w:author="The God Father 04.11" w:date="2026-08-30T07:24:00Z" w16du:dateUtc="2026-08-30T03:54:00Z">
+      <w:ins w:id="47" w:author="The God Father 04.11" w:date="2026-08-30T07:24:00Z" w16du:dateUtc="2026-08-30T03:54:00Z">
         <w:r>
           <w:rPr>
-            <w:rFonts w:hint="cs"/>
+            <w:rFonts w:ascii="Calibri" w:hAnsi="Calibri" w:cs="Calibri"/>
             <w:rtl/>
             <w:lang w:bidi="fa-IR"/>
           </w:rPr>
@@ -11740,7 +11663,7 @@
         </w:r>
         <w:r>
           <w:rPr>
-            <w:rFonts w:hint="cs"/>
+            <w:rFonts w:ascii="Calibri" w:hAnsi="Calibri" w:cs="Calibri"/>
             <w:vanish/>
             <w:rtl/>
             <w:lang w:bidi="fa-IR"/>
@@ -11749,7 +11672,7 @@
         </w:r>
         <w:r>
           <w:rPr>
-            <w:rFonts w:hint="cs"/>
+            <w:rFonts w:ascii="Calibri" w:hAnsi="Calibri" w:cs="Calibri"/>
             <w:rtl/>
             <w:lang w:bidi="fa-IR"/>
           </w:rPr>
@@ -11761,15 +11684,16 @@
       <w:pPr>
         <w:bidi/>
         <w:rPr>
-          <w:ins w:id="49" w:author="The God Father 04.11" w:date="2026-08-30T07:27:00Z" w16du:dateUtc="2026-08-30T03:57:00Z"/>
-          <w:rtl/>
-          <w:lang w:bidi="fa-IR"/>
-        </w:rPr>
-      </w:pPr>
-      <w:ins w:id="50" w:author="The God Father 04.11" w:date="2026-08-30T07:24:00Z" w16du:dateUtc="2026-08-30T03:54:00Z">
+          <w:ins w:id="48" w:author="The God Father 04.11" w:date="2026-08-30T07:27:00Z" w16du:dateUtc="2026-08-30T03:57:00Z"/>
+          <w:rFonts w:ascii="Calibri" w:hAnsi="Calibri" w:cs="Calibri"/>
+          <w:rtl/>
+          <w:lang w:bidi="fa-IR"/>
+        </w:rPr>
+      </w:pPr>
+      <w:ins w:id="49" w:author="The God Father 04.11" w:date="2026-08-30T07:24:00Z" w16du:dateUtc="2026-08-30T03:54:00Z">
         <w:r>
           <w:rPr>
-            <w:rFonts w:hint="cs"/>
+            <w:rFonts w:ascii="Calibri" w:hAnsi="Calibri" w:cs="Calibri"/>
             <w:rtl/>
             <w:lang w:bidi="fa-IR"/>
           </w:rPr>
@@ -11777,13 +11701,14 @@
         </w:r>
         <w:r>
           <w:rPr>
+            <w:rFonts w:ascii="Calibri" w:hAnsi="Calibri" w:cs="Calibri"/>
             <w:lang w:bidi="fa-IR"/>
           </w:rPr>
           <w:t>AND</w:t>
         </w:r>
         <w:r>
           <w:rPr>
-            <w:rFonts w:hint="cs"/>
+            <w:rFonts w:ascii="Calibri" w:hAnsi="Calibri" w:cs="Calibri"/>
             <w:rtl/>
             <w:lang w:bidi="fa-IR"/>
           </w:rPr>
@@ -11791,6 +11716,7 @@
         </w:r>
         <w:r>
           <w:rPr>
+            <w:rFonts w:ascii="Calibri" w:hAnsi="Calibri" w:cs="Calibri"/>
             <w:rtl/>
             <w:lang w:bidi="fa-IR"/>
           </w:rPr>
@@ -11798,7 +11724,8 @@
         </w:r>
         <w:r>
           <w:rPr>
-            <w:rFonts w:cs="Arial"/>
+            <w:rFonts w:ascii="Calibri" w:hAnsi="Calibri" w:cs="Calibri"/>
+            <w:noProof/>
             <w:rtl/>
             <w:lang w:bidi="fa-IR"/>
           </w:rPr>
@@ -11844,7 +11771,19 @@
       <w:pPr>
         <w:bidi/>
         <w:rPr>
+          <w:ins w:id="50" w:author="The God Father 04.11" w:date="2026-08-30T07:27:00Z" w16du:dateUtc="2026-08-30T03:57:00Z"/>
+          <w:rFonts w:ascii="Calibri" w:hAnsi="Calibri" w:cs="Calibri"/>
+          <w:rtl/>
+          <w:lang w:bidi="fa-IR"/>
+        </w:rPr>
+      </w:pPr>
+    </w:p>
+    <w:p>
+      <w:pPr>
+        <w:bidi/>
+        <w:rPr>
           <w:ins w:id="51" w:author="The God Father 04.11" w:date="2026-08-30T07:27:00Z" w16du:dateUtc="2026-08-30T03:57:00Z"/>
+          <w:rFonts w:ascii="Calibri" w:hAnsi="Calibri" w:cs="Calibri"/>
           <w:rtl/>
           <w:lang w:bidi="fa-IR"/>
         </w:rPr>
@@ -11855,6 +11794,7 @@
         <w:bidi/>
         <w:rPr>
           <w:ins w:id="52" w:author="The God Father 04.11" w:date="2026-08-30T07:27:00Z" w16du:dateUtc="2026-08-30T03:57:00Z"/>
+          <w:rFonts w:ascii="Calibri" w:hAnsi="Calibri" w:cs="Calibri"/>
           <w:rtl/>
           <w:lang w:bidi="fa-IR"/>
         </w:rPr>
@@ -11865,6 +11805,7 @@
         <w:bidi/>
         <w:rPr>
           <w:ins w:id="53" w:author="The God Father 04.11" w:date="2026-08-30T07:27:00Z" w16du:dateUtc="2026-08-30T03:57:00Z"/>
+          <w:rFonts w:ascii="Calibri" w:hAnsi="Calibri" w:cs="Calibri"/>
           <w:rtl/>
           <w:lang w:bidi="fa-IR"/>
         </w:rPr>
@@ -11875,6 +11816,7 @@
         <w:bidi/>
         <w:rPr>
           <w:ins w:id="54" w:author="The God Father 04.11" w:date="2026-08-30T07:27:00Z" w16du:dateUtc="2026-08-30T03:57:00Z"/>
+          <w:rFonts w:ascii="Calibri" w:hAnsi="Calibri" w:cs="Calibri"/>
           <w:rtl/>
           <w:lang w:bidi="fa-IR"/>
         </w:rPr>
@@ -11885,6 +11827,7 @@
         <w:bidi/>
         <w:rPr>
           <w:ins w:id="55" w:author="The God Father 04.11" w:date="2026-08-30T07:27:00Z" w16du:dateUtc="2026-08-30T03:57:00Z"/>
+          <w:rFonts w:ascii="Calibri" w:hAnsi="Calibri" w:cs="Calibri"/>
           <w:rtl/>
           <w:lang w:bidi="fa-IR"/>
         </w:rPr>
@@ -11895,6 +11838,7 @@
         <w:bidi/>
         <w:rPr>
           <w:ins w:id="56" w:author="The God Father 04.11" w:date="2026-08-30T07:27:00Z" w16du:dateUtc="2026-08-30T03:57:00Z"/>
+          <w:rFonts w:ascii="Calibri" w:hAnsi="Calibri" w:cs="Calibri"/>
           <w:rtl/>
           <w:lang w:bidi="fa-IR"/>
         </w:rPr>
@@ -11905,6 +11849,7 @@
         <w:bidi/>
         <w:rPr>
           <w:ins w:id="57" w:author="The God Father 04.11" w:date="2026-08-30T07:27:00Z" w16du:dateUtc="2026-08-30T03:57:00Z"/>
+          <w:rFonts w:ascii="Calibri" w:hAnsi="Calibri" w:cs="Calibri"/>
           <w:rtl/>
           <w:lang w:bidi="fa-IR"/>
         </w:rPr>
@@ -11915,16 +11860,18 @@
         <w:bidi/>
         <w:rPr>
           <w:ins w:id="58" w:author="The God Father 04.11" w:date="2026-08-30T07:27:00Z" w16du:dateUtc="2026-08-30T03:57:00Z"/>
-          <w:rtl/>
-          <w:lang w:bidi="fa-IR"/>
-        </w:rPr>
-      </w:pPr>
-    </w:p>
-    <w:p>
-      <w:pPr>
-        <w:bidi/>
-        <w:rPr>
-          <w:ins w:id="59" w:author="The God Father 04.11" w:date="2026-08-30T07:27:00Z" w16du:dateUtc="2026-08-30T03:57:00Z"/>
+          <w:rFonts w:ascii="Calibri" w:hAnsi="Calibri" w:cs="Calibri"/>
+          <w:rtl/>
+          <w:lang w:bidi="fa-IR"/>
+        </w:rPr>
+      </w:pPr>
+    </w:p>
+    <w:p>
+      <w:pPr>
+        <w:bidi/>
+        <w:rPr>
+          <w:ins w:id="59" w:author="The God Father 04.11" w:date="2026-08-30T07:25:00Z" w16du:dateUtc="2026-08-30T03:55:00Z"/>
+          <w:rFonts w:ascii="Calibri" w:hAnsi="Calibri" w:cs="Calibri"/>
           <w:rtl/>
           <w:lang w:bidi="fa-IR"/>
         </w:rPr>
@@ -11935,39 +11882,30 @@
         <w:bidi/>
         <w:rPr>
           <w:ins w:id="60" w:author="The God Father 04.11" w:date="2026-08-30T07:25:00Z" w16du:dateUtc="2026-08-30T03:55:00Z"/>
-          <w:rtl/>
-          <w:lang w:bidi="fa-IR"/>
-        </w:rPr>
-      </w:pPr>
-    </w:p>
-    <w:p>
-      <w:pPr>
-        <w:bidi/>
-        <w:rPr>
-          <w:ins w:id="61" w:author="The God Father 04.11" w:date="2026-08-30T07:25:00Z" w16du:dateUtc="2026-08-30T03:55:00Z"/>
-          <w:rtl/>
-          <w:lang w:bidi="fa-IR"/>
-        </w:rPr>
-      </w:pPr>
-      <w:ins w:id="62" w:author="The God Father 04.11" w:date="2026-08-30T07:25:00Z" w16du:dateUtc="2026-08-30T03:55:00Z">
+          <w:rFonts w:ascii="Calibri" w:hAnsi="Calibri" w:cs="Calibri"/>
+          <w:rtl/>
+          <w:lang w:bidi="fa-IR"/>
+        </w:rPr>
+      </w:pPr>
+      <w:ins w:id="61" w:author="The God Father 04.11" w:date="2026-08-30T07:25:00Z" w16du:dateUtc="2026-08-30T03:55:00Z">
         <w:r>
           <w:rPr>
-            <w:rFonts w:hint="cs"/>
+            <w:rFonts w:ascii="Calibri" w:hAnsi="Calibri" w:cs="Calibri"/>
             <w:rtl/>
             <w:lang w:bidi="fa-IR"/>
           </w:rPr>
-          <w:lastRenderedPageBreak/>
           <w:t xml:space="preserve">تست عملیات حسابی </w:t>
         </w:r>
         <w:r>
           <w:rPr>
+            <w:rFonts w:ascii="Calibri" w:hAnsi="Calibri" w:cs="Calibri"/>
             <w:lang w:bidi="fa-IR"/>
           </w:rPr>
           <w:t>A + B</w:t>
         </w:r>
         <w:r>
           <w:rPr>
-            <w:rFonts w:hint="cs"/>
+            <w:rFonts w:ascii="Calibri" w:hAnsi="Calibri" w:cs="Calibri"/>
             <w:rtl/>
             <w:lang w:bidi="fa-IR"/>
           </w:rPr>
@@ -11979,15 +11917,17 @@
       <w:pPr>
         <w:bidi/>
         <w:rPr>
-          <w:ins w:id="63" w:author="The God Father 04.11" w:date="2026-08-30T07:27:00Z" w16du:dateUtc="2026-08-30T03:57:00Z"/>
-          <w:rtl/>
-          <w:lang w:bidi="fa-IR"/>
-        </w:rPr>
-      </w:pPr>
-      <w:ins w:id="64" w:author="The God Father 04.11" w:date="2026-08-30T07:26:00Z" w16du:dateUtc="2026-08-30T03:56:00Z">
+          <w:ins w:id="62" w:author="The God Father 04.11" w:date="2026-08-30T07:27:00Z" w16du:dateUtc="2026-08-30T03:57:00Z"/>
+          <w:rFonts w:ascii="Calibri" w:hAnsi="Calibri" w:cs="Calibri"/>
+          <w:rtl/>
+          <w:lang w:bidi="fa-IR"/>
+        </w:rPr>
+      </w:pPr>
+      <w:ins w:id="63" w:author="The God Father 04.11" w:date="2026-08-30T07:26:00Z" w16du:dateUtc="2026-08-30T03:56:00Z">
         <w:r>
           <w:rPr>
-            <w:rFonts w:cs="Arial"/>
+            <w:rFonts w:ascii="Calibri" w:hAnsi="Calibri" w:cs="Calibri"/>
+            <w:noProof/>
             <w:rtl/>
             <w:lang w:bidi="fa-IR"/>
           </w:rPr>
@@ -12033,7 +11973,19 @@
       <w:pPr>
         <w:bidi/>
         <w:rPr>
+          <w:ins w:id="64" w:author="The God Father 04.11" w:date="2026-08-30T07:27:00Z" w16du:dateUtc="2026-08-30T03:57:00Z"/>
+          <w:rFonts w:ascii="Calibri" w:hAnsi="Calibri" w:cs="Calibri"/>
+          <w:rtl/>
+          <w:lang w:bidi="fa-IR"/>
+        </w:rPr>
+      </w:pPr>
+    </w:p>
+    <w:p>
+      <w:pPr>
+        <w:bidi/>
+        <w:rPr>
           <w:ins w:id="65" w:author="The God Father 04.11" w:date="2026-08-30T07:27:00Z" w16du:dateUtc="2026-08-30T03:57:00Z"/>
+          <w:rFonts w:ascii="Calibri" w:hAnsi="Calibri" w:cs="Calibri"/>
           <w:rtl/>
           <w:lang w:bidi="fa-IR"/>
         </w:rPr>
@@ -12044,6 +11996,7 @@
         <w:bidi/>
         <w:rPr>
           <w:ins w:id="66" w:author="The God Father 04.11" w:date="2026-08-30T07:27:00Z" w16du:dateUtc="2026-08-30T03:57:00Z"/>
+          <w:rFonts w:ascii="Calibri" w:hAnsi="Calibri" w:cs="Calibri"/>
           <w:rtl/>
           <w:lang w:bidi="fa-IR"/>
         </w:rPr>
@@ -12054,6 +12007,7 @@
         <w:bidi/>
         <w:rPr>
           <w:ins w:id="67" w:author="The God Father 04.11" w:date="2026-08-30T07:27:00Z" w16du:dateUtc="2026-08-30T03:57:00Z"/>
+          <w:rFonts w:ascii="Calibri" w:hAnsi="Calibri" w:cs="Calibri"/>
           <w:rtl/>
           <w:lang w:bidi="fa-IR"/>
         </w:rPr>
@@ -12064,6 +12018,7 @@
         <w:bidi/>
         <w:rPr>
           <w:ins w:id="68" w:author="The God Father 04.11" w:date="2026-08-30T07:27:00Z" w16du:dateUtc="2026-08-30T03:57:00Z"/>
+          <w:rFonts w:ascii="Calibri" w:hAnsi="Calibri" w:cs="Calibri"/>
           <w:rtl/>
           <w:lang w:bidi="fa-IR"/>
         </w:rPr>
@@ -12074,6 +12029,7 @@
         <w:bidi/>
         <w:rPr>
           <w:ins w:id="69" w:author="The God Father 04.11" w:date="2026-08-30T07:27:00Z" w16du:dateUtc="2026-08-30T03:57:00Z"/>
+          <w:rFonts w:ascii="Calibri" w:hAnsi="Calibri" w:cs="Calibri"/>
           <w:rtl/>
           <w:lang w:bidi="fa-IR"/>
         </w:rPr>
@@ -12084,6 +12040,7 @@
         <w:bidi/>
         <w:rPr>
           <w:ins w:id="70" w:author="The God Father 04.11" w:date="2026-08-30T07:27:00Z" w16du:dateUtc="2026-08-30T03:57:00Z"/>
+          <w:rFonts w:ascii="Calibri" w:hAnsi="Calibri" w:cs="Calibri"/>
           <w:rtl/>
           <w:lang w:bidi="fa-IR"/>
         </w:rPr>
@@ -12094,6 +12051,7 @@
         <w:bidi/>
         <w:rPr>
           <w:ins w:id="71" w:author="The God Father 04.11" w:date="2026-08-30T07:27:00Z" w16du:dateUtc="2026-08-30T03:57:00Z"/>
+          <w:rFonts w:ascii="Calibri" w:hAnsi="Calibri" w:cs="Calibri"/>
           <w:rtl/>
           <w:lang w:bidi="fa-IR"/>
         </w:rPr>
@@ -12104,6 +12062,7 @@
         <w:bidi/>
         <w:rPr>
           <w:ins w:id="72" w:author="The God Father 04.11" w:date="2026-08-30T07:27:00Z" w16du:dateUtc="2026-08-30T03:57:00Z"/>
+          <w:rFonts w:ascii="Calibri" w:hAnsi="Calibri" w:cs="Calibri"/>
           <w:rtl/>
           <w:lang w:bidi="fa-IR"/>
         </w:rPr>
@@ -12114,54 +12073,47 @@
         <w:bidi/>
         <w:rPr>
           <w:ins w:id="73" w:author="The God Father 04.11" w:date="2026-08-30T07:27:00Z" w16du:dateUtc="2026-08-30T03:57:00Z"/>
-          <w:rtl/>
-          <w:lang w:bidi="fa-IR"/>
-        </w:rPr>
-      </w:pPr>
-    </w:p>
-    <w:p>
-      <w:pPr>
-        <w:bidi/>
-        <w:rPr>
-          <w:ins w:id="74" w:author="The God Father 04.11" w:date="2026-08-30T07:27:00Z" w16du:dateUtc="2026-08-30T03:57:00Z"/>
-          <w:rtl/>
-          <w:lang w:bidi="fa-IR"/>
-        </w:rPr>
-      </w:pPr>
-    </w:p>
-    <w:p>
-      <w:pPr>
-        <w:bidi/>
-        <w:rPr>
-          <w:ins w:id="75" w:author="The God Father 04.11" w:date="2026-08-30T07:26:00Z" w16du:dateUtc="2026-08-30T03:56:00Z"/>
-          <w:rtl/>
-          <w:lang w:bidi="fa-IR"/>
-        </w:rPr>
-      </w:pPr>
-    </w:p>
-    <w:p>
-      <w:pPr>
-        <w:bidi/>
-        <w:rPr>
-          <w:ins w:id="76" w:author="The God Father 04.11" w:date="2026-08-30T07:27:00Z" w16du:dateUtc="2026-08-30T03:57:00Z"/>
-          <w:rtl/>
-          <w:lang w:bidi="fa-IR"/>
-        </w:rPr>
-      </w:pPr>
-      <w:ins w:id="77" w:author="The God Father 04.11" w:date="2026-08-30T07:26:00Z" w16du:dateUtc="2026-08-30T03:56:00Z">
+          <w:rFonts w:ascii="Calibri" w:hAnsi="Calibri" w:cs="Calibri"/>
+          <w:rtl/>
+          <w:lang w:bidi="fa-IR"/>
+        </w:rPr>
+      </w:pPr>
+    </w:p>
+    <w:p>
+      <w:pPr>
+        <w:bidi/>
+        <w:rPr>
+          <w:ins w:id="74" w:author="The God Father 04.11" w:date="2026-08-30T07:26:00Z" w16du:dateUtc="2026-08-30T03:56:00Z"/>
+          <w:rFonts w:ascii="Calibri" w:hAnsi="Calibri" w:cs="Calibri"/>
+          <w:rtl/>
+          <w:lang w:bidi="fa-IR"/>
+        </w:rPr>
+      </w:pPr>
+    </w:p>
+    <w:p>
+      <w:pPr>
+        <w:bidi/>
+        <w:rPr>
+          <w:ins w:id="75" w:author="The God Father 04.11" w:date="2026-08-30T07:27:00Z" w16du:dateUtc="2026-08-30T03:57:00Z"/>
+          <w:rFonts w:ascii="Calibri" w:hAnsi="Calibri" w:cs="Calibri"/>
+          <w:rtl/>
+          <w:lang w:bidi="fa-IR"/>
+        </w:rPr>
+      </w:pPr>
+      <w:ins w:id="76" w:author="The God Father 04.11" w:date="2026-08-30T07:26:00Z" w16du:dateUtc="2026-08-30T03:56:00Z">
         <w:r>
           <w:rPr>
-            <w:rFonts w:hint="cs"/>
+            <w:rFonts w:ascii="Calibri" w:hAnsi="Calibri" w:cs="Calibri"/>
             <w:rtl/>
             <w:lang w:bidi="fa-IR"/>
           </w:rPr>
           <w:t>تست شیفت به را</w:t>
         </w:r>
       </w:ins>
-      <w:ins w:id="78" w:author="The God Father 04.11" w:date="2026-08-30T07:27:00Z" w16du:dateUtc="2026-08-30T03:57:00Z">
+      <w:ins w:id="77" w:author="The God Father 04.11" w:date="2026-08-30T07:27:00Z" w16du:dateUtc="2026-08-30T03:57:00Z">
         <w:r>
           <w:rPr>
-            <w:rFonts w:hint="cs"/>
+            <w:rFonts w:ascii="Calibri" w:hAnsi="Calibri" w:cs="Calibri"/>
             <w:rtl/>
             <w:lang w:bidi="fa-IR"/>
           </w:rPr>
@@ -12169,7 +12121,7 @@
         </w:r>
         <w:r>
           <w:rPr>
-            <w:rFonts w:hint="cs"/>
+            <w:rFonts w:ascii="Calibri" w:hAnsi="Calibri" w:cs="Calibri"/>
             <w:rtl/>
             <w:lang w:bidi="fa-IR"/>
           </w:rPr>
@@ -12177,13 +12129,14 @@
         </w:r>
         <w:r>
           <w:rPr>
+            <w:rFonts w:ascii="Calibri" w:hAnsi="Calibri" w:cs="Calibri"/>
             <w:lang w:bidi="fa-IR"/>
           </w:rPr>
           <w:t>A</w:t>
         </w:r>
         <w:r>
           <w:rPr>
-            <w:rFonts w:hint="cs"/>
+            <w:rFonts w:ascii="Calibri" w:hAnsi="Calibri" w:cs="Calibri"/>
             <w:rtl/>
             <w:lang w:bidi="fa-IR"/>
           </w:rPr>
@@ -12195,15 +12148,17 @@
       <w:pPr>
         <w:bidi/>
         <w:rPr>
-          <w:ins w:id="79" w:author="The God Father 04.11" w:date="2026-08-30T07:29:00Z" w16du:dateUtc="2026-08-30T03:59:00Z"/>
-          <w:rtl/>
-          <w:lang w:bidi="fa-IR"/>
-        </w:rPr>
-      </w:pPr>
-      <w:ins w:id="80" w:author="The God Father 04.11" w:date="2026-08-30T07:27:00Z" w16du:dateUtc="2026-08-30T03:57:00Z">
+          <w:ins w:id="78" w:author="The God Father 04.11" w:date="2026-08-30T07:29:00Z" w16du:dateUtc="2026-08-30T03:59:00Z"/>
+          <w:rFonts w:ascii="Calibri" w:hAnsi="Calibri" w:cs="Calibri"/>
+          <w:rtl/>
+          <w:lang w:bidi="fa-IR"/>
+        </w:rPr>
+      </w:pPr>
+      <w:ins w:id="79" w:author="The God Father 04.11" w:date="2026-08-30T07:27:00Z" w16du:dateUtc="2026-08-30T03:57:00Z">
         <w:r>
           <w:rPr>
-            <w:rFonts w:cs="Arial"/>
+            <w:rFonts w:ascii="Calibri" w:hAnsi="Calibri" w:cs="Calibri"/>
+            <w:noProof/>
             <w:rtl/>
             <w:lang w:bidi="fa-IR"/>
           </w:rPr>
@@ -12245,6 +12200,7 @@
         </w:r>
         <w:r>
           <w:rPr>
+            <w:rFonts w:ascii="Calibri" w:hAnsi="Calibri" w:cs="Calibri"/>
             <w:rtl/>
             <w:lang w:bidi="fa-IR"/>
           </w:rPr>
@@ -12256,7 +12212,19 @@
       <w:pPr>
         <w:bidi/>
         <w:rPr>
+          <w:ins w:id="80" w:author="The God Father 04.11" w:date="2026-08-30T07:29:00Z" w16du:dateUtc="2026-08-30T03:59:00Z"/>
+          <w:rFonts w:ascii="Calibri" w:hAnsi="Calibri" w:cs="Calibri"/>
+          <w:rtl/>
+          <w:lang w:bidi="fa-IR"/>
+        </w:rPr>
+      </w:pPr>
+    </w:p>
+    <w:p>
+      <w:pPr>
+        <w:bidi/>
+        <w:rPr>
           <w:ins w:id="81" w:author="The God Father 04.11" w:date="2026-08-30T07:29:00Z" w16du:dateUtc="2026-08-30T03:59:00Z"/>
+          <w:rFonts w:ascii="Calibri" w:hAnsi="Calibri" w:cs="Calibri"/>
           <w:rtl/>
           <w:lang w:bidi="fa-IR"/>
         </w:rPr>
@@ -12267,6 +12235,7 @@
         <w:bidi/>
         <w:rPr>
           <w:ins w:id="82" w:author="The God Father 04.11" w:date="2026-08-30T07:29:00Z" w16du:dateUtc="2026-08-30T03:59:00Z"/>
+          <w:rFonts w:ascii="Calibri" w:hAnsi="Calibri" w:cs="Calibri"/>
           <w:rtl/>
           <w:lang w:bidi="fa-IR"/>
         </w:rPr>
@@ -12277,6 +12246,7 @@
         <w:bidi/>
         <w:rPr>
           <w:ins w:id="83" w:author="The God Father 04.11" w:date="2026-08-30T07:29:00Z" w16du:dateUtc="2026-08-30T03:59:00Z"/>
+          <w:rFonts w:ascii="Calibri" w:hAnsi="Calibri" w:cs="Calibri"/>
           <w:rtl/>
           <w:lang w:bidi="fa-IR"/>
         </w:rPr>
@@ -12287,6 +12257,7 @@
         <w:bidi/>
         <w:rPr>
           <w:ins w:id="84" w:author="The God Father 04.11" w:date="2026-08-30T07:29:00Z" w16du:dateUtc="2026-08-30T03:59:00Z"/>
+          <w:rFonts w:ascii="Calibri" w:hAnsi="Calibri" w:cs="Calibri"/>
           <w:rtl/>
           <w:lang w:bidi="fa-IR"/>
         </w:rPr>
@@ -12297,6 +12268,7 @@
         <w:bidi/>
         <w:rPr>
           <w:ins w:id="85" w:author="The God Father 04.11" w:date="2026-08-30T07:29:00Z" w16du:dateUtc="2026-08-30T03:59:00Z"/>
+          <w:rFonts w:ascii="Calibri" w:hAnsi="Calibri" w:cs="Calibri"/>
           <w:rtl/>
           <w:lang w:bidi="fa-IR"/>
         </w:rPr>
@@ -12307,6 +12279,7 @@
         <w:bidi/>
         <w:rPr>
           <w:ins w:id="86" w:author="The God Father 04.11" w:date="2026-08-30T07:29:00Z" w16du:dateUtc="2026-08-30T03:59:00Z"/>
+          <w:rFonts w:ascii="Calibri" w:hAnsi="Calibri" w:cs="Calibri"/>
           <w:rtl/>
           <w:lang w:bidi="fa-IR"/>
         </w:rPr>
@@ -12317,16 +12290,18 @@
         <w:bidi/>
         <w:rPr>
           <w:ins w:id="87" w:author="The God Father 04.11" w:date="2026-08-30T07:29:00Z" w16du:dateUtc="2026-08-30T03:59:00Z"/>
-          <w:rtl/>
-          <w:lang w:bidi="fa-IR"/>
-        </w:rPr>
-      </w:pPr>
-    </w:p>
-    <w:p>
-      <w:pPr>
-        <w:bidi/>
-        <w:rPr>
-          <w:ins w:id="88" w:author="The God Father 04.11" w:date="2026-08-30T07:29:00Z" w16du:dateUtc="2026-08-30T03:59:00Z"/>
+          <w:rFonts w:ascii="Calibri" w:hAnsi="Calibri" w:cs="Calibri"/>
+          <w:rtl/>
+          <w:lang w:bidi="fa-IR"/>
+        </w:rPr>
+      </w:pPr>
+    </w:p>
+    <w:p>
+      <w:pPr>
+        <w:bidi/>
+        <w:rPr>
+          <w:ins w:id="88" w:author="The God Father 04.11" w:date="2026-08-30T07:28:00Z" w16du:dateUtc="2026-08-30T03:58:00Z"/>
+          <w:rFonts w:ascii="Calibri" w:hAnsi="Calibri" w:cs="Calibri"/>
           <w:rtl/>
           <w:lang w:bidi="fa-IR"/>
         </w:rPr>
@@ -12337,28 +12312,18 @@
         <w:bidi/>
         <w:rPr>
           <w:ins w:id="89" w:author="The God Father 04.11" w:date="2026-08-30T07:28:00Z" w16du:dateUtc="2026-08-30T03:58:00Z"/>
-          <w:rtl/>
-          <w:lang w:bidi="fa-IR"/>
-        </w:rPr>
-      </w:pPr>
-    </w:p>
-    <w:p>
-      <w:pPr>
-        <w:bidi/>
-        <w:rPr>
-          <w:ins w:id="90" w:author="The God Father 04.11" w:date="2026-08-30T07:28:00Z" w16du:dateUtc="2026-08-30T03:58:00Z"/>
-          <w:rtl/>
-          <w:lang w:bidi="fa-IR"/>
-        </w:rPr>
-      </w:pPr>
-      <w:ins w:id="91" w:author="The God Father 04.11" w:date="2026-08-30T07:28:00Z" w16du:dateUtc="2026-08-30T03:58:00Z">
+          <w:rFonts w:ascii="Calibri" w:hAnsi="Calibri" w:cs="Calibri"/>
+          <w:rtl/>
+          <w:lang w:bidi="fa-IR"/>
+        </w:rPr>
+      </w:pPr>
+      <w:ins w:id="90" w:author="The God Father 04.11" w:date="2026-08-30T07:28:00Z" w16du:dateUtc="2026-08-30T03:58:00Z">
         <w:r>
           <w:rPr>
-            <w:rFonts w:hint="cs"/>
+            <w:rFonts w:ascii="Calibri" w:hAnsi="Calibri" w:cs="Calibri"/>
             <w:rtl/>
             <w:lang w:bidi="fa-IR"/>
           </w:rPr>
-          <w:lastRenderedPageBreak/>
           <w:t>تست شیفت به چپ:</w:t>
         </w:r>
       </w:ins>
@@ -12367,15 +12332,16 @@
       <w:pPr>
         <w:bidi/>
         <w:rPr>
-          <w:rFonts w:hint="cs"/>
-          <w:rtl/>
-          <w:lang w:bidi="fa-IR"/>
-        </w:rPr>
-      </w:pPr>
-      <w:ins w:id="92" w:author="The God Father 04.11" w:date="2026-08-30T07:29:00Z" w16du:dateUtc="2026-08-30T03:59:00Z">
+          <w:rFonts w:ascii="Calibri" w:hAnsi="Calibri" w:cs="Calibri"/>
+          <w:rtl/>
+          <w:lang w:bidi="fa-IR"/>
+        </w:rPr>
+      </w:pPr>
+      <w:ins w:id="91" w:author="The God Father 04.11" w:date="2026-08-30T07:29:00Z" w16du:dateUtc="2026-08-30T03:59:00Z">
         <w:r>
           <w:rPr>
-            <w:rFonts w:cs="Arial"/>
+            <w:rFonts w:ascii="Calibri" w:hAnsi="Calibri" w:cs="Calibri"/>
+            <w:noProof/>
             <w:rtl/>
             <w:lang w:bidi="fa-IR"/>
           </w:rPr>
@@ -13630,6 +13596,7 @@
   <w:style w:type="character" w:default="1" w:styleId="DefaultParagraphFont">
     <w:name w:val="Default Paragraph Font"/>
     <w:uiPriority w:val="1"/>
+    <w:semiHidden/>
     <w:unhideWhenUsed/>
   </w:style>
   <w:style w:type="table" w:default="1" w:styleId="TableNormal">
